--- a/appendix/Doc - 20260403 - v2 (by 20260414).docx
+++ b/appendix/Doc - 20260403 - v2 (by 20260414).docx
@@ -1177,7 +1177,7 @@
       <w:pPr>
         <w:rPr>
           <w:rStyle w:val="a3"/>
-          <w:rFonts w:ascii="Times New Roman" w:eastAsia="宋体" w:hAnsi="Times New Roman" w:cs="Times New Roman" w:hint="eastAsia"/>
+          <w:rFonts w:ascii="Times New Roman" w:eastAsia="宋体" w:hAnsi="Times New Roman" w:cs="Times New Roman"/>
           <w:i w:val="0"/>
           <w:iCs w:val="0"/>
           <w:color w:val="auto"/>
@@ -5889,12 +5889,26 @@
               <w:rPr>
                 <w:rFonts w:ascii="Times New Roman" w:eastAsia="宋体" w:hAnsi="Times New Roman" w:cs="Times New Roman"/>
               </w:rPr>
-              <w:t xml:space="preserve"> sudo vi </w:t>
-            </w:r>
+              <w:t xml:space="preserve"> </w:t>
+            </w:r>
+            <w:proofErr w:type="gramStart"/>
             <w:r>
               <w:rPr>
                 <w:rFonts w:ascii="Times New Roman" w:eastAsia="宋体" w:hAnsi="Times New Roman" w:cs="Times New Roman"/>
               </w:rPr>
+              <w:t>sudo</w:t>
+            </w:r>
+            <w:proofErr w:type="gramEnd"/>
+            <w:r>
+              <w:rPr>
+                <w:rFonts w:ascii="Times New Roman" w:eastAsia="宋体" w:hAnsi="Times New Roman" w:cs="Times New Roman"/>
+              </w:rPr>
+              <w:t xml:space="preserve"> vi </w:t>
+            </w:r>
+            <w:r>
+              <w:rPr>
+                <w:rFonts w:ascii="Times New Roman" w:eastAsia="宋体" w:hAnsi="Times New Roman" w:cs="Times New Roman"/>
+              </w:rPr>
               <w:t>/etc/hosts</w:t>
             </w:r>
           </w:p>
@@ -5904,6 +5918,7 @@
                 <w:rFonts w:ascii="Times New Roman" w:eastAsia="宋体" w:hAnsi="Times New Roman" w:cs="Times New Roman"/>
               </w:rPr>
             </w:pPr>
+            <w:proofErr w:type="gramStart"/>
             <w:r>
               <w:rPr>
                 <w:rFonts w:ascii="Times New Roman" w:eastAsia="宋体" w:hAnsi="Times New Roman" w:cs="Times New Roman" w:hint="eastAsia"/>
@@ -5914,7 +5929,14 @@
               <w:rPr>
                 <w:rFonts w:ascii="Times New Roman" w:eastAsia="宋体" w:hAnsi="Times New Roman" w:cs="Times New Roman"/>
               </w:rPr>
-              <w:t>set paste</w:t>
+              <w:t>set</w:t>
+            </w:r>
+            <w:proofErr w:type="gramEnd"/>
+            <w:r>
+              <w:rPr>
+                <w:rFonts w:ascii="Times New Roman" w:eastAsia="宋体" w:hAnsi="Times New Roman" w:cs="Times New Roman"/>
+              </w:rPr>
+              <w:t xml:space="preserve"> paste</w:t>
             </w:r>
           </w:p>
           <w:p>
@@ -6437,8 +6459,18 @@
                 <w:sz w:val="22"/>
                 <w:szCs w:val="22"/>
               </w:rPr>
-              <w:t>echo 'export PATH=$PATH:/usr/lib/git-core' &gt;&gt; ~/.bashrc</w:t>
-            </w:r>
+              <w:t>echo 'export PATH=$PATH:/usr/lib/git-core' &gt;&gt; ~</w:t>
+            </w:r>
+            <w:proofErr w:type="gramStart"/>
+            <w:r>
+              <w:rPr>
+                <w:rFonts w:asciiTheme="minorHAnsi" w:hAnsiTheme="minorHAnsi" w:cstheme="minorHAnsi"/>
+                <w:sz w:val="22"/>
+                <w:szCs w:val="22"/>
+              </w:rPr>
+              <w:t>/.bashrc</w:t>
+            </w:r>
+            <w:proofErr w:type="gramEnd"/>
             <w:r>
               <w:rPr>
                 <w:rFonts w:asciiTheme="minorHAnsi" w:hAnsiTheme="minorHAnsi" w:cstheme="minorHAnsi"/>
@@ -7979,8 +8011,18 @@
                 <w:szCs w:val="22"/>
               </w:rPr>
               <w:br/>
-              <w:t>$ echo 'export PATH=$PATH:/usr/local/go/bin' &gt;&gt; ~/.bashrc</w:t>
-            </w:r>
+              <w:t>$ echo 'export PATH=$PATH:/usr/local/go/bin' &gt;&gt; ~</w:t>
+            </w:r>
+            <w:proofErr w:type="gramStart"/>
+            <w:r>
+              <w:rPr>
+                <w:rFonts w:asciiTheme="minorHAnsi" w:hAnsiTheme="minorHAnsi" w:cstheme="minorHAnsi"/>
+                <w:sz w:val="22"/>
+                <w:szCs w:val="22"/>
+              </w:rPr>
+              <w:t>/.bashrc</w:t>
+            </w:r>
+            <w:proofErr w:type="gramEnd"/>
             <w:r>
               <w:rPr>
                 <w:rFonts w:asciiTheme="minorHAnsi" w:hAnsiTheme="minorHAnsi" w:cstheme="minorHAnsi"/>
@@ -8180,7 +8222,21 @@
               <w:rPr>
                 <w:color w:val="FF0000"/>
               </w:rPr>
-              <w:t xml:space="preserve"> go1.14.8.linux-amd64.tar.gz root@172.31.210.70:$HOME/downloads</w:t>
+              <w:t xml:space="preserve"> go1.14.8.linux-amd64.tar.gz </w:t>
+            </w:r>
+            <w:proofErr w:type="gramStart"/>
+            <w:r>
+              <w:rPr>
+                <w:color w:val="FF0000"/>
+              </w:rPr>
+              <w:t>root@172.31.210.70:$</w:t>
+            </w:r>
+            <w:proofErr w:type="gramEnd"/>
+            <w:r>
+              <w:rPr>
+                <w:color w:val="FF0000"/>
+              </w:rPr>
+              <w:t>HOME/downloads</w:t>
             </w:r>
           </w:p>
           <w:p>
@@ -8214,7 +8270,21 @@
               <w:rPr>
                 <w:color w:val="FF0000"/>
               </w:rPr>
-              <w:t xml:space="preserve"> go1.14.8.linux-amd64.tar.gz root@172.31.210.71:$HOME/downloads</w:t>
+              <w:t xml:space="preserve"> go1.14.8.linux-amd64.tar.gz </w:t>
+            </w:r>
+            <w:proofErr w:type="gramStart"/>
+            <w:r>
+              <w:rPr>
+                <w:color w:val="FF0000"/>
+              </w:rPr>
+              <w:t>root@172.31.210.71:$</w:t>
+            </w:r>
+            <w:proofErr w:type="gramEnd"/>
+            <w:r>
+              <w:rPr>
+                <w:color w:val="FF0000"/>
+              </w:rPr>
+              <w:t>HOME/downloads</w:t>
             </w:r>
           </w:p>
           <w:p>
@@ -8268,7 +8338,21 @@
               <w:rPr>
                 <w:color w:val="FF0000"/>
               </w:rPr>
-              <w:t xml:space="preserve"> go1.14.8.linux-amd64.tar.gz root@172.31.210.79:$HOME/downloads</w:t>
+              <w:t xml:space="preserve"> go1.14.8.linux-amd64.tar.gz </w:t>
+            </w:r>
+            <w:proofErr w:type="gramStart"/>
+            <w:r>
+              <w:rPr>
+                <w:color w:val="FF0000"/>
+              </w:rPr>
+              <w:t>root@172.31.210.79:$</w:t>
+            </w:r>
+            <w:proofErr w:type="gramEnd"/>
+            <w:r>
+              <w:rPr>
+                <w:color w:val="FF0000"/>
+              </w:rPr>
+              <w:t>HOME/downloads</w:t>
             </w:r>
           </w:p>
           <w:p/>
@@ -8344,23 +8428,38 @@
           </w:p>
           <w:p>
             <w:r>
-              <w:t>$ echo 'export PATH=$PATH:/usr/local/go/bin' &gt;&gt; ~/.bashrc</w:t>
-            </w:r>
-          </w:p>
-          <w:p>
-            <w:r>
-              <w:t>$ echo 'export GOPATH=$HOME/go' &gt;&gt; ~/.</w:t>
+              <w:t>$ echo 'export PATH=$PATH:/usr/local/go/bin' &gt;&gt; ~</w:t>
+            </w:r>
+            <w:proofErr w:type="gramStart"/>
+            <w:r>
+              <w:t>/.bashrc</w:t>
+            </w:r>
+            <w:proofErr w:type="gramEnd"/>
+          </w:p>
+          <w:p>
+            <w:r>
+              <w:t>$ echo 'export GOPATH=$HOME/go' &gt;&gt; ~</w:t>
+            </w:r>
+            <w:proofErr w:type="gramStart"/>
+            <w:r>
+              <w:t>/.</w:t>
             </w:r>
             <w:proofErr w:type="spellStart"/>
             <w:r>
               <w:t>bashrc</w:t>
             </w:r>
             <w:proofErr w:type="spellEnd"/>
-          </w:p>
-          <w:p>
-            <w:r>
-              <w:t>$ source ~/.bashrc</w:t>
-            </w:r>
+            <w:proofErr w:type="gramEnd"/>
+          </w:p>
+          <w:p>
+            <w:r>
+              <w:t>$ source ~</w:t>
+            </w:r>
+            <w:proofErr w:type="gramStart"/>
+            <w:r>
+              <w:t>/.bashrc</w:t>
+            </w:r>
+            <w:proofErr w:type="gramEnd"/>
           </w:p>
           <w:p>
             <w:r>
@@ -8891,13 +8990,7 @@
       </w:tr>
     </w:tbl>
     <w:p/>
-    <w:p>
-      <w:pPr>
-        <w:rPr>
-          <w:rFonts w:hint="eastAsia"/>
-        </w:rPr>
-      </w:pPr>
-    </w:p>
+    <w:p/>
     <w:p>
       <w:pPr>
         <w:pStyle w:val="2"/>
@@ -9353,10 +9446,12 @@
       <w:r>
         <w:t xml:space="preserve"> -&gt; </w:t>
       </w:r>
+      <w:proofErr w:type="gramStart"/>
       <w:r>
         <w:t>”</w:t>
       </w:r>
       <w:proofErr w:type="spellStart"/>
+      <w:proofErr w:type="gramEnd"/>
       <w:r>
         <w:t>pullBinaries</w:t>
       </w:r>
@@ -9390,12 +9485,28 @@
           </w:tcPr>
           <w:p>
             <w:r>
-              <w:t>download "${BINARY_FILE}" "https://github.com/hyperledger/fabric/releases/download/v${VERSION}/${BINARY_FILE}"</w:t>
-            </w:r>
-          </w:p>
-          <w:p>
-            <w:r>
-              <w:t>download "${CA_BINARY_FILE}" "https://github.com/hyperledger/fabric-ca/releases/download/v${CA_VERSION}/${CA_BINARY_FILE}"</w:t>
+              <w:t>download "${BINARY_FILE}" "</w:t>
+            </w:r>
+            <w:proofErr w:type="gramStart"/>
+            <w:r>
+              <w:t>https://github.com/hyperledger/fabric/releases/download/v${</w:t>
+            </w:r>
+            <w:proofErr w:type="gramEnd"/>
+            <w:r>
+              <w:t>VERSION}/${BINARY_FILE}"</w:t>
+            </w:r>
+          </w:p>
+          <w:p>
+            <w:r>
+              <w:t>download "${CA_BINARY_FILE}" "</w:t>
+            </w:r>
+            <w:proofErr w:type="gramStart"/>
+            <w:r>
+              <w:t>https://github.com/hyperledger/fabric-ca/releases/download/v${</w:t>
+            </w:r>
+            <w:proofErr w:type="gramEnd"/>
+            <w:r>
+              <w:t>CA_VERSION}/${CA_BINARY_FILE}"</w:t>
             </w:r>
           </w:p>
         </w:tc>
@@ -9429,12 +9540,28 @@
           </w:tcPr>
           <w:p>
             <w:r>
-              <w:t>download "${BINARY_FILE}" "https://gitee.com/joe320653/fabric/attach_files/842230/download/${BINARY_FILE}"</w:t>
-            </w:r>
-          </w:p>
-          <w:p>
-            <w:r>
-              <w:t>download "${CA_BINARY_FILE}" "https://gitee.com/joe320653/fabric-ca/attach_files/842289/download/${CA_BINARY_FILE}"</w:t>
+              <w:t>download "${BINARY_FILE}" "</w:t>
+            </w:r>
+            <w:proofErr w:type="gramStart"/>
+            <w:r>
+              <w:t>https://gitee.com/joe320653/fabric/attach_files/842230/download/${</w:t>
+            </w:r>
+            <w:proofErr w:type="gramEnd"/>
+            <w:r>
+              <w:t>BINARY_FILE}"</w:t>
+            </w:r>
+          </w:p>
+          <w:p>
+            <w:r>
+              <w:t>download "${CA_BINARY_FILE}" "</w:t>
+            </w:r>
+            <w:proofErr w:type="gramStart"/>
+            <w:r>
+              <w:t>https://gitee.com/joe320653/fabric-ca/attach_files/842289/download/${</w:t>
+            </w:r>
+            <w:proofErr w:type="gramEnd"/>
+            <w:r>
+              <w:t>CA_BINARY_FILE}"</w:t>
             </w:r>
           </w:p>
         </w:tc>
@@ -9452,9 +9579,11 @@
       <w:r>
         <w:t xml:space="preserve">n bootstrap.sh -&gt; </w:t>
       </w:r>
+      <w:proofErr w:type="gramStart"/>
       <w:r>
         <w:t>”</w:t>
       </w:r>
+      <w:proofErr w:type="gramEnd"/>
       <w:r>
         <w:t xml:space="preserve"> </w:t>
       </w:r>
@@ -9791,7 +9920,21 @@
               <w:rPr>
                 <w:color w:val="FF0000"/>
               </w:rPr>
-              <w:t xml:space="preserve">  "registry-mirrors": ["https://2htzxp9d.mirror.aliyuncs.com"]</w:t>
+              <w:t xml:space="preserve">  "</w:t>
+            </w:r>
+            <w:proofErr w:type="gramStart"/>
+            <w:r>
+              <w:rPr>
+                <w:color w:val="FF0000"/>
+              </w:rPr>
+              <w:t>registry</w:t>
+            </w:r>
+            <w:proofErr w:type="gramEnd"/>
+            <w:r>
+              <w:rPr>
+                <w:color w:val="FF0000"/>
+              </w:rPr>
+              <w:t>-mirrors": ["https://2htzxp9d.mirror.aliyuncs.com"]</w:t>
             </w:r>
           </w:p>
           <w:p>
@@ -9939,13 +10082,7 @@
       </w:tr>
     </w:tbl>
     <w:p/>
-    <w:p>
-      <w:pPr>
-        <w:rPr>
-          <w:rFonts w:hint="eastAsia"/>
-        </w:rPr>
-      </w:pPr>
-    </w:p>
+    <w:p/>
     <w:p>
       <w:pPr>
         <w:pStyle w:val="2"/>
@@ -10118,7 +10255,25 @@
                 <w:szCs w:val="22"/>
               </w:rPr>
               <w:br/>
-              <w:t>$ ./network.sh deployCC -ccn basic -ccp ../asset-transfer-basic/chaincode-go -ccl go</w:t>
+              <w:t>$ ./network.sh deployCC -ccn basic -ccp</w:t>
+            </w:r>
+            <w:proofErr w:type="gramStart"/>
+            <w:r>
+              <w:rPr>
+                <w:rFonts w:asciiTheme="minorHAnsi" w:hAnsiTheme="minorHAnsi" w:cstheme="minorHAnsi"/>
+                <w:sz w:val="22"/>
+                <w:szCs w:val="22"/>
+              </w:rPr>
+              <w:t xml:space="preserve"> ..</w:t>
+            </w:r>
+            <w:proofErr w:type="gramEnd"/>
+            <w:r>
+              <w:rPr>
+                <w:rFonts w:asciiTheme="minorHAnsi" w:hAnsiTheme="minorHAnsi" w:cstheme="minorHAnsi"/>
+                <w:sz w:val="22"/>
+                <w:szCs w:val="22"/>
+              </w:rPr>
+              <w:t>/asset-transfer-basic/chaincode-go -ccl go</w:t>
             </w:r>
           </w:p>
           <w:p>
@@ -10376,7 +10531,27 @@
                 <w:szCs w:val="22"/>
               </w:rPr>
               <w:br/>
-              <w:t>$ ./network.sh deployCC -ccn basic -ccp ../asset-transfer-basic/chaincode-go -ccl go</w:t>
+              <w:t>$ ./network.sh deployCC -ccn basic -ccp</w:t>
+            </w:r>
+            <w:proofErr w:type="gramStart"/>
+            <w:r>
+              <w:rPr>
+                <w:rFonts w:asciiTheme="minorHAnsi" w:hAnsiTheme="minorHAnsi" w:cstheme="minorHAnsi"/>
+                <w:color w:val="FF0000"/>
+                <w:sz w:val="22"/>
+                <w:szCs w:val="22"/>
+              </w:rPr>
+              <w:t xml:space="preserve"> ..</w:t>
+            </w:r>
+            <w:proofErr w:type="gramEnd"/>
+            <w:r>
+              <w:rPr>
+                <w:rFonts w:asciiTheme="minorHAnsi" w:hAnsiTheme="minorHAnsi" w:cstheme="minorHAnsi"/>
+                <w:color w:val="FF0000"/>
+                <w:sz w:val="22"/>
+                <w:szCs w:val="22"/>
+              </w:rPr>
+              <w:t>/asset-transfer-basic/chaincode-go -ccl go</w:t>
             </w:r>
           </w:p>
           <w:p>
@@ -10492,14 +10667,7 @@
           <w:i/>
           <w:iCs/>
         </w:rPr>
-        <w:t>Dissect</w:t>
-      </w:r>
-      <w:r>
-        <w:rPr>
-          <w:i/>
-          <w:iCs/>
-        </w:rPr>
-        <w:t xml:space="preserve"> </w:t>
+        <w:t xml:space="preserve">Dissect </w:t>
       </w:r>
       <w:r>
         <w:rPr>
@@ -10515,13 +10683,7 @@
         <w:pStyle w:val="3"/>
       </w:pPr>
       <w:r>
-        <w:t>2</w:t>
-      </w:r>
-      <w:r>
-        <w:t xml:space="preserve">.5.1. </w:t>
-      </w:r>
-      <w:r>
-        <w:t>Configurations</w:t>
+        <w:t>2.5.1. Configurations</w:t>
       </w:r>
     </w:p>
     <w:p/>
@@ -10575,7 +10737,7 @@
     <w:p>
       <w:pPr>
         <w:rPr>
-          <w:rFonts w:ascii="Times New Roman" w:hAnsi="Times New Roman" w:cs="Times New Roman" w:hint="eastAsia"/>
+          <w:rFonts w:ascii="Times New Roman" w:hAnsi="Times New Roman" w:cs="Times New Roman"/>
         </w:rPr>
       </w:pPr>
     </w:p>
@@ -10593,13 +10755,7 @@
         </w:rPr>
       </w:pPr>
     </w:p>
-    <w:p>
-      <w:pPr>
-        <w:rPr>
-          <w:rFonts w:hint="eastAsia"/>
-        </w:rPr>
-      </w:pPr>
-    </w:p>
+    <w:p/>
     <w:p>
       <w:r>
         <w:rPr>
@@ -11002,7 +11158,25 @@
                 <w:szCs w:val="22"/>
               </w:rPr>
               <w:br/>
-              <w:t>$ ../bin</w:t>
+              <w:t>$</w:t>
+            </w:r>
+            <w:proofErr w:type="gramStart"/>
+            <w:r>
+              <w:rPr>
+                <w:rFonts w:asciiTheme="minorHAnsi" w:hAnsiTheme="minorHAnsi" w:cstheme="minorHAnsi"/>
+                <w:sz w:val="22"/>
+                <w:szCs w:val="22"/>
+              </w:rPr>
+              <w:t xml:space="preserve"> ..</w:t>
+            </w:r>
+            <w:proofErr w:type="gramEnd"/>
+            <w:r>
+              <w:rPr>
+                <w:rFonts w:asciiTheme="minorHAnsi" w:hAnsiTheme="minorHAnsi" w:cstheme="minorHAnsi"/>
+                <w:sz w:val="22"/>
+                <w:szCs w:val="22"/>
+              </w:rPr>
+              <w:t>/bin</w:t>
             </w:r>
             <w:r>
               <w:rPr>
@@ -11206,7 +11380,16 @@
                 <w:sz w:val="22"/>
                 <w:szCs w:val="22"/>
               </w:rPr>
-              <w:t xml:space="preserve">$ </w:t>
+              <w:t>$</w:t>
+            </w:r>
+            <w:proofErr w:type="gramStart"/>
+            <w:r>
+              <w:rPr>
+                <w:rFonts w:asciiTheme="minorHAnsi" w:hAnsiTheme="minorHAnsi" w:cstheme="minorHAnsi"/>
+                <w:sz w:val="22"/>
+                <w:szCs w:val="22"/>
+              </w:rPr>
+              <w:t xml:space="preserve"> </w:t>
             </w:r>
             <w:r>
               <w:rPr>
@@ -11215,7 +11398,17 @@
                 <w:sz w:val="22"/>
                 <w:szCs w:val="22"/>
               </w:rPr>
-              <w:t>../</w:t>
+              <w:t>..</w:t>
+            </w:r>
+            <w:proofErr w:type="gramEnd"/>
+            <w:r>
+              <w:rPr>
+                <w:rStyle w:val="a5"/>
+                <w:rFonts w:asciiTheme="minorHAnsi" w:hAnsiTheme="minorHAnsi" w:cstheme="minorHAnsi"/>
+                <w:sz w:val="22"/>
+                <w:szCs w:val="22"/>
+              </w:rPr>
+              <w:t>/</w:t>
             </w:r>
             <w:r>
               <w:rPr>
@@ -11490,7 +11683,25 @@
                 <w:sz w:val="22"/>
                 <w:szCs w:val="22"/>
               </w:rPr>
-              <w:t>$ ../bin/configtxgen -profile TwoOrgsChannel -outputCreateChannelTx ./channel-artifacts/channel.tx -channelID $CHANNEL_NAME</w:t>
+              <w:t>$</w:t>
+            </w:r>
+            <w:proofErr w:type="gramStart"/>
+            <w:r>
+              <w:rPr>
+                <w:rFonts w:asciiTheme="minorHAnsi" w:hAnsiTheme="minorHAnsi" w:cstheme="minorHAnsi"/>
+                <w:sz w:val="22"/>
+                <w:szCs w:val="22"/>
+              </w:rPr>
+              <w:t xml:space="preserve"> ..</w:t>
+            </w:r>
+            <w:proofErr w:type="gramEnd"/>
+            <w:r>
+              <w:rPr>
+                <w:rFonts w:asciiTheme="minorHAnsi" w:hAnsiTheme="minorHAnsi" w:cstheme="minorHAnsi"/>
+                <w:sz w:val="22"/>
+                <w:szCs w:val="22"/>
+              </w:rPr>
+              <w:t>/bin/configtxgen -profile TwoOrgsChannel -outputCreateChannelTx ./channel-artifacts/channel.tx -channelID $CHANNEL_NAME</w:t>
             </w:r>
           </w:p>
         </w:tc>
@@ -11571,7 +11782,25 @@
                 <w:sz w:val="22"/>
                 <w:szCs w:val="22"/>
               </w:rPr>
-              <w:t>$ ../bin/configtxgen -profile TwoOrgsChannel -outputAnchorPeersUpdate ./channel-artifacts/Org1MSPanchors.tx -channelID $CHANNEL_NAME -asOrg Org1MSP</w:t>
+              <w:t>$</w:t>
+            </w:r>
+            <w:proofErr w:type="gramStart"/>
+            <w:r>
+              <w:rPr>
+                <w:rFonts w:asciiTheme="minorHAnsi" w:hAnsiTheme="minorHAnsi" w:cstheme="minorHAnsi"/>
+                <w:sz w:val="22"/>
+                <w:szCs w:val="22"/>
+              </w:rPr>
+              <w:t xml:space="preserve"> ..</w:t>
+            </w:r>
+            <w:proofErr w:type="gramEnd"/>
+            <w:r>
+              <w:rPr>
+                <w:rFonts w:asciiTheme="minorHAnsi" w:hAnsiTheme="minorHAnsi" w:cstheme="minorHAnsi"/>
+                <w:sz w:val="22"/>
+                <w:szCs w:val="22"/>
+              </w:rPr>
+              <w:t>/bin/configtxgen -profile TwoOrgsChannel -outputAnchorPeersUpdate ./channel-artifacts/Org1MSPanchors.tx -channelID $CHANNEL_NAME -asOrg Org1MSP</w:t>
             </w:r>
           </w:p>
           <w:p>
@@ -11596,7 +11825,25 @@
                 <w:sz w:val="22"/>
                 <w:szCs w:val="22"/>
               </w:rPr>
-              <w:t>$ ../bin/configtxgen -profile TwoOrgsChannel -outputAnchorPeersUpdate ./channel-artifacts/Org2MSPanchors.tx -channelID $CHANNEL_NAME -asOrg Org2MSP</w:t>
+              <w:t>$</w:t>
+            </w:r>
+            <w:proofErr w:type="gramStart"/>
+            <w:r>
+              <w:rPr>
+                <w:rFonts w:asciiTheme="minorHAnsi" w:hAnsiTheme="minorHAnsi" w:cstheme="minorHAnsi"/>
+                <w:sz w:val="22"/>
+                <w:szCs w:val="22"/>
+              </w:rPr>
+              <w:t xml:space="preserve"> ..</w:t>
+            </w:r>
+            <w:proofErr w:type="gramEnd"/>
+            <w:r>
+              <w:rPr>
+                <w:rFonts w:asciiTheme="minorHAnsi" w:hAnsiTheme="minorHAnsi" w:cstheme="minorHAnsi"/>
+                <w:sz w:val="22"/>
+                <w:szCs w:val="22"/>
+              </w:rPr>
+              <w:t>/bin/configtxgen -profile TwoOrgsChannel -outputAnchorPeersUpdate ./channel-artifacts/Org2MSPanchors.tx -channelID $CHANNEL_NAME -asOrg Org2MSP</w:t>
             </w:r>
           </w:p>
         </w:tc>
@@ -11659,7 +11906,25 @@
                 <w:sz w:val="22"/>
                 <w:szCs w:val="22"/>
               </w:rPr>
-              <w:t>// The modified docker-compose-cli.yaml and docker-compose-base.yaml</w:t>
+              <w:t>// The modified docker-compose-</w:t>
+            </w:r>
+            <w:proofErr w:type="gramStart"/>
+            <w:r>
+              <w:rPr>
+                <w:rFonts w:asciiTheme="minorHAnsi" w:hAnsiTheme="minorHAnsi" w:cstheme="minorHAnsi"/>
+                <w:sz w:val="22"/>
+                <w:szCs w:val="22"/>
+              </w:rPr>
+              <w:t>cli.yaml</w:t>
+            </w:r>
+            <w:proofErr w:type="gramEnd"/>
+            <w:r>
+              <w:rPr>
+                <w:rFonts w:asciiTheme="minorHAnsi" w:hAnsiTheme="minorHAnsi" w:cstheme="minorHAnsi"/>
+                <w:sz w:val="22"/>
+                <w:szCs w:val="22"/>
+              </w:rPr>
+              <w:t xml:space="preserve"> and docker-compose-base.yaml</w:t>
             </w:r>
             <w:r>
               <w:rPr>
@@ -11776,6 +12041,7 @@
               </w:rPr>
               <w:t>-</w:t>
             </w:r>
+            <w:proofErr w:type="gramStart"/>
             <w:r>
               <w:rPr>
                 <w:rFonts w:asciiTheme="minorHAnsi" w:hAnsiTheme="minorHAnsi" w:cstheme="minorHAnsi"/>
@@ -11799,7 +12065,16 @@
                 <w:sz w:val="22"/>
                 <w:szCs w:val="22"/>
               </w:rPr>
-              <w:t xml:space="preserve">yaml </w:t>
+              <w:t>yaml</w:t>
+            </w:r>
+            <w:proofErr w:type="gramEnd"/>
+            <w:r>
+              <w:rPr>
+                <w:rFonts w:asciiTheme="minorHAnsi" w:hAnsiTheme="minorHAnsi" w:cstheme="minorHAnsi"/>
+                <w:sz w:val="22"/>
+                <w:szCs w:val="22"/>
+              </w:rPr>
+              <w:t xml:space="preserve"> </w:t>
             </w:r>
             <w:r>
               <w:rPr>
@@ -12920,7 +13195,25 @@
                 <w:sz w:val="22"/>
                 <w:szCs w:val="22"/>
               </w:rPr>
-              <w:t>// `peer0.org1.example.com` create `channel.block`</w:t>
+              <w:t>// `peer0.org1.example.com` create `</w:t>
+            </w:r>
+            <w:proofErr w:type="gramStart"/>
+            <w:r>
+              <w:rPr>
+                <w:rFonts w:asciiTheme="minorHAnsi" w:hAnsiTheme="minorHAnsi" w:cstheme="minorHAnsi"/>
+                <w:sz w:val="22"/>
+                <w:szCs w:val="22"/>
+              </w:rPr>
+              <w:t>channel.block</w:t>
+            </w:r>
+            <w:proofErr w:type="gramEnd"/>
+            <w:r>
+              <w:rPr>
+                <w:rFonts w:asciiTheme="minorHAnsi" w:hAnsiTheme="minorHAnsi" w:cstheme="minorHAnsi"/>
+                <w:sz w:val="22"/>
+                <w:szCs w:val="22"/>
+              </w:rPr>
+              <w:t>`</w:t>
             </w:r>
             <w:r>
               <w:rPr>
@@ -12963,7 +13256,25 @@
                 <w:sz w:val="22"/>
                 <w:szCs w:val="22"/>
               </w:rPr>
-              <w:t>// 'peer0.org1.example.com' join `channel.block`</w:t>
+              <w:t>// 'peer0.org1.example.com' join `</w:t>
+            </w:r>
+            <w:proofErr w:type="gramStart"/>
+            <w:r>
+              <w:rPr>
+                <w:rFonts w:asciiTheme="minorHAnsi" w:hAnsiTheme="minorHAnsi" w:cstheme="minorHAnsi"/>
+                <w:sz w:val="22"/>
+                <w:szCs w:val="22"/>
+              </w:rPr>
+              <w:t>channel.block</w:t>
+            </w:r>
+            <w:proofErr w:type="gramEnd"/>
+            <w:r>
+              <w:rPr>
+                <w:rFonts w:asciiTheme="minorHAnsi" w:hAnsiTheme="minorHAnsi" w:cstheme="minorHAnsi"/>
+                <w:sz w:val="22"/>
+                <w:szCs w:val="22"/>
+              </w:rPr>
+              <w:t>`</w:t>
             </w:r>
             <w:r>
               <w:rPr>
@@ -13051,8 +13362,16 @@
         <w:rPr>
           <w:rFonts w:hint="eastAsia"/>
         </w:rPr>
-        <w:t>给所有组织配置锚点。例如，给组织一设置锚点为</w:t>
-      </w:r>
+        <w:t>给所有组织配置锚点。例如，给组织</w:t>
+      </w:r>
+      <w:proofErr w:type="gramStart"/>
+      <w:r>
+        <w:rPr>
+          <w:rFonts w:hint="eastAsia"/>
+        </w:rPr>
+        <w:t>一设置锚点为</w:t>
+      </w:r>
+      <w:proofErr w:type="gramEnd"/>
       <w:r>
         <w:rPr>
           <w:rFonts w:hint="eastAsia"/>
@@ -13066,7 +13385,21 @@
         <w:rPr>
           <w:rFonts w:hint="eastAsia"/>
         </w:rPr>
-        <w:t>；给组织二设置锚点为</w:t>
+        <w:t>；给组织</w:t>
+      </w:r>
+      <w:proofErr w:type="gramStart"/>
+      <w:r>
+        <w:rPr>
+          <w:rFonts w:hint="eastAsia"/>
+        </w:rPr>
+        <w:t>二设置锚点</w:t>
+      </w:r>
+      <w:proofErr w:type="gramEnd"/>
+      <w:r>
+        <w:rPr>
+          <w:rFonts w:hint="eastAsia"/>
+        </w:rPr>
+        <w:t>为</w:t>
       </w:r>
       <w:r>
         <w:rPr>
@@ -13959,7 +14292,25 @@
                 <w:sz w:val="22"/>
                 <w:szCs w:val="22"/>
               </w:rPr>
-              <w:t># export CORE_PEER_MSPCONFIGPATH=/opt/gopath/src/github.com/hyperledger/fabric/peer/crypto/peerOrganizations/org2.example.com/users/Admin@org2.example.com/msp</w:t>
+              <w:t xml:space="preserve"># </w:t>
+            </w:r>
+            <w:proofErr w:type="gramStart"/>
+            <w:r>
+              <w:rPr>
+                <w:rFonts w:asciiTheme="minorHAnsi" w:eastAsiaTheme="minorEastAsia" w:hAnsiTheme="minorHAnsi" w:cstheme="minorHAnsi"/>
+                <w:sz w:val="22"/>
+                <w:szCs w:val="22"/>
+              </w:rPr>
+              <w:t>export</w:t>
+            </w:r>
+            <w:proofErr w:type="gramEnd"/>
+            <w:r>
+              <w:rPr>
+                <w:rFonts w:asciiTheme="minorHAnsi" w:eastAsiaTheme="minorEastAsia" w:hAnsiTheme="minorHAnsi" w:cstheme="minorHAnsi"/>
+                <w:sz w:val="22"/>
+                <w:szCs w:val="22"/>
+              </w:rPr>
+              <w:t xml:space="preserve"> CORE_PEER_MSPCONFIGPATH=/opt/gopath/src/github.com/hyperledger/fabric/peer/crypto/peerOrganizations/org2.example.com/users/Admin@org2.example.com/msp</w:t>
             </w:r>
           </w:p>
           <w:p>
@@ -13987,7 +14338,25 @@
                 <w:sz w:val="22"/>
                 <w:szCs w:val="22"/>
               </w:rPr>
-              <w:t># export CORE_PEER_ADDRESS=peer0.org2.example.com:9051</w:t>
+              <w:t xml:space="preserve"># </w:t>
+            </w:r>
+            <w:proofErr w:type="gramStart"/>
+            <w:r>
+              <w:rPr>
+                <w:rFonts w:asciiTheme="minorHAnsi" w:hAnsiTheme="minorHAnsi" w:cstheme="minorHAnsi"/>
+                <w:sz w:val="22"/>
+                <w:szCs w:val="22"/>
+              </w:rPr>
+              <w:t>export</w:t>
+            </w:r>
+            <w:proofErr w:type="gramEnd"/>
+            <w:r>
+              <w:rPr>
+                <w:rFonts w:asciiTheme="minorHAnsi" w:hAnsiTheme="minorHAnsi" w:cstheme="minorHAnsi"/>
+                <w:sz w:val="22"/>
+                <w:szCs w:val="22"/>
+              </w:rPr>
+              <w:t xml:space="preserve"> CORE_PEER_ADDRESS=peer0.org2.example.com:9051</w:t>
             </w:r>
             <w:r>
               <w:rPr>
@@ -15068,7 +15437,25 @@
                 <w:sz w:val="22"/>
                 <w:szCs w:val="22"/>
               </w:rPr>
-              <w:t># peer lifecycle chaincode approveformyorg --channelID $CHANNEL_NAME --name mycc --version 1.0 --init-required --package-id $CC_PACKAGE_ID --sequence 1 --tls true --cafile /opt/gopath/src/github.com/hyperledger/fabric/peer/crypto/ordererOrganizations/example.com/orderers/orderer.example.com/msp/tlscacerts/tlsca.example.com-cert.pem</w:t>
+              <w:t xml:space="preserve"># </w:t>
+            </w:r>
+            <w:proofErr w:type="gramStart"/>
+            <w:r>
+              <w:rPr>
+                <w:rFonts w:asciiTheme="minorHAnsi" w:hAnsiTheme="minorHAnsi" w:cstheme="minorHAnsi"/>
+                <w:sz w:val="22"/>
+                <w:szCs w:val="22"/>
+              </w:rPr>
+              <w:t>peer</w:t>
+            </w:r>
+            <w:proofErr w:type="gramEnd"/>
+            <w:r>
+              <w:rPr>
+                <w:rFonts w:asciiTheme="minorHAnsi" w:hAnsiTheme="minorHAnsi" w:cstheme="minorHAnsi"/>
+                <w:sz w:val="22"/>
+                <w:szCs w:val="22"/>
+              </w:rPr>
+              <w:t xml:space="preserve"> lifecycle chaincode approveformyorg --channelID $CHANNEL_NAME --name mycc --version 1.0 --init-required --package-id $CC_PACKAGE_ID --sequence 1 --tls true --cafile /opt/gopath/src/github.com/hyperledger/fabric/peer/crypto/ordererOrganizations/example.com/orderers/orderer.example.com/msp/tlscacerts/tlsca.example.com-cert.pem</w:t>
             </w:r>
           </w:p>
         </w:tc>
@@ -15305,7 +15692,25 @@
                 <w:szCs w:val="22"/>
               </w:rPr>
               <w:br/>
-              <w:t># peer chaincode query -C $CHANNEL_NAME -n mycc -c '{"Args":["query","a"]}'</w:t>
+              <w:t># peer chaincode query -C $CHANNEL_NAME -n mycc -c '{"Args</w:t>
+            </w:r>
+            <w:proofErr w:type="gramStart"/>
+            <w:r>
+              <w:rPr>
+                <w:rFonts w:asciiTheme="minorHAnsi" w:hAnsiTheme="minorHAnsi" w:cstheme="minorHAnsi"/>
+                <w:sz w:val="22"/>
+                <w:szCs w:val="22"/>
+              </w:rPr>
+              <w:t>":[</w:t>
+            </w:r>
+            <w:proofErr w:type="gramEnd"/>
+            <w:r>
+              <w:rPr>
+                <w:rFonts w:asciiTheme="minorHAnsi" w:hAnsiTheme="minorHAnsi" w:cstheme="minorHAnsi"/>
+                <w:sz w:val="22"/>
+                <w:szCs w:val="22"/>
+              </w:rPr>
+              <w:t>"query","a"]}'</w:t>
             </w:r>
           </w:p>
           <w:p>
@@ -15373,7 +15778,25 @@
                 <w:szCs w:val="22"/>
               </w:rPr>
               <w:br/>
-              <w:t># peer chaincode query -C $CHANNEL_NAME -n mycc -c '{"Args":["query","a"]}'</w:t>
+              <w:t># peer chaincode query -C $CHANNEL_NAME -n mycc -c '{"Args</w:t>
+            </w:r>
+            <w:proofErr w:type="gramStart"/>
+            <w:r>
+              <w:rPr>
+                <w:rFonts w:asciiTheme="minorHAnsi" w:hAnsiTheme="minorHAnsi" w:cstheme="minorHAnsi"/>
+                <w:sz w:val="22"/>
+                <w:szCs w:val="22"/>
+              </w:rPr>
+              <w:t>":[</w:t>
+            </w:r>
+            <w:proofErr w:type="gramEnd"/>
+            <w:r>
+              <w:rPr>
+                <w:rFonts w:asciiTheme="minorHAnsi" w:hAnsiTheme="minorHAnsi" w:cstheme="minorHAnsi"/>
+                <w:sz w:val="22"/>
+                <w:szCs w:val="22"/>
+              </w:rPr>
+              <w:t>"query","a"]}'</w:t>
             </w:r>
           </w:p>
           <w:p>
@@ -16155,7 +16578,25 @@
                 <w:sz w:val="22"/>
                 <w:szCs w:val="22"/>
               </w:rPr>
-              <w:t>crt peer chaincode query -C $CHANNEL_NAME -n mycc -c '{"Args":["query","a"]}'</w:t>
+              <w:t>crt peer chaincode query -C $CHANNEL_NAME -n mycc -c '{"Args</w:t>
+            </w:r>
+            <w:proofErr w:type="gramStart"/>
+            <w:r>
+              <w:rPr>
+                <w:rFonts w:asciiTheme="minorHAnsi" w:hAnsiTheme="minorHAnsi" w:cstheme="minorHAnsi"/>
+                <w:sz w:val="22"/>
+                <w:szCs w:val="22"/>
+              </w:rPr>
+              <w:t>":[</w:t>
+            </w:r>
+            <w:proofErr w:type="gramEnd"/>
+            <w:r>
+              <w:rPr>
+                <w:rFonts w:asciiTheme="minorHAnsi" w:hAnsiTheme="minorHAnsi" w:cstheme="minorHAnsi"/>
+                <w:sz w:val="22"/>
+                <w:szCs w:val="22"/>
+              </w:rPr>
+              <w:t>"query","a"]}'</w:t>
             </w:r>
           </w:p>
         </w:tc>
@@ -16206,8 +16647,18 @@
                 <w:sz w:val="22"/>
                 <w:szCs w:val="22"/>
               </w:rPr>
-              <w:t># exit</w:t>
-            </w:r>
+              <w:t xml:space="preserve"># </w:t>
+            </w:r>
+            <w:proofErr w:type="gramStart"/>
+            <w:r>
+              <w:rPr>
+                <w:rFonts w:asciiTheme="minorHAnsi" w:hAnsiTheme="minorHAnsi" w:cstheme="minorHAnsi"/>
+                <w:sz w:val="22"/>
+                <w:szCs w:val="22"/>
+              </w:rPr>
+              <w:t>exit</w:t>
+            </w:r>
+            <w:proofErr w:type="gramEnd"/>
           </w:p>
           <w:p>
             <w:pPr>
@@ -16231,7 +16682,25 @@
                 <w:sz w:val="22"/>
                 <w:szCs w:val="22"/>
               </w:rPr>
-              <w:t>$ docker stop $(docker ps -a | grep 'peer'| awk '{print $1 }')</w:t>
+              <w:t>$ docker stop $(docker ps -a | grep 'peer'| awk '{print $</w:t>
+            </w:r>
+            <w:proofErr w:type="gramStart"/>
+            <w:r>
+              <w:rPr>
+                <w:rFonts w:asciiTheme="minorHAnsi" w:hAnsiTheme="minorHAnsi" w:cstheme="minorHAnsi"/>
+                <w:sz w:val="22"/>
+                <w:szCs w:val="22"/>
+              </w:rPr>
+              <w:t>1 }</w:t>
+            </w:r>
+            <w:proofErr w:type="gramEnd"/>
+            <w:r>
+              <w:rPr>
+                <w:rFonts w:asciiTheme="minorHAnsi" w:hAnsiTheme="minorHAnsi" w:cstheme="minorHAnsi"/>
+                <w:sz w:val="22"/>
+                <w:szCs w:val="22"/>
+              </w:rPr>
+              <w:t>')</w:t>
             </w:r>
             <w:r>
               <w:rPr>
@@ -16274,7 +16743,25 @@
                 <w:sz w:val="22"/>
                 <w:szCs w:val="22"/>
               </w:rPr>
-              <w:t>$ docker rm -f $(docker ps -a | grep 'peer'| awk '{print $1 }')</w:t>
+              <w:t>$ docker rm -f $(docker ps -a | grep 'peer'| awk '{print $</w:t>
+            </w:r>
+            <w:proofErr w:type="gramStart"/>
+            <w:r>
+              <w:rPr>
+                <w:rFonts w:asciiTheme="minorHAnsi" w:hAnsiTheme="minorHAnsi" w:cstheme="minorHAnsi"/>
+                <w:sz w:val="22"/>
+                <w:szCs w:val="22"/>
+              </w:rPr>
+              <w:t>1 }</w:t>
+            </w:r>
+            <w:proofErr w:type="gramEnd"/>
+            <w:r>
+              <w:rPr>
+                <w:rFonts w:asciiTheme="minorHAnsi" w:hAnsiTheme="minorHAnsi" w:cstheme="minorHAnsi"/>
+                <w:sz w:val="22"/>
+                <w:szCs w:val="22"/>
+              </w:rPr>
+              <w:t>')</w:t>
             </w:r>
             <w:r>
               <w:rPr>
@@ -16473,7 +16960,25 @@
                 <w:sz w:val="22"/>
                 <w:szCs w:val="22"/>
               </w:rPr>
-              <w:t>$ docker rmi $(docker images -a | grep 'mycc'| awk '{print $1 }')</w:t>
+              <w:t>$ docker rmi $(docker images -a | grep 'mycc'| awk '{print $</w:t>
+            </w:r>
+            <w:proofErr w:type="gramStart"/>
+            <w:r>
+              <w:rPr>
+                <w:rFonts w:asciiTheme="minorHAnsi" w:hAnsiTheme="minorHAnsi" w:cstheme="minorHAnsi"/>
+                <w:sz w:val="22"/>
+                <w:szCs w:val="22"/>
+              </w:rPr>
+              <w:t>1 }</w:t>
+            </w:r>
+            <w:proofErr w:type="gramEnd"/>
+            <w:r>
+              <w:rPr>
+                <w:rFonts w:asciiTheme="minorHAnsi" w:hAnsiTheme="minorHAnsi" w:cstheme="minorHAnsi"/>
+                <w:sz w:val="22"/>
+                <w:szCs w:val="22"/>
+              </w:rPr>
+              <w:t>')</w:t>
             </w:r>
             <w:r>
               <w:rPr>
@@ -16708,7 +17213,21 @@
         <w:rPr>
           <w:rFonts w:ascii="宋体" w:eastAsia="宋体" w:hAnsi="宋体" w:cs="宋体" w:hint="eastAsia"/>
         </w:rPr>
-        <w:t>自定义输入VPC网络名称，自定义输入交换机的名称并选择可用区以及自定义子网大小，创建专有网络成功之后，如下，</w:t>
+        <w:t>自定义输入VPC网络名称，自定义输入交换机的名称并选择</w:t>
+      </w:r>
+      <w:proofErr w:type="gramStart"/>
+      <w:r>
+        <w:rPr>
+          <w:rFonts w:ascii="宋体" w:eastAsia="宋体" w:hAnsi="宋体" w:cs="宋体" w:hint="eastAsia"/>
+        </w:rPr>
+        <w:t>可用区</w:t>
+      </w:r>
+      <w:proofErr w:type="gramEnd"/>
+      <w:r>
+        <w:rPr>
+          <w:rFonts w:ascii="宋体" w:eastAsia="宋体" w:hAnsi="宋体" w:cs="宋体" w:hint="eastAsia"/>
+        </w:rPr>
+        <w:t>以及自定义子网大小，创建专有网络成功之后，如下，</w:t>
       </w:r>
     </w:p>
     <w:p>
@@ -17226,7 +17745,14 @@
         <w:rPr>
           <w:rFonts w:hint="eastAsia"/>
         </w:rPr>
-        <w:t>并都</w:t>
+        <w:t>并</w:t>
+      </w:r>
+      <w:proofErr w:type="gramStart"/>
+      <w:r>
+        <w:rPr>
+          <w:rFonts w:hint="eastAsia"/>
+        </w:rPr>
+        <w:t>都</w:t>
       </w:r>
       <w:r>
         <w:rPr>
@@ -17244,13 +17770,34 @@
         <w:rPr>
           <w:rFonts w:hint="eastAsia"/>
         </w:rPr>
-        <w:t>号端口</w:t>
-      </w:r>
-      <w:r>
-        <w:rPr>
-          <w:rFonts w:hint="eastAsia"/>
-        </w:rPr>
-        <w:t>以用来作端口映射</w:t>
+        <w:t>号</w:t>
+      </w:r>
+      <w:proofErr w:type="gramEnd"/>
+      <w:r>
+        <w:rPr>
+          <w:rFonts w:hint="eastAsia"/>
+        </w:rPr>
+        <w:t>端口</w:t>
+      </w:r>
+      <w:r>
+        <w:rPr>
+          <w:rFonts w:hint="eastAsia"/>
+        </w:rPr>
+        <w:t>以用</w:t>
+      </w:r>
+      <w:proofErr w:type="gramStart"/>
+      <w:r>
+        <w:rPr>
+          <w:rFonts w:hint="eastAsia"/>
+        </w:rPr>
+        <w:t>来作</w:t>
+      </w:r>
+      <w:proofErr w:type="gramEnd"/>
+      <w:r>
+        <w:rPr>
+          <w:rFonts w:hint="eastAsia"/>
+        </w:rPr>
+        <w:t>端口映射</w:t>
       </w:r>
       <w:r>
         <w:rPr>
@@ -17904,7 +18451,7 @@
           <w:p>
             <w:pPr>
               <w:rPr>
-                <w:rFonts w:ascii="Times New Roman" w:hAnsi="Times New Roman" w:cs="Times New Roman" w:hint="eastAsia"/>
+                <w:rFonts w:ascii="Times New Roman" w:hAnsi="Times New Roman" w:cs="Times New Roman"/>
               </w:rPr>
             </w:pPr>
             <w:r>
@@ -17920,7 +18467,7 @@
     <w:p>
       <w:pPr>
         <w:rPr>
-          <w:rFonts w:ascii="Times New Roman" w:hAnsi="Times New Roman" w:cs="Times New Roman" w:hint="eastAsia"/>
+          <w:rFonts w:ascii="Times New Roman" w:hAnsi="Times New Roman" w:cs="Times New Roman"/>
         </w:rPr>
       </w:pPr>
     </w:p>
@@ -18036,8 +18583,17 @@
                   <w:rStyle w:val="a7"/>
                   <w:rFonts w:ascii="Times New Roman" w:hAnsi="Times New Roman" w:cs="Times New Roman"/>
                 </w:rPr>
-                <w:t>crypto-config.yaml</w:t>
+                <w:t>crypto-</w:t>
               </w:r>
+              <w:proofErr w:type="gramStart"/>
+              <w:r>
+                <w:rPr>
+                  <w:rStyle w:val="a7"/>
+                  <w:rFonts w:ascii="Times New Roman" w:hAnsi="Times New Roman" w:cs="Times New Roman"/>
+                </w:rPr>
+                <w:t>config.yaml</w:t>
+              </w:r>
+              <w:proofErr w:type="gramEnd"/>
             </w:hyperlink>
           </w:p>
           <w:p>
@@ -18059,6 +18615,7 @@
               <w:t xml:space="preserve"> vi </w:t>
             </w:r>
             <w:hyperlink r:id="rId54" w:anchor="file-configtx-yaml" w:history="1">
+              <w:proofErr w:type="gramStart"/>
               <w:r>
                 <w:rPr>
                   <w:rStyle w:val="a7"/>
@@ -18066,6 +18623,7 @@
                 </w:rPr>
                 <w:t>configtx.yaml</w:t>
               </w:r>
+              <w:proofErr w:type="gramEnd"/>
             </w:hyperlink>
           </w:p>
           <w:p>
@@ -18134,14 +18692,84 @@
                   <w:rStyle w:val="a7"/>
                   <w:rFonts w:ascii="Times New Roman" w:hAnsi="Times New Roman" w:cs="Times New Roman"/>
                 </w:rPr>
-                <w:t>peer0-org</w:t>
+                <w:t>peer0-org2.yaml</w:t>
               </w:r>
+            </w:hyperlink>
+            <w:r>
+              <w:rPr>
+                <w:rFonts w:ascii="Times New Roman" w:hAnsi="Times New Roman" w:cs="Times New Roman"/>
+              </w:rPr>
+              <w:t xml:space="preserve"> </w:t>
+            </w:r>
+          </w:p>
+          <w:p>
+            <w:pPr>
+              <w:rPr>
+                <w:rFonts w:ascii="Times New Roman" w:hAnsi="Times New Roman" w:cs="Times New Roman"/>
+              </w:rPr>
+            </w:pPr>
+          </w:p>
+          <w:p>
+            <w:pPr>
+              <w:rPr>
+                <w:rFonts w:ascii="Times New Roman" w:hAnsi="Times New Roman" w:cs="Times New Roman"/>
+              </w:rPr>
+            </w:pPr>
+            <w:r>
+              <w:rPr>
+                <w:rFonts w:ascii="Times New Roman" w:hAnsi="Times New Roman" w:cs="Times New Roman" w:hint="eastAsia"/>
+              </w:rPr>
+              <w:t>$</w:t>
+            </w:r>
+            <w:r>
+              <w:rPr>
+                <w:rFonts w:ascii="Times New Roman" w:hAnsi="Times New Roman" w:cs="Times New Roman"/>
+              </w:rPr>
+              <w:t xml:space="preserve"> vi </w:t>
+            </w:r>
+            <w:hyperlink r:id="rId57" w:anchor="file-orderer1-yaml" w:history="1">
               <w:r>
                 <w:rPr>
                   <w:rStyle w:val="a7"/>
                   <w:rFonts w:ascii="Times New Roman" w:hAnsi="Times New Roman" w:cs="Times New Roman"/>
                 </w:rPr>
-                <w:t>2</w:t>
+                <w:t xml:space="preserve">orderer1.yaml </w:t>
+              </w:r>
+            </w:hyperlink>
+          </w:p>
+          <w:p>
+            <w:pPr>
+              <w:rPr>
+                <w:rFonts w:ascii="Times New Roman" w:hAnsi="Times New Roman" w:cs="Times New Roman"/>
+              </w:rPr>
+            </w:pPr>
+          </w:p>
+          <w:p>
+            <w:pPr>
+              <w:rPr>
+                <w:rFonts w:ascii="Times New Roman" w:hAnsi="Times New Roman" w:cs="Times New Roman"/>
+              </w:rPr>
+            </w:pPr>
+            <w:r>
+              <w:rPr>
+                <w:rFonts w:ascii="Times New Roman" w:hAnsi="Times New Roman" w:cs="Times New Roman" w:hint="eastAsia"/>
+              </w:rPr>
+              <w:t>$</w:t>
+            </w:r>
+            <w:r>
+              <w:rPr>
+                <w:rFonts w:ascii="Times New Roman" w:hAnsi="Times New Roman" w:cs="Times New Roman"/>
+              </w:rPr>
+              <w:t xml:space="preserve"> vi </w:t>
+            </w:r>
+            <w:hyperlink r:id="rId58" w:anchor="file-cli-yaml" w:history="1">
+              <w:proofErr w:type="gramStart"/>
+              <w:r>
+                <w:rPr>
+                  <w:rStyle w:val="a7"/>
+                  <w:rFonts w:ascii="Times New Roman" w:hAnsi="Times New Roman" w:cs="Times New Roman"/>
+                </w:rPr>
+                <w:t>cli</w:t>
               </w:r>
               <w:r>
                 <w:rPr>
@@ -18150,6 +18778,7 @@
                 </w:rPr>
                 <w:t>.yaml</w:t>
               </w:r>
+              <w:proofErr w:type="gramEnd"/>
             </w:hyperlink>
             <w:r>
               <w:rPr>
@@ -18168,73 +18797,155 @@
           <w:p>
             <w:pPr>
               <w:rPr>
+                <w:rFonts w:ascii="Times New Roman" w:hAnsi="Times New Roman" w:cs="Times New Roman" w:hint="eastAsia"/>
+              </w:rPr>
+            </w:pPr>
+            <w:r>
+              <w:rPr>
+                <w:rFonts w:cstheme="minorHAnsi"/>
+              </w:rPr>
+              <w:lastRenderedPageBreak/>
+              <w:t>$ vi $HOME/fabric-samples/</w:t>
+            </w:r>
+            <w:proofErr w:type="spellStart"/>
+            <w:r>
+              <w:rPr>
+                <w:rFonts w:cstheme="minorHAnsi"/>
+              </w:rPr>
+              <w:t>chaincode</w:t>
+            </w:r>
+            <w:proofErr w:type="spellEnd"/>
+            <w:r>
+              <w:rPr>
+                <w:rFonts w:cstheme="minorHAnsi"/>
+              </w:rPr>
+              <w:t>/</w:t>
+            </w:r>
+            <w:proofErr w:type="spellStart"/>
+            <w:r>
+              <w:rPr>
+                <w:rFonts w:cstheme="minorHAnsi"/>
+              </w:rPr>
+              <w:t>abstore</w:t>
+            </w:r>
+            <w:proofErr w:type="spellEnd"/>
+            <w:r>
+              <w:rPr>
+                <w:rFonts w:cstheme="minorHAnsi"/>
+              </w:rPr>
+              <w:t>/go/</w:t>
+            </w:r>
+            <w:proofErr w:type="spellStart"/>
+            <w:r>
+              <w:rPr>
+                <w:rFonts w:cstheme="minorHAnsi"/>
+                <w:bCs/>
+              </w:rPr>
+              <w:fldChar w:fldCharType="begin"/>
+            </w:r>
+            <w:r>
+              <w:rPr>
+                <w:rFonts w:cstheme="minorHAnsi"/>
+                <w:bCs/>
+              </w:rPr>
+              <w:instrText xml:space="preserve"> HYPERLINK "https://gist.github.com/Canhui/fb378959eba97e2f64cf874efdf25e37" \l "file-abstore-go" </w:instrText>
+            </w:r>
+            <w:r>
+              <w:rPr>
+                <w:rFonts w:cstheme="minorHAnsi"/>
+                <w:bCs/>
+              </w:rPr>
+            </w:r>
+            <w:r>
+              <w:rPr>
+                <w:rFonts w:cstheme="minorHAnsi"/>
+                <w:bCs/>
+              </w:rPr>
+              <w:fldChar w:fldCharType="separate"/>
+            </w:r>
+            <w:proofErr w:type="gramStart"/>
+            <w:r>
+              <w:rPr>
+                <w:rStyle w:val="a7"/>
+                <w:rFonts w:cstheme="minorHAnsi"/>
+                <w:bCs/>
+              </w:rPr>
+              <w:t>abstore.go</w:t>
+            </w:r>
+            <w:proofErr w:type="spellEnd"/>
+            <w:proofErr w:type="gramEnd"/>
+            <w:r>
+              <w:rPr>
+                <w:rFonts w:cstheme="minorHAnsi"/>
+                <w:bCs/>
+              </w:rPr>
+              <w:fldChar w:fldCharType="end"/>
+            </w:r>
+            <w:r>
+              <w:rPr>
+                <w:rFonts w:cstheme="minorHAnsi"/>
+              </w:rPr>
+              <w:t xml:space="preserve"> // our proposed key-value </w:t>
+            </w:r>
+            <w:proofErr w:type="spellStart"/>
+            <w:r>
+              <w:rPr>
+                <w:rFonts w:cstheme="minorHAnsi"/>
+              </w:rPr>
+              <w:t>chaincode</w:t>
+            </w:r>
+            <w:proofErr w:type="spellEnd"/>
+          </w:p>
+          <w:p>
+            <w:pPr>
+              <w:rPr>
                 <w:rFonts w:ascii="Times New Roman" w:hAnsi="Times New Roman" w:cs="Times New Roman"/>
               </w:rPr>
             </w:pPr>
             <w:r>
               <w:rPr>
-                <w:rFonts w:ascii="Times New Roman" w:hAnsi="Times New Roman" w:cs="Times New Roman" w:hint="eastAsia"/>
-              </w:rPr>
-              <w:t>$</w:t>
-            </w:r>
-            <w:r>
-              <w:rPr>
-                <w:rFonts w:ascii="Times New Roman" w:hAnsi="Times New Roman" w:cs="Times New Roman"/>
-              </w:rPr>
-              <w:t xml:space="preserve"> vi </w:t>
-            </w:r>
-            <w:r>
-              <w:rPr>
-                <w:rFonts w:ascii="Times New Roman" w:hAnsi="Times New Roman" w:cs="Times New Roman"/>
-              </w:rPr>
-              <w:t>orderer</w:t>
-            </w:r>
-            <w:r>
-              <w:rPr>
-                <w:rFonts w:ascii="Times New Roman" w:hAnsi="Times New Roman" w:cs="Times New Roman"/>
-              </w:rPr>
-              <w:t xml:space="preserve">1.yaml </w:t>
-            </w:r>
-          </w:p>
-          <w:p>
-            <w:pPr>
-              <w:rPr>
-                <w:rFonts w:ascii="Times New Roman" w:hAnsi="Times New Roman" w:cs="Times New Roman"/>
-              </w:rPr>
-            </w:pPr>
-          </w:p>
-          <w:p>
-            <w:pPr>
-              <w:rPr>
-                <w:rFonts w:ascii="Times New Roman" w:hAnsi="Times New Roman" w:cs="Times New Roman"/>
-              </w:rPr>
-            </w:pPr>
-            <w:r>
-              <w:rPr>
-                <w:rFonts w:ascii="Times New Roman" w:hAnsi="Times New Roman" w:cs="Times New Roman" w:hint="eastAsia"/>
-              </w:rPr>
-              <w:t>$</w:t>
-            </w:r>
-            <w:r>
-              <w:rPr>
-                <w:rFonts w:ascii="Times New Roman" w:hAnsi="Times New Roman" w:cs="Times New Roman"/>
-              </w:rPr>
-              <w:t xml:space="preserve"> vi peer0-org1.yaml </w:t>
-            </w:r>
-          </w:p>
-          <w:p>
-            <w:pPr>
-              <w:rPr>
-                <w:rFonts w:ascii="Times New Roman" w:hAnsi="Times New Roman" w:cs="Times New Roman" w:hint="eastAsia"/>
-              </w:rPr>
-            </w:pPr>
-          </w:p>
-          <w:p>
-            <w:pPr>
-              <w:rPr>
-                <w:rFonts w:ascii="Times New Roman" w:hAnsi="Times New Roman" w:cs="Times New Roman" w:hint="eastAsia"/>
-              </w:rPr>
-            </w:pPr>
+                <w:rFonts w:cstheme="minorHAnsi"/>
+              </w:rPr>
+              <w:t>$ vi $HOME/fabric-samples/</w:t>
+            </w:r>
+            <w:proofErr w:type="spellStart"/>
+            <w:r>
+              <w:rPr>
+                <w:rFonts w:cstheme="minorHAnsi"/>
+              </w:rPr>
+              <w:t>chaincode</w:t>
+            </w:r>
+            <w:proofErr w:type="spellEnd"/>
+            <w:r>
+              <w:rPr>
+                <w:rFonts w:cstheme="minorHAnsi"/>
+              </w:rPr>
+              <w:t>/</w:t>
+            </w:r>
+            <w:proofErr w:type="spellStart"/>
+            <w:r>
+              <w:rPr>
+                <w:rFonts w:cstheme="minorHAnsi"/>
+              </w:rPr>
+              <w:t>abstore</w:t>
+            </w:r>
+            <w:proofErr w:type="spellEnd"/>
+            <w:r>
+              <w:rPr>
+                <w:rFonts w:cstheme="minorHAnsi"/>
+              </w:rPr>
+              <w:t>/go/</w:t>
+            </w:r>
+            <w:hyperlink r:id="rId59" w:anchor="file-go-mod" w:history="1">
+              <w:r>
+                <w:rPr>
+                  <w:rStyle w:val="a7"/>
+                  <w:rFonts w:cstheme="minorHAnsi"/>
+                  <w:bCs/>
+                </w:rPr>
+                <w:t>go.mod</w:t>
+              </w:r>
+            </w:hyperlink>
           </w:p>
         </w:tc>
       </w:tr>
@@ -18249,32 +18960,52 @@
     <w:p>
       <w:pPr>
         <w:rPr>
-          <w:rFonts w:ascii="Times New Roman" w:hAnsi="Times New Roman" w:cs="Times New Roman" w:hint="eastAsia"/>
+          <w:rFonts w:ascii="Times New Roman" w:hAnsi="Times New Roman" w:cs="Times New Roman"/>
         </w:rPr>
       </w:pPr>
-    </w:p>
-    <w:p/>
-    <w:p>
-      <w:r>
-        <w:rPr>
-          <w:rFonts w:hint="eastAsia"/>
-        </w:rPr>
-        <w:t>基础的</w:t>
-      </w:r>
-      <w:r>
-        <w:rPr>
-          <w:rFonts w:hint="eastAsia"/>
-        </w:rPr>
-        <w:t>Test</w:t>
-      </w:r>
-      <w:r>
-        <w:t>-Network</w:t>
-      </w:r>
-      <w:r>
-        <w:rPr>
-          <w:rFonts w:hint="eastAsia"/>
-        </w:rPr>
-        <w:t>的配置文件如下，</w:t>
+      <w:r>
+        <w:rPr>
+          <w:rFonts w:ascii="Times New Roman" w:hAnsi="Times New Roman" w:cs="Times New Roman"/>
+          <w:b/>
+          <w:bCs/>
+        </w:rPr>
+        <w:t>Step</w:t>
+      </w:r>
+      <w:r>
+        <w:rPr>
+          <w:rFonts w:ascii="Times New Roman" w:hAnsi="Times New Roman" w:cs="Times New Roman"/>
+          <w:b/>
+          <w:bCs/>
+        </w:rPr>
+        <w:t xml:space="preserve"> </w:t>
+      </w:r>
+      <w:r>
+        <w:rPr>
+          <w:rFonts w:ascii="Times New Roman" w:hAnsi="Times New Roman" w:cs="Times New Roman"/>
+          <w:b/>
+          <w:bCs/>
+        </w:rPr>
+        <w:t>2</w:t>
+      </w:r>
+      <w:r>
+        <w:rPr>
+          <w:rFonts w:ascii="Times New Roman" w:hAnsi="Times New Roman" w:cs="Times New Roman"/>
+          <w:b/>
+          <w:bCs/>
+        </w:rPr>
+        <w:t>:</w:t>
+      </w:r>
+      <w:r>
+        <w:rPr>
+          <w:rFonts w:ascii="Times New Roman" w:hAnsi="Times New Roman" w:cs="Times New Roman"/>
+        </w:rPr>
+        <w:t xml:space="preserve"> </w:t>
+      </w:r>
+      <w:r>
+        <w:rPr>
+          <w:rFonts w:ascii="Times New Roman" w:hAnsi="Times New Roman" w:cs="Times New Roman"/>
+        </w:rPr>
+        <w:t>Align the timestamp,</w:t>
       </w:r>
     </w:p>
     <w:tbl>
@@ -18292,653 +19023,205 @@
             <w:tcW w:w="9350" w:type="dxa"/>
           </w:tcPr>
           <w:p>
-            <w:pPr>
-              <w:pStyle w:val="HTML"/>
-              <w:rPr>
-                <w:rFonts w:asciiTheme="minorHAnsi" w:hAnsiTheme="minorHAnsi" w:cstheme="minorHAnsi"/>
-                <w:sz w:val="22"/>
-                <w:szCs w:val="22"/>
-              </w:rPr>
-            </w:pPr>
-            <w:r>
-              <w:rPr>
-                <w:rFonts w:asciiTheme="minorHAnsi" w:hAnsiTheme="minorHAnsi" w:cstheme="minorHAnsi"/>
-                <w:sz w:val="22"/>
-                <w:szCs w:val="22"/>
-              </w:rPr>
-              <w:t>$ cd $HOME/fabric-samples</w:t>
-            </w:r>
-            <w:r>
-              <w:rPr>
-                <w:rFonts w:asciiTheme="minorHAnsi" w:hAnsiTheme="minorHAnsi" w:cstheme="minorHAnsi"/>
-                <w:sz w:val="22"/>
-                <w:szCs w:val="22"/>
-              </w:rPr>
-              <w:br/>
-              <w:t>$ mkdir demo-first</w:t>
-            </w:r>
-            <w:r>
-              <w:rPr>
-                <w:rFonts w:asciiTheme="minorHAnsi" w:hAnsiTheme="minorHAnsi" w:cstheme="minorHAnsi"/>
-                <w:sz w:val="22"/>
-                <w:szCs w:val="22"/>
-              </w:rPr>
-              <w:br/>
-              <w:t>$ cd $HOME/fabric-samples/demo-first</w:t>
-            </w:r>
-            <w:r>
-              <w:rPr>
-                <w:rFonts w:asciiTheme="minorHAnsi" w:hAnsiTheme="minorHAnsi" w:cstheme="minorHAnsi"/>
-                <w:sz w:val="22"/>
-                <w:szCs w:val="22"/>
-              </w:rPr>
-              <w:br/>
-              <w:t xml:space="preserve">$ vi </w:t>
-            </w:r>
-            <w:hyperlink r:id="rId57" w:anchor="file-crypto-config-yaml" w:tgtFrame="_blank" w:history="1">
-              <w:r>
-                <w:rPr>
-                  <w:rStyle w:val="a7"/>
-                  <w:rFonts w:asciiTheme="minorHAnsi" w:hAnsiTheme="minorHAnsi" w:cstheme="minorHAnsi"/>
-                  <w:b/>
-                  <w:sz w:val="22"/>
-                  <w:szCs w:val="22"/>
-                </w:rPr>
-                <w:t>crypto-config.yaml</w:t>
-              </w:r>
-            </w:hyperlink>
-            <w:r>
-              <w:rPr>
-                <w:rFonts w:asciiTheme="minorHAnsi" w:hAnsiTheme="minorHAnsi" w:cstheme="minorHAnsi"/>
-                <w:sz w:val="22"/>
-                <w:szCs w:val="22"/>
-              </w:rPr>
-              <w:br/>
-              <w:t xml:space="preserve">$ vi </w:t>
-            </w:r>
-            <w:hyperlink r:id="rId58" w:anchor="file-configtx-yaml" w:tgtFrame="_blank" w:history="1">
-              <w:r>
-                <w:rPr>
-                  <w:rStyle w:val="a7"/>
-                  <w:rFonts w:asciiTheme="minorHAnsi" w:hAnsiTheme="minorHAnsi" w:cstheme="minorHAnsi"/>
-                  <w:b/>
-                  <w:sz w:val="22"/>
-                  <w:szCs w:val="22"/>
-                </w:rPr>
-                <w:t>configtx.yaml</w:t>
-              </w:r>
-            </w:hyperlink>
-            <w:r>
-              <w:rPr>
-                <w:rFonts w:asciiTheme="minorHAnsi" w:hAnsiTheme="minorHAnsi" w:cstheme="minorHAnsi"/>
-                <w:sz w:val="22"/>
-                <w:szCs w:val="22"/>
-              </w:rPr>
-              <w:t xml:space="preserve"> // &lt;- change BatchTimeout, BatchSize</w:t>
-            </w:r>
-          </w:p>
-          <w:p>
-            <w:pPr>
-              <w:pStyle w:val="HTML"/>
-              <w:rPr>
-                <w:rFonts w:asciiTheme="minorHAnsi" w:hAnsiTheme="minorHAnsi" w:cstheme="minorHAnsi"/>
-                <w:sz w:val="22"/>
-                <w:szCs w:val="22"/>
-              </w:rPr>
-            </w:pPr>
-          </w:p>
-          <w:p>
-            <w:pPr>
-              <w:pStyle w:val="HTML"/>
-              <w:rPr>
-                <w:rFonts w:asciiTheme="minorHAnsi" w:eastAsiaTheme="minorEastAsia" w:hAnsiTheme="minorHAnsi" w:cstheme="minorHAnsi"/>
-                <w:sz w:val="22"/>
-                <w:szCs w:val="22"/>
-              </w:rPr>
-            </w:pPr>
-            <w:r>
-              <w:rPr>
-                <w:rFonts w:asciiTheme="minorHAnsi" w:eastAsiaTheme="minorEastAsia" w:hAnsiTheme="minorHAnsi" w:cstheme="minorHAnsi" w:hint="eastAsia"/>
-                <w:sz w:val="22"/>
-                <w:szCs w:val="22"/>
-              </w:rPr>
-              <w:t>$</w:t>
-            </w:r>
-            <w:r>
-              <w:rPr>
-                <w:rFonts w:asciiTheme="minorHAnsi" w:eastAsiaTheme="minorEastAsia" w:hAnsiTheme="minorHAnsi" w:cstheme="minorHAnsi"/>
-                <w:sz w:val="22"/>
-                <w:szCs w:val="22"/>
-              </w:rPr>
-              <w:t xml:space="preserve"> vi </w:t>
-            </w:r>
-            <w:hyperlink r:id="rId59" w:anchor="file-peer0-org1-yaml" w:history="1">
-              <w:r>
-                <w:rPr>
-                  <w:rStyle w:val="a7"/>
-                  <w:rFonts w:asciiTheme="minorHAnsi" w:eastAsiaTheme="minorEastAsia" w:hAnsiTheme="minorHAnsi" w:cstheme="minorHAnsi"/>
-                  <w:sz w:val="22"/>
-                  <w:szCs w:val="22"/>
-                </w:rPr>
-                <w:t>peer0-org1.yaml</w:t>
-              </w:r>
-            </w:hyperlink>
-          </w:p>
-          <w:p>
-            <w:pPr>
-              <w:pStyle w:val="HTML"/>
-              <w:rPr>
-                <w:rFonts w:asciiTheme="minorHAnsi" w:eastAsiaTheme="minorEastAsia" w:hAnsiTheme="minorHAnsi" w:cstheme="minorHAnsi"/>
-                <w:sz w:val="22"/>
-                <w:szCs w:val="22"/>
-              </w:rPr>
-            </w:pPr>
-            <w:r>
-              <w:rPr>
-                <w:rFonts w:asciiTheme="minorHAnsi" w:eastAsiaTheme="minorEastAsia" w:hAnsiTheme="minorHAnsi" w:cstheme="minorHAnsi"/>
-                <w:sz w:val="22"/>
-                <w:szCs w:val="22"/>
-              </w:rPr>
+            <w:r>
+              <w:t>$ date +%s</w:t>
+            </w:r>
+            <w:r>
+              <w:t xml:space="preserve"> // check the timestamp</w:t>
+            </w:r>
+          </w:p>
+          <w:p>
+            <w:pPr>
+              <w:rPr>
+                <w:rFonts w:ascii="Times New Roman" w:hAnsi="Times New Roman" w:cs="Times New Roman"/>
+              </w:rPr>
+            </w:pPr>
+          </w:p>
+          <w:p>
+            <w:r>
               <w:t xml:space="preserve">$ </w:t>
             </w:r>
-            <w:r>
-              <w:rPr>
-                <w:rFonts w:asciiTheme="minorHAnsi" w:eastAsiaTheme="minorEastAsia" w:hAnsiTheme="minorHAnsi" w:cstheme="minorHAnsi"/>
-                <w:sz w:val="22"/>
-                <w:szCs w:val="22"/>
-              </w:rPr>
-              <w:t xml:space="preserve">vi </w:t>
-            </w:r>
-            <w:hyperlink r:id="rId60" w:anchor="file-peer0-org2-yaml" w:history="1">
-              <w:r>
-                <w:rPr>
-                  <w:rStyle w:val="a7"/>
-                  <w:rFonts w:asciiTheme="minorHAnsi" w:eastAsiaTheme="minorEastAsia" w:hAnsiTheme="minorHAnsi" w:cstheme="minorHAnsi"/>
-                  <w:sz w:val="22"/>
-                  <w:szCs w:val="22"/>
-                </w:rPr>
-                <w:t>peer0-org2.yaml</w:t>
-              </w:r>
-            </w:hyperlink>
-          </w:p>
-          <w:p>
-            <w:pPr>
-              <w:pStyle w:val="HTML"/>
-              <w:rPr>
-                <w:rFonts w:asciiTheme="minorHAnsi" w:eastAsiaTheme="minorEastAsia" w:hAnsiTheme="minorHAnsi" w:cstheme="minorHAnsi"/>
-                <w:sz w:val="22"/>
-                <w:szCs w:val="22"/>
-              </w:rPr>
-            </w:pPr>
-            <w:r>
-              <w:rPr>
-                <w:rFonts w:asciiTheme="minorHAnsi" w:eastAsiaTheme="minorEastAsia" w:hAnsiTheme="minorHAnsi" w:cstheme="minorHAnsi"/>
-                <w:sz w:val="22"/>
-                <w:szCs w:val="22"/>
-              </w:rPr>
-              <w:t xml:space="preserve">$ vi </w:t>
-            </w:r>
-            <w:hyperlink r:id="rId61" w:anchor="file-peer0-org3-yaml" w:history="1">
-              <w:r>
-                <w:rPr>
-                  <w:rStyle w:val="a7"/>
-                  <w:rFonts w:asciiTheme="minorHAnsi" w:eastAsiaTheme="minorEastAsia" w:hAnsiTheme="minorHAnsi" w:cstheme="minorHAnsi"/>
-                  <w:sz w:val="22"/>
-                  <w:szCs w:val="22"/>
-                </w:rPr>
-                <w:t>peer0-org3.yaml</w:t>
-              </w:r>
-            </w:hyperlink>
-          </w:p>
-          <w:p>
-            <w:pPr>
-              <w:pStyle w:val="HTML"/>
-              <w:rPr>
-                <w:rFonts w:asciiTheme="minorHAnsi" w:eastAsiaTheme="minorEastAsia" w:hAnsiTheme="minorHAnsi" w:cstheme="minorHAnsi"/>
-                <w:sz w:val="22"/>
-                <w:szCs w:val="22"/>
-              </w:rPr>
-            </w:pPr>
-            <w:r>
-              <w:rPr>
-                <w:rFonts w:asciiTheme="minorHAnsi" w:eastAsiaTheme="minorEastAsia" w:hAnsiTheme="minorHAnsi" w:cstheme="minorHAnsi"/>
-                <w:sz w:val="22"/>
-                <w:szCs w:val="22"/>
-              </w:rPr>
-              <w:t xml:space="preserve">$ vi </w:t>
-            </w:r>
-            <w:hyperlink r:id="rId62" w:anchor="file-peer0-org4-yaml" w:history="1">
-              <w:r>
-                <w:rPr>
-                  <w:rStyle w:val="a7"/>
-                  <w:rFonts w:asciiTheme="minorHAnsi" w:eastAsiaTheme="minorEastAsia" w:hAnsiTheme="minorHAnsi" w:cstheme="minorHAnsi"/>
-                  <w:sz w:val="22"/>
-                  <w:szCs w:val="22"/>
-                </w:rPr>
-                <w:t>peer0-org4.yaml</w:t>
-              </w:r>
-            </w:hyperlink>
-          </w:p>
-          <w:p>
-            <w:pPr>
-              <w:pStyle w:val="HTML"/>
-              <w:rPr>
-                <w:rFonts w:asciiTheme="minorHAnsi" w:eastAsiaTheme="minorEastAsia" w:hAnsiTheme="minorHAnsi" w:cstheme="minorHAnsi"/>
-                <w:sz w:val="22"/>
-                <w:szCs w:val="22"/>
-              </w:rPr>
-            </w:pPr>
-            <w:r>
-              <w:rPr>
-                <w:rFonts w:asciiTheme="minorHAnsi" w:eastAsiaTheme="minorEastAsia" w:hAnsiTheme="minorHAnsi" w:cstheme="minorHAnsi"/>
-                <w:sz w:val="22"/>
-                <w:szCs w:val="22"/>
-              </w:rPr>
-              <w:t xml:space="preserve">$ vi </w:t>
-            </w:r>
-            <w:hyperlink r:id="rId63" w:anchor="file-peer0-org5-yaml" w:history="1">
-              <w:r>
-                <w:rPr>
-                  <w:rStyle w:val="a7"/>
-                  <w:rFonts w:asciiTheme="minorHAnsi" w:eastAsiaTheme="minorEastAsia" w:hAnsiTheme="minorHAnsi" w:cstheme="minorHAnsi"/>
-                  <w:sz w:val="22"/>
-                  <w:szCs w:val="22"/>
-                </w:rPr>
-                <w:t>peer0-org5.yaml</w:t>
-              </w:r>
-            </w:hyperlink>
-          </w:p>
-          <w:p>
-            <w:pPr>
-              <w:pStyle w:val="HTML"/>
-              <w:rPr>
-                <w:rFonts w:asciiTheme="minorHAnsi" w:eastAsiaTheme="minorEastAsia" w:hAnsiTheme="minorHAnsi" w:cstheme="minorHAnsi"/>
-                <w:sz w:val="22"/>
-                <w:szCs w:val="22"/>
-              </w:rPr>
-            </w:pPr>
-            <w:r>
-              <w:rPr>
-                <w:rFonts w:asciiTheme="minorHAnsi" w:eastAsiaTheme="minorEastAsia" w:hAnsiTheme="minorHAnsi" w:cstheme="minorHAnsi"/>
-                <w:sz w:val="22"/>
-                <w:szCs w:val="22"/>
-              </w:rPr>
-              <w:t xml:space="preserve">$ vi </w:t>
-            </w:r>
-            <w:hyperlink r:id="rId64" w:anchor="file-peer0-org6-yaml" w:history="1">
-              <w:r>
-                <w:rPr>
-                  <w:rStyle w:val="a7"/>
-                  <w:rFonts w:asciiTheme="minorHAnsi" w:eastAsiaTheme="minorEastAsia" w:hAnsiTheme="minorHAnsi" w:cstheme="minorHAnsi"/>
-                  <w:sz w:val="22"/>
-                  <w:szCs w:val="22"/>
-                </w:rPr>
-                <w:t>peer0-org6.yaml</w:t>
-              </w:r>
-            </w:hyperlink>
-          </w:p>
-          <w:p>
-            <w:pPr>
-              <w:pStyle w:val="HTML"/>
-              <w:rPr>
-                <w:rFonts w:asciiTheme="minorHAnsi" w:eastAsiaTheme="minorEastAsia" w:hAnsiTheme="minorHAnsi" w:cstheme="minorHAnsi"/>
-                <w:sz w:val="22"/>
-                <w:szCs w:val="22"/>
-              </w:rPr>
-            </w:pPr>
-            <w:r>
-              <w:rPr>
-                <w:rFonts w:asciiTheme="minorHAnsi" w:eastAsiaTheme="minorEastAsia" w:hAnsiTheme="minorHAnsi" w:cstheme="minorHAnsi"/>
-                <w:sz w:val="22"/>
-                <w:szCs w:val="22"/>
-              </w:rPr>
-              <w:t xml:space="preserve">$ vi </w:t>
-            </w:r>
-            <w:hyperlink r:id="rId65" w:anchor="file-peer0-org7-yaml" w:history="1">
-              <w:r>
-                <w:rPr>
-                  <w:rStyle w:val="a7"/>
-                  <w:rFonts w:asciiTheme="minorHAnsi" w:eastAsiaTheme="minorEastAsia" w:hAnsiTheme="minorHAnsi" w:cstheme="minorHAnsi"/>
-                  <w:sz w:val="22"/>
-                  <w:szCs w:val="22"/>
-                </w:rPr>
-                <w:t>peer0-org7.yaml</w:t>
-              </w:r>
-            </w:hyperlink>
-          </w:p>
-          <w:p>
-            <w:pPr>
-              <w:pStyle w:val="HTML"/>
-              <w:rPr>
-                <w:rFonts w:asciiTheme="minorHAnsi" w:eastAsiaTheme="minorEastAsia" w:hAnsiTheme="minorHAnsi" w:cstheme="minorHAnsi"/>
-                <w:sz w:val="22"/>
-                <w:szCs w:val="22"/>
-              </w:rPr>
-            </w:pPr>
-            <w:r>
-              <w:rPr>
-                <w:rFonts w:asciiTheme="minorHAnsi" w:eastAsiaTheme="minorEastAsia" w:hAnsiTheme="minorHAnsi" w:cstheme="minorHAnsi"/>
-                <w:sz w:val="22"/>
-                <w:szCs w:val="22"/>
-              </w:rPr>
-              <w:t xml:space="preserve">$ vi </w:t>
-            </w:r>
-            <w:hyperlink r:id="rId66" w:anchor="file-peer0-org8-yaml" w:history="1">
-              <w:r>
-                <w:rPr>
-                  <w:rStyle w:val="a7"/>
-                  <w:rFonts w:asciiTheme="minorHAnsi" w:eastAsiaTheme="minorEastAsia" w:hAnsiTheme="minorHAnsi" w:cstheme="minorHAnsi"/>
-                  <w:sz w:val="22"/>
-                  <w:szCs w:val="22"/>
-                </w:rPr>
-                <w:t>peer0-org8.yaml</w:t>
-              </w:r>
-            </w:hyperlink>
-          </w:p>
-          <w:p>
-            <w:pPr>
-              <w:pStyle w:val="HTML"/>
-              <w:rPr>
-                <w:rFonts w:asciiTheme="minorHAnsi" w:hAnsiTheme="minorHAnsi" w:cstheme="minorHAnsi"/>
-                <w:sz w:val="22"/>
-                <w:szCs w:val="22"/>
-              </w:rPr>
-            </w:pPr>
-          </w:p>
-          <w:p>
-            <w:pPr>
-              <w:pStyle w:val="HTML"/>
-              <w:rPr>
-                <w:rFonts w:asciiTheme="minorHAnsi" w:hAnsiTheme="minorHAnsi" w:cstheme="minorHAnsi"/>
-                <w:sz w:val="22"/>
-                <w:szCs w:val="22"/>
-              </w:rPr>
-            </w:pPr>
-            <w:r>
-              <w:rPr>
-                <w:rFonts w:asciiTheme="minorHAnsi" w:hAnsiTheme="minorHAnsi" w:cstheme="minorHAnsi"/>
-                <w:sz w:val="22"/>
-                <w:szCs w:val="22"/>
-              </w:rPr>
-              <w:t xml:space="preserve">$ vi </w:t>
-            </w:r>
-            <w:hyperlink r:id="rId67" w:anchor="file-orderer1-yaml" w:history="1">
-              <w:r>
-                <w:rPr>
-                  <w:rStyle w:val="a7"/>
-                  <w:rFonts w:asciiTheme="minorHAnsi" w:hAnsiTheme="minorHAnsi" w:cstheme="minorHAnsi"/>
-                  <w:sz w:val="22"/>
-                  <w:szCs w:val="22"/>
-                </w:rPr>
-                <w:t>orderer1.yaml</w:t>
-              </w:r>
-            </w:hyperlink>
-          </w:p>
-          <w:p>
-            <w:pPr>
-              <w:pStyle w:val="HTML"/>
-              <w:rPr>
-                <w:rFonts w:asciiTheme="minorHAnsi" w:hAnsiTheme="minorHAnsi" w:cstheme="minorHAnsi"/>
-                <w:sz w:val="22"/>
-                <w:szCs w:val="22"/>
-              </w:rPr>
-            </w:pPr>
-            <w:r>
-              <w:rPr>
-                <w:rFonts w:asciiTheme="minorHAnsi" w:hAnsiTheme="minorHAnsi" w:cstheme="minorHAnsi"/>
-                <w:sz w:val="22"/>
-                <w:szCs w:val="22"/>
-              </w:rPr>
-              <w:t xml:space="preserve">$ vi </w:t>
-            </w:r>
-            <w:hyperlink r:id="rId68" w:anchor="file-orderer2-yaml" w:history="1">
-              <w:r>
-                <w:rPr>
-                  <w:rStyle w:val="a7"/>
-                  <w:rFonts w:asciiTheme="minorHAnsi" w:hAnsiTheme="minorHAnsi" w:cstheme="minorHAnsi"/>
-                  <w:sz w:val="22"/>
-                  <w:szCs w:val="22"/>
-                </w:rPr>
-                <w:t>orderer2.yaml</w:t>
-              </w:r>
-            </w:hyperlink>
-          </w:p>
-          <w:p>
-            <w:pPr>
-              <w:pStyle w:val="HTML"/>
-              <w:rPr>
-                <w:rFonts w:asciiTheme="minorHAnsi" w:hAnsiTheme="minorHAnsi" w:cstheme="minorHAnsi"/>
-                <w:sz w:val="22"/>
-                <w:szCs w:val="22"/>
-              </w:rPr>
-            </w:pPr>
-            <w:r>
-              <w:rPr>
-                <w:rFonts w:asciiTheme="minorHAnsi" w:hAnsiTheme="minorHAnsi" w:cstheme="minorHAnsi"/>
-                <w:sz w:val="22"/>
-                <w:szCs w:val="22"/>
-              </w:rPr>
-              <w:t xml:space="preserve">$ vi </w:t>
-            </w:r>
-            <w:hyperlink r:id="rId69" w:anchor="file-orderer3-yaml" w:history="1">
-              <w:r>
-                <w:rPr>
-                  <w:rStyle w:val="a7"/>
-                  <w:rFonts w:asciiTheme="minorHAnsi" w:hAnsiTheme="minorHAnsi" w:cstheme="minorHAnsi"/>
-                  <w:sz w:val="22"/>
-                  <w:szCs w:val="22"/>
-                </w:rPr>
-                <w:t>orderer3.yaml</w:t>
-              </w:r>
-            </w:hyperlink>
-          </w:p>
-          <w:p>
-            <w:pPr>
-              <w:pStyle w:val="HTML"/>
-              <w:rPr>
-                <w:rFonts w:asciiTheme="minorHAnsi" w:hAnsiTheme="minorHAnsi" w:cstheme="minorHAnsi"/>
-                <w:sz w:val="22"/>
-                <w:szCs w:val="22"/>
-              </w:rPr>
-            </w:pPr>
-            <w:r>
-              <w:rPr>
-                <w:rFonts w:asciiTheme="minorHAnsi" w:hAnsiTheme="minorHAnsi" w:cstheme="minorHAnsi"/>
-                <w:sz w:val="22"/>
-                <w:szCs w:val="22"/>
-              </w:rPr>
-              <w:t xml:space="preserve">$ vi </w:t>
-            </w:r>
-            <w:hyperlink r:id="rId70" w:anchor="file-orderer4-yaml" w:history="1">
-              <w:r>
-                <w:rPr>
-                  <w:rStyle w:val="a7"/>
-                  <w:rFonts w:asciiTheme="minorHAnsi" w:hAnsiTheme="minorHAnsi" w:cstheme="minorHAnsi"/>
-                  <w:sz w:val="22"/>
-                  <w:szCs w:val="22"/>
-                </w:rPr>
-                <w:t>orderer4.yaml</w:t>
-              </w:r>
-            </w:hyperlink>
-          </w:p>
-          <w:p>
-            <w:pPr>
-              <w:pStyle w:val="HTML"/>
-              <w:rPr>
-                <w:rFonts w:asciiTheme="minorHAnsi" w:hAnsiTheme="minorHAnsi" w:cstheme="minorHAnsi"/>
-                <w:sz w:val="22"/>
-                <w:szCs w:val="22"/>
-              </w:rPr>
-            </w:pPr>
-            <w:r>
-              <w:rPr>
-                <w:rFonts w:asciiTheme="minorHAnsi" w:hAnsiTheme="minorHAnsi" w:cstheme="minorHAnsi"/>
-                <w:sz w:val="22"/>
-                <w:szCs w:val="22"/>
-              </w:rPr>
-              <w:t xml:space="preserve">$ vi </w:t>
-            </w:r>
-            <w:hyperlink r:id="rId71" w:anchor="file-orderer5-yaml" w:history="1">
-              <w:r>
-                <w:rPr>
-                  <w:rStyle w:val="a7"/>
-                  <w:rFonts w:asciiTheme="minorHAnsi" w:hAnsiTheme="minorHAnsi" w:cstheme="minorHAnsi"/>
-                  <w:sz w:val="22"/>
-                  <w:szCs w:val="22"/>
-                </w:rPr>
-                <w:t>orderer5.yaml</w:t>
-              </w:r>
-            </w:hyperlink>
-          </w:p>
-          <w:p>
-            <w:pPr>
-              <w:pStyle w:val="HTML"/>
-              <w:rPr>
-                <w:rFonts w:asciiTheme="minorHAnsi" w:hAnsiTheme="minorHAnsi" w:cstheme="minorHAnsi"/>
-                <w:sz w:val="22"/>
-                <w:szCs w:val="22"/>
-              </w:rPr>
-            </w:pPr>
-          </w:p>
-          <w:p>
-            <w:pPr>
-              <w:pStyle w:val="HTML"/>
-              <w:rPr>
-                <w:rFonts w:asciiTheme="minorHAnsi" w:hAnsiTheme="minorHAnsi" w:cstheme="minorHAnsi"/>
-                <w:sz w:val="22"/>
-                <w:szCs w:val="22"/>
-              </w:rPr>
-            </w:pPr>
-            <w:r>
-              <w:rPr>
-                <w:rFonts w:asciiTheme="minorHAnsi" w:hAnsiTheme="minorHAnsi" w:cstheme="minorHAnsi"/>
-                <w:sz w:val="22"/>
-                <w:szCs w:val="22"/>
-              </w:rPr>
-              <w:t xml:space="preserve">$ vi </w:t>
-            </w:r>
-            <w:hyperlink r:id="rId72" w:anchor="file-cli-yaml" w:history="1">
-              <w:r>
-                <w:rPr>
-                  <w:rStyle w:val="a7"/>
-                  <w:rFonts w:asciiTheme="minorHAnsi" w:hAnsiTheme="minorHAnsi" w:cstheme="minorHAnsi"/>
-                  <w:sz w:val="22"/>
-                  <w:szCs w:val="22"/>
-                </w:rPr>
-                <w:t>cli.yaml</w:t>
-              </w:r>
-            </w:hyperlink>
-          </w:p>
-          <w:p>
-            <w:pPr>
-              <w:pStyle w:val="HTML"/>
-              <w:rPr>
-                <w:rFonts w:asciiTheme="minorHAnsi" w:hAnsiTheme="minorHAnsi" w:cstheme="minorHAnsi"/>
-                <w:sz w:val="22"/>
-                <w:szCs w:val="22"/>
-              </w:rPr>
-            </w:pPr>
-          </w:p>
-          <w:p>
-            <w:pPr>
-              <w:pStyle w:val="HTML"/>
-              <w:rPr>
-                <w:rFonts w:asciiTheme="minorHAnsi" w:hAnsiTheme="minorHAnsi" w:cstheme="minorHAnsi"/>
-                <w:sz w:val="22"/>
-                <w:szCs w:val="22"/>
-              </w:rPr>
-            </w:pPr>
-            <w:r>
-              <w:rPr>
-                <w:rFonts w:asciiTheme="minorHAnsi" w:hAnsiTheme="minorHAnsi" w:cstheme="minorHAnsi"/>
-                <w:sz w:val="22"/>
-                <w:szCs w:val="22"/>
-              </w:rPr>
-              <w:t>$ vi $HOME/fabric-samples/chaincode/abstore/go/</w:t>
-            </w:r>
-            <w:hyperlink r:id="rId73" w:anchor="file-abstore-go" w:tgtFrame="_blank" w:history="1">
-              <w:r>
-                <w:rPr>
-                  <w:rStyle w:val="a7"/>
-                  <w:rFonts w:asciiTheme="minorHAnsi" w:hAnsiTheme="minorHAnsi" w:cstheme="minorHAnsi"/>
-                  <w:b/>
-                  <w:sz w:val="22"/>
-                  <w:szCs w:val="22"/>
-                </w:rPr>
-                <w:t>abstore.go</w:t>
-              </w:r>
-            </w:hyperlink>
-            <w:r>
-              <w:rPr>
-                <w:rFonts w:asciiTheme="minorHAnsi" w:hAnsiTheme="minorHAnsi" w:cstheme="minorHAnsi"/>
-                <w:sz w:val="22"/>
-                <w:szCs w:val="22"/>
-              </w:rPr>
-              <w:t xml:space="preserve"> // our proposed key-value chaincode</w:t>
-            </w:r>
-            <w:r>
-              <w:rPr>
-                <w:rFonts w:asciiTheme="minorHAnsi" w:hAnsiTheme="minorHAnsi" w:cstheme="minorHAnsi"/>
-                <w:sz w:val="22"/>
-                <w:szCs w:val="22"/>
-              </w:rPr>
-              <w:br/>
-              <w:t>$ vi $HOME/fabric-samples/chaincode/abstore/go/</w:t>
-            </w:r>
-            <w:hyperlink r:id="rId74" w:anchor="file-go-mod" w:tgtFrame="_blank" w:history="1">
-              <w:r>
-                <w:rPr>
-                  <w:rStyle w:val="a7"/>
-                  <w:rFonts w:asciiTheme="minorHAnsi" w:hAnsiTheme="minorHAnsi" w:cstheme="minorHAnsi"/>
-                  <w:b/>
-                  <w:sz w:val="22"/>
-                  <w:szCs w:val="22"/>
-                </w:rPr>
-                <w:t>go.mod</w:t>
-              </w:r>
-            </w:hyperlink>
+            <w:proofErr w:type="spellStart"/>
+            <w:r>
+              <w:t>sudo</w:t>
+            </w:r>
+            <w:proofErr w:type="spellEnd"/>
+            <w:r>
+              <w:t xml:space="preserve"> apt-get install </w:t>
+            </w:r>
+            <w:proofErr w:type="spellStart"/>
+            <w:r>
+              <w:t>ntpdate</w:t>
+            </w:r>
+            <w:proofErr w:type="spellEnd"/>
+            <w:r>
+              <w:t xml:space="preserve"> // align the timestamp</w:t>
+            </w:r>
+          </w:p>
+          <w:p>
+            <w:r>
+              <w:t xml:space="preserve">$ </w:t>
+            </w:r>
+            <w:proofErr w:type="spellStart"/>
+            <w:r>
+              <w:t>sudo</w:t>
+            </w:r>
+            <w:proofErr w:type="spellEnd"/>
+            <w:r>
+              <w:t xml:space="preserve"> </w:t>
+            </w:r>
+            <w:proofErr w:type="spellStart"/>
+            <w:r>
+              <w:t>ntpdate</w:t>
+            </w:r>
+            <w:proofErr w:type="spellEnd"/>
+            <w:r>
+              <w:t xml:space="preserve"> cn.pool.ntp.org</w:t>
+            </w:r>
+          </w:p>
+          <w:p>
+            <w:r>
+              <w:t xml:space="preserve">$ </w:t>
+            </w:r>
+            <w:proofErr w:type="spellStart"/>
+            <w:r>
+              <w:t>sudo</w:t>
+            </w:r>
+            <w:proofErr w:type="spellEnd"/>
+            <w:r>
+              <w:t xml:space="preserve"> </w:t>
+            </w:r>
+            <w:proofErr w:type="spellStart"/>
+            <w:r>
+              <w:t>hwclock</w:t>
+            </w:r>
+            <w:proofErr w:type="spellEnd"/>
+            <w:r>
+              <w:t xml:space="preserve"> </w:t>
+            </w:r>
+            <w:r>
+              <w:t>–</w:t>
+            </w:r>
+            <w:proofErr w:type="spellStart"/>
+            <w:r>
+              <w:t>systohc</w:t>
+            </w:r>
+            <w:proofErr w:type="spellEnd"/>
+          </w:p>
+          <w:p>
+            <w:pPr>
+              <w:rPr>
+                <w:rFonts w:ascii="Times New Roman" w:hAnsi="Times New Roman" w:cs="Times New Roman"/>
+              </w:rPr>
+            </w:pPr>
+          </w:p>
+          <w:p>
+            <w:pPr>
+              <w:rPr>
+                <w:rFonts w:hint="eastAsia"/>
+              </w:rPr>
+            </w:pPr>
+            <w:r>
+              <w:t>$ date +%s</w:t>
+            </w:r>
+            <w:r>
+              <w:t xml:space="preserve"> // check the timestamp</w:t>
+            </w:r>
+            <w:r>
+              <w:rPr>
+                <w:rFonts w:hint="eastAsia"/>
+              </w:rPr>
+              <w:t xml:space="preserve"> </w:t>
+            </w:r>
+            <w:r>
+              <w:t>again</w:t>
+            </w:r>
           </w:p>
         </w:tc>
       </w:tr>
     </w:tbl>
-    <w:p/>
-    <w:p>
-      <w:r>
-        <w:rPr>
-          <w:rFonts w:hint="eastAsia"/>
+    <w:p>
+      <w:pPr>
+        <w:rPr>
+          <w:rFonts w:ascii="Times New Roman" w:hAnsi="Times New Roman" w:cs="Times New Roman"/>
+        </w:rPr>
+      </w:pPr>
+    </w:p>
+    <w:p>
+      <w:pPr>
+        <w:rPr>
+          <w:rFonts w:ascii="Times New Roman" w:hAnsi="Times New Roman" w:cs="Times New Roman"/>
+        </w:rPr>
+      </w:pPr>
+      <w:r>
+        <w:rPr>
+          <w:rFonts w:ascii="Times New Roman" w:hAnsi="Times New Roman" w:cs="Times New Roman"/>
           <w:b/>
-        </w:rPr>
-        <w:t>第二，</w:t>
-      </w:r>
-      <w:r>
-        <w:rPr>
-          <w:rFonts w:hint="eastAsia"/>
-        </w:rPr>
-        <w:t>配置机械硬盘，我们把五个</w:t>
-      </w:r>
-      <w:r>
-        <w:rPr>
-          <w:rFonts w:hint="eastAsia"/>
-        </w:rPr>
-        <w:t>orderers</w:t>
-      </w:r>
-      <w:r>
-        <w:rPr>
-          <w:rFonts w:hint="eastAsia"/>
-        </w:rPr>
-        <w:t>节点都放到</w:t>
-      </w:r>
-      <w:r>
-        <w:rPr>
-          <w:rFonts w:hint="eastAsia"/>
-        </w:rPr>
-        <w:t>Docker</w:t>
-      </w:r>
-      <w:r>
-        <w:rPr>
-          <w:rFonts w:hint="eastAsia"/>
-        </w:rPr>
-        <w:t>镜像本地机械硬盘的路径下，如下，</w:t>
+          <w:bCs/>
+        </w:rPr>
+        <w:t>Step</w:t>
+      </w:r>
+      <w:r>
+        <w:rPr>
+          <w:rFonts w:ascii="Times New Roman" w:hAnsi="Times New Roman" w:cs="Times New Roman"/>
+          <w:b/>
+          <w:bCs/>
+        </w:rPr>
+        <w:t xml:space="preserve"> </w:t>
+      </w:r>
+      <w:r>
+        <w:rPr>
+          <w:rFonts w:ascii="Times New Roman" w:hAnsi="Times New Roman" w:cs="Times New Roman"/>
+          <w:b/>
+          <w:bCs/>
+        </w:rPr>
+        <w:t>3</w:t>
+      </w:r>
+      <w:r>
+        <w:rPr>
+          <w:rFonts w:ascii="Times New Roman" w:hAnsi="Times New Roman" w:cs="Times New Roman"/>
+          <w:b/>
+          <w:bCs/>
+        </w:rPr>
+        <w:t>:</w:t>
+      </w:r>
+      <w:r>
+        <w:rPr>
+          <w:rFonts w:ascii="Times New Roman" w:hAnsi="Times New Roman" w:cs="Times New Roman"/>
+        </w:rPr>
+        <w:t xml:space="preserve"> </w:t>
+      </w:r>
+      <w:proofErr w:type="spellStart"/>
+      <w:r>
+        <w:rPr>
+          <w:rFonts w:ascii="Times New Roman" w:hAnsi="Times New Roman" w:cs="Times New Roman"/>
+        </w:rPr>
+        <w:t>Cli</w:t>
+      </w:r>
+      <w:proofErr w:type="spellEnd"/>
+      <w:r>
+        <w:rPr>
+          <w:rFonts w:ascii="Times New Roman" w:hAnsi="Times New Roman" w:cs="Times New Roman"/>
+        </w:rPr>
+        <w:t xml:space="preserve"> p</w:t>
+      </w:r>
+      <w:r>
+        <w:rPr>
+          <w:rFonts w:ascii="Times New Roman" w:hAnsi="Times New Roman" w:cs="Times New Roman"/>
+        </w:rPr>
+        <w:t>repare</w:t>
+      </w:r>
+      <w:r>
+        <w:rPr>
+          <w:rFonts w:ascii="Times New Roman" w:hAnsi="Times New Roman" w:cs="Times New Roman"/>
+        </w:rPr>
+        <w:t>s</w:t>
+      </w:r>
+      <w:r>
+        <w:rPr>
+          <w:rFonts w:ascii="Times New Roman" w:hAnsi="Times New Roman" w:cs="Times New Roman"/>
+        </w:rPr>
+        <w:t xml:space="preserve"> the initial block,</w:t>
       </w:r>
     </w:p>
     <w:tbl>
@@ -18956,20 +19239,147 @@
             <w:tcW w:w="9350" w:type="dxa"/>
           </w:tcPr>
           <w:p>
-            <w:r>
-              <w:t>$ sudo vi /etc/docker/daemon.json</w:t>
-            </w:r>
+            <w:pPr>
+              <w:rPr>
+                <w:rFonts w:ascii="Times New Roman" w:hAnsi="Times New Roman" w:cs="Times New Roman"/>
+              </w:rPr>
+            </w:pPr>
+            <w:r>
+              <w:rPr>
+                <w:rFonts w:ascii="Times New Roman" w:hAnsi="Times New Roman" w:cs="Times New Roman" w:hint="eastAsia"/>
+              </w:rPr>
+              <w:t>$</w:t>
+            </w:r>
+            <w:r>
+              <w:rPr>
+                <w:rFonts w:ascii="Times New Roman" w:hAnsi="Times New Roman" w:cs="Times New Roman"/>
+              </w:rPr>
+              <w:t xml:space="preserve"> cd $HOME/fabric-samples/demo-first</w:t>
+            </w:r>
+          </w:p>
+          <w:p>
+            <w:pPr>
+              <w:rPr>
+                <w:rFonts w:ascii="Times New Roman" w:hAnsi="Times New Roman" w:cs="Times New Roman"/>
+              </w:rPr>
+            </w:pPr>
+            <w:r>
+              <w:rPr>
+                <w:rFonts w:ascii="Times New Roman" w:hAnsi="Times New Roman" w:cs="Times New Roman" w:hint="eastAsia"/>
+              </w:rPr>
+              <w:t>$</w:t>
+            </w:r>
+            <w:r>
+              <w:rPr>
+                <w:rFonts w:ascii="Times New Roman" w:hAnsi="Times New Roman" w:cs="Times New Roman"/>
+              </w:rPr>
+              <w:t xml:space="preserve"> </w:t>
+            </w:r>
+            <w:hyperlink r:id="rId60" w:anchor="file-config-sh" w:history="1">
+              <w:r>
+                <w:rPr>
+                  <w:rStyle w:val="a7"/>
+                  <w:rFonts w:ascii="Times New Roman" w:hAnsi="Times New Roman" w:cs="Times New Roman"/>
+                </w:rPr>
+                <w:t>./config.sh</w:t>
+              </w:r>
+            </w:hyperlink>
           </w:p>
         </w:tc>
       </w:tr>
     </w:tbl>
-    <w:p/>
-    <w:p>
-      <w:r>
-        <w:rPr>
-          <w:rFonts w:hint="eastAsia"/>
-        </w:rPr>
-        <w:t>输入配置信息，如下，</w:t>
+    <w:p>
+      <w:pPr>
+        <w:rPr>
+          <w:rFonts w:ascii="Times New Roman" w:hAnsi="Times New Roman" w:cs="Times New Roman"/>
+        </w:rPr>
+      </w:pPr>
+    </w:p>
+    <w:p>
+      <w:pPr>
+        <w:rPr>
+          <w:rFonts w:ascii="Times New Roman" w:hAnsi="Times New Roman" w:cs="Times New Roman"/>
+        </w:rPr>
+      </w:pPr>
+      <w:r>
+        <w:rPr>
+          <w:rFonts w:ascii="Times New Roman" w:hAnsi="Times New Roman" w:cs="Times New Roman"/>
+          <w:b/>
+          <w:bCs/>
+        </w:rPr>
+        <w:t>Step</w:t>
+      </w:r>
+      <w:r>
+        <w:rPr>
+          <w:rFonts w:ascii="Times New Roman" w:hAnsi="Times New Roman" w:cs="Times New Roman"/>
+          <w:b/>
+          <w:bCs/>
+        </w:rPr>
+        <w:t xml:space="preserve"> </w:t>
+      </w:r>
+      <w:r>
+        <w:rPr>
+          <w:rFonts w:ascii="Times New Roman" w:hAnsi="Times New Roman" w:cs="Times New Roman"/>
+          <w:b/>
+          <w:bCs/>
+        </w:rPr>
+        <w:t>4</w:t>
+      </w:r>
+      <w:r>
+        <w:rPr>
+          <w:rFonts w:ascii="Times New Roman" w:hAnsi="Times New Roman" w:cs="Times New Roman"/>
+          <w:b/>
+          <w:bCs/>
+        </w:rPr>
+        <w:t>:</w:t>
+      </w:r>
+      <w:r>
+        <w:rPr>
+          <w:rFonts w:ascii="Times New Roman" w:hAnsi="Times New Roman" w:cs="Times New Roman"/>
+        </w:rPr>
+        <w:t xml:space="preserve"> </w:t>
+      </w:r>
+      <w:proofErr w:type="spellStart"/>
+      <w:r>
+        <w:rPr>
+          <w:rFonts w:ascii="Times New Roman" w:hAnsi="Times New Roman" w:cs="Times New Roman"/>
+        </w:rPr>
+        <w:t>Cli</w:t>
+      </w:r>
+      <w:proofErr w:type="spellEnd"/>
+      <w:r>
+        <w:rPr>
+          <w:rFonts w:ascii="Times New Roman" w:hAnsi="Times New Roman" w:cs="Times New Roman"/>
+        </w:rPr>
+        <w:t xml:space="preserve"> </w:t>
+      </w:r>
+      <w:proofErr w:type="spellStart"/>
+      <w:r>
+        <w:rPr>
+          <w:rFonts w:ascii="Times New Roman" w:hAnsi="Times New Roman" w:cs="Times New Roman"/>
+        </w:rPr>
+        <w:t>scp</w:t>
+      </w:r>
+      <w:proofErr w:type="spellEnd"/>
+      <w:r>
+        <w:rPr>
+          <w:rFonts w:ascii="Times New Roman" w:hAnsi="Times New Roman" w:cs="Times New Roman"/>
+        </w:rPr>
+        <w:t xml:space="preserve"> the contents to peers and </w:t>
+      </w:r>
+      <w:proofErr w:type="spellStart"/>
+      <w:r>
+        <w:rPr>
+          <w:rFonts w:ascii="Times New Roman" w:hAnsi="Times New Roman" w:cs="Times New Roman"/>
+        </w:rPr>
+        <w:t>orderers</w:t>
+      </w:r>
+      <w:proofErr w:type="spellEnd"/>
+      <w:r>
+        <w:rPr>
+          <w:rFonts w:ascii="Times New Roman" w:hAnsi="Times New Roman" w:cs="Times New Roman"/>
+        </w:rPr>
+        <w:t>,</w:t>
       </w:r>
     </w:p>
     <w:tbl>
@@ -18987,64 +19397,92 @@
             <w:tcW w:w="9350" w:type="dxa"/>
           </w:tcPr>
           <w:p>
-            <w:r>
-              <w:rPr>
-                <w:rFonts w:cstheme="minorHAnsi"/>
-              </w:rPr>
-              <w:t xml:space="preserve">{ </w:t>
-            </w:r>
-            <w:r>
-              <w:rPr>
-                <w:rFonts w:cstheme="minorHAnsi"/>
-              </w:rPr>
-              <w:br/>
-              <w:t xml:space="preserve">   "data-root": </w:t>
-            </w:r>
-            <w:r>
-              <w:rPr>
-                <w:rFonts w:cstheme="minorHAnsi"/>
-              </w:rPr>
-              <w:t>"/home/</w:t>
-            </w:r>
-            <w:r>
-              <w:rPr>
-                <w:rFonts w:cstheme="minorHAnsi" w:hint="eastAsia"/>
-              </w:rPr>
-              <w:t>hd</w:t>
-            </w:r>
-            <w:r>
-              <w:rPr>
-                <w:rFonts w:cstheme="minorHAnsi"/>
-              </w:rPr>
-              <w:t xml:space="preserve">d/dockervolume" </w:t>
-            </w:r>
-            <w:r>
-              <w:rPr>
-                <w:rFonts w:cstheme="minorHAnsi"/>
-              </w:rPr>
-              <w:br/>
-              <w:t>}</w:t>
-            </w:r>
+            <w:pPr>
+              <w:rPr>
+                <w:rFonts w:ascii="Times New Roman" w:hAnsi="Times New Roman" w:cs="Times New Roman"/>
+              </w:rPr>
+            </w:pPr>
+            <w:r>
+              <w:rPr>
+                <w:rFonts w:ascii="Times New Roman" w:hAnsi="Times New Roman" w:cs="Times New Roman" w:hint="eastAsia"/>
+              </w:rPr>
+              <w:t>$</w:t>
+            </w:r>
+            <w:r>
+              <w:rPr>
+                <w:rFonts w:ascii="Times New Roman" w:hAnsi="Times New Roman" w:cs="Times New Roman"/>
+              </w:rPr>
+              <w:t xml:space="preserve"> </w:t>
+            </w:r>
+            <w:hyperlink r:id="rId61" w:anchor="file-scp-sh" w:history="1">
+              <w:r>
+                <w:rPr>
+                  <w:rStyle w:val="a7"/>
+                  <w:rFonts w:ascii="Times New Roman" w:hAnsi="Times New Roman" w:cs="Times New Roman"/>
+                </w:rPr>
+                <w:t>./scp.sh</w:t>
+              </w:r>
+            </w:hyperlink>
           </w:p>
         </w:tc>
       </w:tr>
     </w:tbl>
-    <w:p/>
-    <w:p>
-      <w:r>
-        <w:rPr>
-          <w:rFonts w:hint="eastAsia"/>
-        </w:rPr>
-        <w:t>重启</w:t>
-      </w:r>
-      <w:r>
-        <w:t>Docker</w:t>
-      </w:r>
-      <w:r>
-        <w:rPr>
-          <w:rFonts w:hint="eastAsia"/>
-        </w:rPr>
-        <w:t>服务，如下，</w:t>
+    <w:p>
+      <w:pPr>
+        <w:rPr>
+          <w:rFonts w:ascii="Times New Roman" w:hAnsi="Times New Roman" w:cs="Times New Roman"/>
+        </w:rPr>
+      </w:pPr>
+    </w:p>
+    <w:p>
+      <w:pPr>
+        <w:rPr>
+          <w:rFonts w:ascii="Times New Roman" w:hAnsi="Times New Roman" w:cs="Times New Roman"/>
+        </w:rPr>
+      </w:pPr>
+      <w:r>
+        <w:rPr>
+          <w:rFonts w:ascii="Times New Roman" w:hAnsi="Times New Roman" w:cs="Times New Roman"/>
+          <w:b/>
+          <w:bCs/>
+        </w:rPr>
+        <w:t>Step</w:t>
+      </w:r>
+      <w:r>
+        <w:rPr>
+          <w:rFonts w:ascii="Times New Roman" w:hAnsi="Times New Roman" w:cs="Times New Roman"/>
+          <w:b/>
+          <w:bCs/>
+        </w:rPr>
+        <w:t xml:space="preserve"> </w:t>
+      </w:r>
+      <w:r>
+        <w:rPr>
+          <w:rFonts w:ascii="Times New Roman" w:hAnsi="Times New Roman" w:cs="Times New Roman"/>
+          <w:b/>
+          <w:bCs/>
+        </w:rPr>
+        <w:t>5</w:t>
+      </w:r>
+      <w:r>
+        <w:rPr>
+          <w:rFonts w:ascii="Times New Roman" w:hAnsi="Times New Roman" w:cs="Times New Roman"/>
+          <w:b/>
+          <w:bCs/>
+        </w:rPr>
+        <w:t>:</w:t>
+      </w:r>
+      <w:r>
+        <w:rPr>
+          <w:rFonts w:ascii="Times New Roman" w:hAnsi="Times New Roman" w:cs="Times New Roman"/>
+        </w:rPr>
+        <w:t xml:space="preserve"> </w:t>
+      </w:r>
+      <w:r>
+        <w:rPr>
+          <w:rFonts w:ascii="Times New Roman" w:hAnsi="Times New Roman" w:cs="Times New Roman"/>
+        </w:rPr>
+        <w:t>SSH to orderer1, start orderer1,</w:t>
       </w:r>
     </w:p>
     <w:tbl>
@@ -19063,51 +19501,105 @@
           </w:tcPr>
           <w:p>
             <w:pPr>
-              <w:pStyle w:val="HTML"/>
-              <w:rPr>
-                <w:rFonts w:asciiTheme="minorHAnsi" w:hAnsiTheme="minorHAnsi" w:cstheme="minorHAnsi"/>
-                <w:sz w:val="22"/>
-                <w:szCs w:val="22"/>
-              </w:rPr>
-            </w:pPr>
-            <w:r>
-              <w:rPr>
-                <w:rFonts w:asciiTheme="minorHAnsi" w:hAnsiTheme="minorHAnsi" w:cstheme="minorHAnsi"/>
-                <w:sz w:val="22"/>
-                <w:szCs w:val="22"/>
-              </w:rPr>
-              <w:lastRenderedPageBreak/>
-              <w:t xml:space="preserve">$ systemctl daemon-reload </w:t>
-            </w:r>
-            <w:r>
-              <w:rPr>
-                <w:rFonts w:asciiTheme="minorHAnsi" w:hAnsiTheme="minorHAnsi" w:cstheme="minorHAnsi"/>
-                <w:sz w:val="22"/>
-                <w:szCs w:val="22"/>
-              </w:rPr>
-              <w:br/>
-              <w:t>$ systemctl restart docker</w:t>
-            </w:r>
+              <w:rPr>
+                <w:rFonts w:ascii="Times New Roman" w:hAnsi="Times New Roman" w:cs="Times New Roman"/>
+              </w:rPr>
+            </w:pPr>
+            <w:proofErr w:type="gramStart"/>
+            <w:r>
+              <w:rPr>
+                <w:rFonts w:ascii="Times New Roman" w:hAnsi="Times New Roman" w:cs="Times New Roman" w:hint="eastAsia"/>
+              </w:rPr>
+              <w:t>$</w:t>
+            </w:r>
+            <w:r>
+              <w:rPr>
+                <w:rFonts w:ascii="Times New Roman" w:hAnsi="Times New Roman" w:cs="Times New Roman"/>
+              </w:rPr>
+              <w:t xml:space="preserve"> .</w:t>
+            </w:r>
+            <w:proofErr w:type="gramEnd"/>
+            <w:r>
+              <w:rPr>
+                <w:rFonts w:ascii="Times New Roman" w:hAnsi="Times New Roman" w:cs="Times New Roman"/>
+              </w:rPr>
+              <w:t>/</w:t>
+            </w:r>
+            <w:hyperlink r:id="rId62" w:anchor="file-orderer1-sh" w:history="1">
+              <w:r>
+                <w:rPr>
+                  <w:rStyle w:val="a7"/>
+                  <w:rFonts w:ascii="Times New Roman" w:hAnsi="Times New Roman" w:cs="Times New Roman"/>
+                </w:rPr>
+                <w:t>orderer1.sh</w:t>
+              </w:r>
+            </w:hyperlink>
           </w:p>
         </w:tc>
       </w:tr>
     </w:tbl>
-    <w:p/>
-    <w:p>
-      <w:r>
-        <w:rPr>
-          <w:rFonts w:hint="eastAsia"/>
-        </w:rPr>
-        <w:t>验证</w:t>
-      </w:r>
-      <w:r>
-        <w:t>Docker Root Dir</w:t>
-      </w:r>
-      <w:r>
-        <w:rPr>
-          <w:rFonts w:hint="eastAsia"/>
-        </w:rPr>
-        <w:t>是否修改成功，如下，</w:t>
+    <w:p>
+      <w:pPr>
+        <w:rPr>
+          <w:rFonts w:ascii="Times New Roman" w:hAnsi="Times New Roman" w:cs="Times New Roman"/>
+        </w:rPr>
+      </w:pPr>
+    </w:p>
+    <w:p>
+      <w:pPr>
+        <w:rPr>
+          <w:rFonts w:ascii="Times New Roman" w:hAnsi="Times New Roman" w:cs="Times New Roman"/>
+        </w:rPr>
+      </w:pPr>
+      <w:r>
+        <w:rPr>
+          <w:rFonts w:ascii="Times New Roman" w:hAnsi="Times New Roman" w:cs="Times New Roman"/>
+          <w:b/>
+          <w:bCs/>
+        </w:rPr>
+        <w:t>Step</w:t>
+      </w:r>
+      <w:r>
+        <w:rPr>
+          <w:rFonts w:ascii="Times New Roman" w:hAnsi="Times New Roman" w:cs="Times New Roman"/>
+          <w:b/>
+          <w:bCs/>
+        </w:rPr>
+        <w:t xml:space="preserve"> </w:t>
+      </w:r>
+      <w:r>
+        <w:rPr>
+          <w:rFonts w:ascii="Times New Roman" w:hAnsi="Times New Roman" w:cs="Times New Roman"/>
+          <w:b/>
+          <w:bCs/>
+        </w:rPr>
+        <w:t>6</w:t>
+      </w:r>
+      <w:r>
+        <w:rPr>
+          <w:rFonts w:ascii="Times New Roman" w:hAnsi="Times New Roman" w:cs="Times New Roman"/>
+          <w:b/>
+          <w:bCs/>
+        </w:rPr>
+        <w:t>:</w:t>
+      </w:r>
+      <w:r>
+        <w:rPr>
+          <w:rFonts w:ascii="Times New Roman" w:hAnsi="Times New Roman" w:cs="Times New Roman"/>
+        </w:rPr>
+        <w:t xml:space="preserve"> </w:t>
+      </w:r>
+      <w:r>
+        <w:rPr>
+          <w:rFonts w:ascii="Times New Roman" w:hAnsi="Times New Roman" w:cs="Times New Roman"/>
+        </w:rPr>
+        <w:t xml:space="preserve">SSH to </w:t>
+      </w:r>
+      <w:r>
+        <w:rPr>
+          <w:rFonts w:ascii="Times New Roman" w:hAnsi="Times New Roman" w:cs="Times New Roman"/>
+        </w:rPr>
+        <w:t>peer1, start peer1,</w:t>
       </w:r>
     </w:p>
     <w:tbl>
@@ -19126,60 +19618,123 @@
           </w:tcPr>
           <w:p>
             <w:pPr>
-              <w:pStyle w:val="HTML"/>
-              <w:rPr>
-                <w:rFonts w:asciiTheme="minorHAnsi" w:hAnsiTheme="minorHAnsi" w:cstheme="minorHAnsi"/>
-                <w:sz w:val="22"/>
-                <w:szCs w:val="22"/>
-              </w:rPr>
-            </w:pPr>
-            <w:r>
-              <w:rPr>
-                <w:rFonts w:asciiTheme="minorHAnsi" w:hAnsiTheme="minorHAnsi" w:cstheme="minorHAnsi"/>
-                <w:sz w:val="22"/>
-                <w:szCs w:val="22"/>
-              </w:rPr>
-              <w:t>$ docker info</w:t>
-            </w:r>
-            <w:r>
-              <w:rPr>
-                <w:rFonts w:asciiTheme="minorHAnsi" w:hAnsiTheme="minorHAnsi" w:cstheme="minorHAnsi"/>
-                <w:sz w:val="22"/>
-                <w:szCs w:val="22"/>
-              </w:rPr>
-              <w:br/>
-              <w:t>Docker Root Dir: /var/lib/docker</w:t>
-            </w:r>
+              <w:rPr>
+                <w:rFonts w:ascii="Times New Roman" w:hAnsi="Times New Roman" w:cs="Times New Roman"/>
+              </w:rPr>
+            </w:pPr>
+            <w:proofErr w:type="gramStart"/>
+            <w:r>
+              <w:rPr>
+                <w:rFonts w:ascii="Times New Roman" w:hAnsi="Times New Roman" w:cs="Times New Roman" w:hint="eastAsia"/>
+              </w:rPr>
+              <w:t>$</w:t>
+            </w:r>
+            <w:r>
+              <w:rPr>
+                <w:rFonts w:ascii="Times New Roman" w:hAnsi="Times New Roman" w:cs="Times New Roman"/>
+              </w:rPr>
+              <w:t xml:space="preserve"> .</w:t>
+            </w:r>
+            <w:proofErr w:type="gramEnd"/>
+            <w:r>
+              <w:rPr>
+                <w:rFonts w:ascii="Times New Roman" w:hAnsi="Times New Roman" w:cs="Times New Roman"/>
+              </w:rPr>
+              <w:t>/</w:t>
+            </w:r>
+            <w:hyperlink r:id="rId63" w:anchor="file-peer1-sh" w:history="1">
+              <w:r>
+                <w:rPr>
+                  <w:rStyle w:val="a7"/>
+                  <w:rFonts w:ascii="Times New Roman" w:hAnsi="Times New Roman" w:cs="Times New Roman"/>
+                </w:rPr>
+                <w:t>peer1.sh</w:t>
+              </w:r>
+            </w:hyperlink>
           </w:p>
         </w:tc>
       </w:tr>
     </w:tbl>
-    <w:p/>
-    <w:p>
-      <w:r>
-        <w:rPr>
-          <w:rFonts w:hint="eastAsia"/>
+    <w:p>
+      <w:pPr>
+        <w:rPr>
+          <w:rFonts w:ascii="Times New Roman" w:hAnsi="Times New Roman" w:cs="Times New Roman"/>
+        </w:rPr>
+      </w:pPr>
+    </w:p>
+    <w:p>
+      <w:pPr>
+        <w:rPr>
+          <w:rFonts w:ascii="Times New Roman" w:hAnsi="Times New Roman" w:cs="Times New Roman"/>
+        </w:rPr>
+      </w:pPr>
+      <w:r>
+        <w:rPr>
+          <w:rFonts w:ascii="Times New Roman" w:hAnsi="Times New Roman" w:cs="Times New Roman"/>
           <w:b/>
-        </w:rPr>
-        <w:t>第三，</w:t>
-      </w:r>
-      <w:r>
-        <w:rPr>
-          <w:rFonts w:hint="eastAsia"/>
-        </w:rPr>
-        <w:t>校正各个节点的系统时间，</w:t>
-      </w:r>
-      <w:r>
-        <w:rPr>
-          <w:rFonts w:hint="eastAsia"/>
-        </w:rPr>
-        <w:t>查询</w:t>
-      </w:r>
-      <w:r>
-        <w:rPr>
-          <w:rFonts w:hint="eastAsia"/>
-        </w:rPr>
-        <w:t>如下，</w:t>
+          <w:bCs/>
+        </w:rPr>
+        <w:t>Step</w:t>
+      </w:r>
+      <w:r>
+        <w:rPr>
+          <w:rFonts w:ascii="Times New Roman" w:hAnsi="Times New Roman" w:cs="Times New Roman"/>
+          <w:b/>
+          <w:bCs/>
+        </w:rPr>
+        <w:t xml:space="preserve"> </w:t>
+      </w:r>
+      <w:r>
+        <w:rPr>
+          <w:rFonts w:ascii="Times New Roman" w:hAnsi="Times New Roman" w:cs="Times New Roman"/>
+          <w:b/>
+          <w:bCs/>
+        </w:rPr>
+        <w:t>7</w:t>
+      </w:r>
+      <w:r>
+        <w:rPr>
+          <w:rFonts w:ascii="Times New Roman" w:hAnsi="Times New Roman" w:cs="Times New Roman"/>
+          <w:b/>
+          <w:bCs/>
+        </w:rPr>
+        <w:t>:</w:t>
+      </w:r>
+      <w:r>
+        <w:rPr>
+          <w:rFonts w:ascii="Times New Roman" w:hAnsi="Times New Roman" w:cs="Times New Roman"/>
+        </w:rPr>
+        <w:t xml:space="preserve"> </w:t>
+      </w:r>
+      <w:r>
+        <w:rPr>
+          <w:rFonts w:ascii="Times New Roman" w:hAnsi="Times New Roman" w:cs="Times New Roman"/>
+        </w:rPr>
+        <w:t>SSH to peer</w:t>
+      </w:r>
+      <w:r>
+        <w:rPr>
+          <w:rFonts w:ascii="Times New Roman" w:hAnsi="Times New Roman" w:cs="Times New Roman"/>
+        </w:rPr>
+        <w:t>2</w:t>
+      </w:r>
+      <w:r>
+        <w:rPr>
+          <w:rFonts w:ascii="Times New Roman" w:hAnsi="Times New Roman" w:cs="Times New Roman"/>
+        </w:rPr>
+        <w:t>, start peer</w:t>
+      </w:r>
+      <w:r>
+        <w:rPr>
+          <w:rFonts w:ascii="Times New Roman" w:hAnsi="Times New Roman" w:cs="Times New Roman"/>
+        </w:rPr>
+        <w:t>2</w:t>
+      </w:r>
+      <w:r>
+        <w:rPr>
+          <w:rFonts w:ascii="Times New Roman" w:hAnsi="Times New Roman" w:cs="Times New Roman"/>
+        </w:rPr>
+        <w:t>,</w:t>
       </w:r>
     </w:p>
     <w:tbl>
@@ -19197,20 +19752,126 @@
             <w:tcW w:w="9350" w:type="dxa"/>
           </w:tcPr>
           <w:p>
-            <w:r>
-              <w:t>$ date +%s</w:t>
-            </w:r>
+            <w:pPr>
+              <w:rPr>
+                <w:rFonts w:ascii="Times New Roman" w:hAnsi="Times New Roman" w:cs="Times New Roman" w:hint="eastAsia"/>
+              </w:rPr>
+            </w:pPr>
+            <w:proofErr w:type="gramStart"/>
+            <w:r>
+              <w:rPr>
+                <w:rFonts w:ascii="Times New Roman" w:hAnsi="Times New Roman" w:cs="Times New Roman" w:hint="eastAsia"/>
+              </w:rPr>
+              <w:t>$</w:t>
+            </w:r>
+            <w:r>
+              <w:rPr>
+                <w:rFonts w:ascii="Times New Roman" w:hAnsi="Times New Roman" w:cs="Times New Roman"/>
+              </w:rPr>
+              <w:t xml:space="preserve"> .</w:t>
+            </w:r>
+            <w:proofErr w:type="gramEnd"/>
+            <w:r>
+              <w:rPr>
+                <w:rFonts w:ascii="Times New Roman" w:hAnsi="Times New Roman" w:cs="Times New Roman"/>
+              </w:rPr>
+              <w:t>/</w:t>
+            </w:r>
+            <w:hyperlink r:id="rId64" w:anchor="file-peer2-sh" w:history="1">
+              <w:r>
+                <w:rPr>
+                  <w:rStyle w:val="a7"/>
+                  <w:rFonts w:ascii="Times New Roman" w:hAnsi="Times New Roman" w:cs="Times New Roman"/>
+                </w:rPr>
+                <w:t>peer2.sh</w:t>
+              </w:r>
+            </w:hyperlink>
           </w:p>
         </w:tc>
       </w:tr>
     </w:tbl>
-    <w:p/>
-    <w:p>
-      <w:r>
-        <w:rPr>
-          <w:rFonts w:hint="eastAsia"/>
-        </w:rPr>
-        <w:t>如果不准确，则校正如下，</w:t>
+    <w:p>
+      <w:pPr>
+        <w:rPr>
+          <w:rFonts w:ascii="Times New Roman" w:hAnsi="Times New Roman" w:cs="Times New Roman"/>
+        </w:rPr>
+      </w:pPr>
+    </w:p>
+    <w:p>
+      <w:pPr>
+        <w:rPr>
+          <w:rFonts w:ascii="Times New Roman" w:hAnsi="Times New Roman" w:cs="Times New Roman"/>
+        </w:rPr>
+      </w:pPr>
+      <w:r>
+        <w:rPr>
+          <w:rFonts w:ascii="Times New Roman" w:hAnsi="Times New Roman" w:cs="Times New Roman"/>
+          <w:b/>
+          <w:bCs/>
+        </w:rPr>
+        <w:t>Step</w:t>
+      </w:r>
+      <w:r>
+        <w:rPr>
+          <w:rFonts w:ascii="Times New Roman" w:hAnsi="Times New Roman" w:cs="Times New Roman"/>
+          <w:b/>
+          <w:bCs/>
+        </w:rPr>
+        <w:t xml:space="preserve"> </w:t>
+      </w:r>
+      <w:r>
+        <w:rPr>
+          <w:rFonts w:ascii="Times New Roman" w:hAnsi="Times New Roman" w:cs="Times New Roman"/>
+          <w:b/>
+          <w:bCs/>
+        </w:rPr>
+        <w:t>8</w:t>
+      </w:r>
+      <w:r>
+        <w:rPr>
+          <w:rFonts w:ascii="Times New Roman" w:hAnsi="Times New Roman" w:cs="Times New Roman"/>
+          <w:b/>
+          <w:bCs/>
+        </w:rPr>
+        <w:t>:</w:t>
+      </w:r>
+      <w:r>
+        <w:rPr>
+          <w:rFonts w:ascii="Times New Roman" w:hAnsi="Times New Roman" w:cs="Times New Roman"/>
+        </w:rPr>
+        <w:t xml:space="preserve"> </w:t>
+      </w:r>
+      <w:r>
+        <w:rPr>
+          <w:rFonts w:ascii="Times New Roman" w:hAnsi="Times New Roman" w:cs="Times New Roman"/>
+        </w:rPr>
+        <w:t xml:space="preserve">SSH to </w:t>
+      </w:r>
+      <w:proofErr w:type="spellStart"/>
+      <w:r>
+        <w:rPr>
+          <w:rFonts w:ascii="Times New Roman" w:hAnsi="Times New Roman" w:cs="Times New Roman"/>
+        </w:rPr>
+        <w:t>Cli</w:t>
+      </w:r>
+      <w:proofErr w:type="spellEnd"/>
+      <w:r>
+        <w:rPr>
+          <w:rFonts w:ascii="Times New Roman" w:hAnsi="Times New Roman" w:cs="Times New Roman"/>
+        </w:rPr>
+        <w:t xml:space="preserve">, start </w:t>
+      </w:r>
+      <w:r>
+        <w:rPr>
+          <w:rFonts w:ascii="Times New Roman" w:hAnsi="Times New Roman" w:cs="Times New Roman"/>
+        </w:rPr>
+        <w:t>cli</w:t>
+      </w:r>
+      <w:r>
+        <w:rPr>
+          <w:rFonts w:ascii="Times New Roman" w:hAnsi="Times New Roman" w:cs="Times New Roman"/>
+        </w:rPr>
+        <w:t>,</w:t>
       </w:r>
     </w:p>
     <w:tbl>
@@ -19228,24 +19889,40 @@
             <w:tcW w:w="9350" w:type="dxa"/>
           </w:tcPr>
           <w:p>
-            <w:r>
-              <w:t>$ sudo apt-get install ntpdate</w:t>
-            </w:r>
-          </w:p>
-          <w:p>
-            <w:r>
-              <w:t>$ sudo ntpdate cn.pool.ntp.org</w:t>
-            </w:r>
-          </w:p>
-          <w:p>
-            <w:pPr>
-              <w:rPr>
-                <w:b/>
-              </w:rPr>
-            </w:pPr>
-            <w:r>
-              <w:t>$ sudo hwclock --systohc</w:t>
-            </w:r>
+            <w:pPr>
+              <w:rPr>
+                <w:rFonts w:ascii="Times New Roman" w:hAnsi="Times New Roman" w:cs="Times New Roman"/>
+              </w:rPr>
+            </w:pPr>
+            <w:proofErr w:type="gramStart"/>
+            <w:r>
+              <w:rPr>
+                <w:rFonts w:ascii="Times New Roman" w:hAnsi="Times New Roman" w:cs="Times New Roman" w:hint="eastAsia"/>
+              </w:rPr>
+              <w:t>$</w:t>
+            </w:r>
+            <w:r>
+              <w:rPr>
+                <w:rFonts w:ascii="Times New Roman" w:hAnsi="Times New Roman" w:cs="Times New Roman"/>
+              </w:rPr>
+              <w:t xml:space="preserve"> .</w:t>
+            </w:r>
+            <w:proofErr w:type="gramEnd"/>
+            <w:r>
+              <w:rPr>
+                <w:rFonts w:ascii="Times New Roman" w:hAnsi="Times New Roman" w:cs="Times New Roman"/>
+              </w:rPr>
+              <w:t>/</w:t>
+            </w:r>
+            <w:hyperlink r:id="rId65" w:anchor="file-cli-sh" w:history="1">
+              <w:r>
+                <w:rPr>
+                  <w:rStyle w:val="a7"/>
+                  <w:rFonts w:ascii="Times New Roman" w:hAnsi="Times New Roman" w:cs="Times New Roman"/>
+                </w:rPr>
+                <w:t>cli.sh</w:t>
+              </w:r>
+            </w:hyperlink>
           </w:p>
         </w:tc>
       </w:tr>
@@ -19253,23 +19930,169 @@
     <w:p>
       <w:pPr>
         <w:rPr>
+          <w:rFonts w:ascii="Times New Roman" w:hAnsi="Times New Roman" w:cs="Times New Roman"/>
+        </w:rPr>
+      </w:pPr>
+    </w:p>
+    <w:p>
+      <w:pPr>
+        <w:rPr>
+          <w:rFonts w:ascii="Times New Roman" w:hAnsi="Times New Roman" w:cs="Times New Roman"/>
+        </w:rPr>
+      </w:pPr>
+    </w:p>
+    <w:p>
+      <w:pPr>
+        <w:pStyle w:val="graf"/>
+        <w:rPr>
+          <w:rFonts w:asciiTheme="minorHAnsi" w:eastAsiaTheme="minorEastAsia" w:hAnsiTheme="minorHAnsi" w:cstheme="minorBidi"/>
+          <w:sz w:val="22"/>
+          <w:szCs w:val="22"/>
+        </w:rPr>
+      </w:pPr>
+    </w:p>
+    <w:p>
+      <w:pPr>
+        <w:pStyle w:val="graf"/>
+        <w:rPr>
+          <w:rFonts w:asciiTheme="minorHAnsi" w:eastAsiaTheme="minorEastAsia" w:hAnsiTheme="minorHAnsi" w:cstheme="minorBidi"/>
+          <w:sz w:val="22"/>
+          <w:szCs w:val="22"/>
+        </w:rPr>
+      </w:pPr>
+    </w:p>
+    <w:p/>
+    <w:p>
+      <w:pPr>
+        <w:rPr>
+          <w:rFonts w:hint="eastAsia"/>
+        </w:rPr>
+      </w:pPr>
+    </w:p>
+    <w:p/>
+    <w:p>
+      <w:pPr>
+        <w:pStyle w:val="2"/>
+        <w:rPr>
+          <w:rStyle w:val="a3"/>
+          <w:color w:val="2F5496" w:themeColor="accent1" w:themeShade="BF"/>
+        </w:rPr>
+      </w:pPr>
+      <w:r>
+        <w:rPr>
+          <w:rStyle w:val="a3"/>
+          <w:color w:val="2F5496" w:themeColor="accent1" w:themeShade="BF"/>
+        </w:rPr>
+        <w:t>3</w:t>
+      </w:r>
+      <w:r>
+        <w:rPr>
+          <w:rStyle w:val="a3"/>
+          <w:color w:val="2F5496" w:themeColor="accent1" w:themeShade="BF"/>
+        </w:rPr>
+        <w:t>.</w:t>
+      </w:r>
+      <w:r>
+        <w:rPr>
+          <w:rStyle w:val="a3"/>
+          <w:color w:val="2F5496" w:themeColor="accent1" w:themeShade="BF"/>
+        </w:rPr>
+        <w:t>2</w:t>
+      </w:r>
+      <w:r>
+        <w:rPr>
+          <w:rStyle w:val="a3"/>
+          <w:color w:val="2F5496" w:themeColor="accent1" w:themeShade="BF"/>
+        </w:rPr>
+        <w:t xml:space="preserve">. </w:t>
+      </w:r>
+      <w:r>
+        <w:rPr>
+          <w:rStyle w:val="a3"/>
+          <w:rFonts w:hint="eastAsia"/>
+          <w:color w:val="2F5496" w:themeColor="accent1" w:themeShade="BF"/>
+        </w:rPr>
+        <w:t>切割文件设置</w:t>
+      </w:r>
+      <w:r>
+        <w:rPr>
+          <w:rStyle w:val="a3"/>
+          <w:rFonts w:hint="eastAsia"/>
+          <w:color w:val="2F5496" w:themeColor="accent1" w:themeShade="BF"/>
+        </w:rPr>
+        <w:t>HDD</w:t>
+      </w:r>
+      <w:r>
+        <w:rPr>
+          <w:rStyle w:val="a3"/>
+          <w:rFonts w:hint="eastAsia"/>
+          <w:color w:val="2F5496" w:themeColor="accent1" w:themeShade="BF"/>
+        </w:rPr>
+        <w:t>的</w:t>
+      </w:r>
+      <w:r>
+        <w:rPr>
+          <w:rStyle w:val="a3"/>
+          <w:color w:val="2F5496" w:themeColor="accent1" w:themeShade="BF"/>
+        </w:rPr>
+        <w:t>IOPS=70</w:t>
+      </w:r>
+    </w:p>
+    <w:p/>
+    <w:p>
+      <w:r>
+        <w:rPr>
+          <w:rStyle w:val="a3"/>
+          <w:rFonts w:hint="eastAsia"/>
           <w:b/>
         </w:rPr>
-      </w:pPr>
-    </w:p>
-    <w:p>
+        <w:t>第一</w:t>
+      </w:r>
       <w:r>
         <w:rPr>
           <w:rFonts w:hint="eastAsia"/>
           <w:b/>
         </w:rPr>
-        <w:t>第四，</w:t>
-      </w:r>
-      <w:r>
-        <w:rPr>
-          <w:rFonts w:hint="eastAsia"/>
-        </w:rPr>
-        <w:t>所有目标主机配置如下，</w:t>
+        <w:t>，</w:t>
+      </w:r>
+      <w:r>
+        <w:t>192.168.0.101</w:t>
+      </w:r>
+      <w:r>
+        <w:rPr>
+          <w:rFonts w:hint="eastAsia"/>
+        </w:rPr>
+        <w:t>不调整</w:t>
+      </w:r>
+      <w:r>
+        <w:rPr>
+          <w:rFonts w:hint="eastAsia"/>
+        </w:rPr>
+        <w:t>IOPS</w:t>
+      </w:r>
+      <w:r>
+        <w:rPr>
+          <w:rFonts w:hint="eastAsia"/>
+        </w:rPr>
+        <w:t>，通过</w:t>
+      </w:r>
+      <w:r>
+        <w:t>Docker-Compose</w:t>
+      </w:r>
+      <w:r>
+        <w:rPr>
+          <w:rFonts w:hint="eastAsia"/>
+        </w:rPr>
+        <w:t>启动</w:t>
+      </w:r>
+      <w:r>
+        <w:t>test.yaml</w:t>
+      </w:r>
+      <w:r>
+        <w:rPr>
+          <w:rFonts w:hint="eastAsia"/>
+        </w:rPr>
+        <w:t>如下，</w:t>
       </w:r>
     </w:p>
     <w:tbl>
@@ -19287,109 +20110,44 @@
             <w:tcW w:w="9350" w:type="dxa"/>
           </w:tcPr>
           <w:p>
-            <w:pPr>
-              <w:pStyle w:val="HTML"/>
-              <w:rPr>
-                <w:rFonts w:asciiTheme="minorHAnsi" w:hAnsiTheme="minorHAnsi" w:cstheme="minorHAnsi"/>
-                <w:sz w:val="22"/>
-                <w:szCs w:val="22"/>
-              </w:rPr>
-            </w:pPr>
-            <w:r>
-              <w:rPr>
-                <w:rFonts w:asciiTheme="minorHAnsi" w:hAnsiTheme="minorHAnsi" w:cstheme="minorHAnsi"/>
-                <w:sz w:val="22"/>
-                <w:szCs w:val="22"/>
-              </w:rPr>
-              <w:t>$ vi /etc/</w:t>
-            </w:r>
-            <w:hyperlink r:id="rId75" w:anchor="file-hosts" w:history="1">
+            <w:r>
+              <w:t>// Run test on 192.168.0.101</w:t>
+            </w:r>
+          </w:p>
+          <w:p>
+            <w:r>
+              <w:t>$ cd $HOME/Public</w:t>
+            </w:r>
+          </w:p>
+          <w:p>
+            <w:r>
+              <w:t xml:space="preserve">$ docker-compose -f </w:t>
+            </w:r>
+            <w:hyperlink r:id="rId66" w:anchor="file-test-yaml" w:history="1">
+              <w:proofErr w:type="gramStart"/>
               <w:r>
                 <w:rPr>
                   <w:rStyle w:val="a7"/>
-                  <w:rFonts w:asciiTheme="minorHAnsi" w:hAnsiTheme="minorHAnsi" w:cstheme="minorHAnsi"/>
-                  <w:sz w:val="22"/>
-                  <w:szCs w:val="22"/>
+                  <w:b/>
                 </w:rPr>
-                <w:t>hosts</w:t>
+                <w:t>test.yaml</w:t>
               </w:r>
+              <w:proofErr w:type="gramEnd"/>
             </w:hyperlink>
             <w:r>
-              <w:rPr>
-                <w:rFonts w:asciiTheme="minorHAnsi" w:hAnsiTheme="minorHAnsi" w:cstheme="minorHAnsi"/>
-                <w:sz w:val="22"/>
-                <w:szCs w:val="22"/>
-              </w:rPr>
-              <w:t xml:space="preserve"> // </w:t>
-            </w:r>
-            <w:r>
-              <w:rPr>
-                <w:rFonts w:ascii="宋体" w:eastAsia="宋体" w:hAnsi="宋体" w:cs="宋体" w:hint="eastAsia"/>
-                <w:sz w:val="22"/>
-                <w:szCs w:val="22"/>
-              </w:rPr>
-              <w:t>配置每一台宿主机的</w:t>
-            </w:r>
-            <w:r>
-              <w:rPr>
-                <w:rFonts w:ascii="宋体" w:eastAsia="宋体" w:hAnsi="宋体" w:cs="宋体"/>
-                <w:sz w:val="22"/>
-                <w:szCs w:val="22"/>
-              </w:rPr>
-              <w:t>host</w:t>
-            </w:r>
-            <w:r>
-              <w:rPr>
-                <w:rFonts w:ascii="宋体" w:eastAsia="宋体" w:hAnsi="宋体" w:cs="宋体" w:hint="eastAsia"/>
-                <w:sz w:val="22"/>
-                <w:szCs w:val="22"/>
-              </w:rPr>
-              <w:t>文件</w:t>
+              <w:t xml:space="preserve"> up -d</w:t>
             </w:r>
           </w:p>
         </w:tc>
       </w:tr>
     </w:tbl>
-    <w:p>
-      <w:pPr>
-        <w:rPr>
-          <w:b/>
-        </w:rPr>
-      </w:pPr>
-    </w:p>
-    <w:p>
-      <w:pPr>
-        <w:rPr>
-          <w:b/>
-        </w:rPr>
-      </w:pPr>
-    </w:p>
-    <w:p>
-      <w:r>
-        <w:rPr>
-          <w:rFonts w:hint="eastAsia"/>
-          <w:b/>
-        </w:rPr>
-        <w:t>第五</w:t>
-      </w:r>
-      <w:r>
-        <w:rPr>
-          <w:rFonts w:hint="eastAsia"/>
-          <w:b/>
-        </w:rPr>
-        <w:t>，</w:t>
-      </w:r>
-      <w:r>
-        <w:rPr>
-          <w:rFonts w:hint="eastAsia"/>
-        </w:rPr>
-        <w:t>192.168.0.101</w:t>
-      </w:r>
-      <w:r>
-        <w:rPr>
-          <w:rFonts w:hint="eastAsia"/>
-        </w:rPr>
-        <w:t>配置初始块的信息，</w:t>
+    <w:p/>
+    <w:p>
+      <w:r>
+        <w:rPr>
+          <w:rFonts w:hint="eastAsia"/>
+        </w:rPr>
+        <w:t>进入容器，如下，</w:t>
       </w:r>
     </w:p>
     <w:tbl>
@@ -19407,58 +20165,11 @@
             <w:tcW w:w="9350" w:type="dxa"/>
           </w:tcPr>
           <w:p>
-            <w:pPr>
-              <w:pStyle w:val="HTML"/>
-              <w:rPr>
-                <w:rFonts w:asciiTheme="minorHAnsi" w:hAnsiTheme="minorHAnsi" w:cstheme="minorHAnsi"/>
-                <w:sz w:val="22"/>
-                <w:szCs w:val="22"/>
-              </w:rPr>
-            </w:pPr>
-            <w:r>
-              <w:rPr>
-                <w:rFonts w:asciiTheme="minorHAnsi" w:hAnsiTheme="minorHAnsi" w:cstheme="minorHAnsi"/>
-                <w:sz w:val="22"/>
-                <w:szCs w:val="22"/>
-              </w:rPr>
-              <w:t>$ cd /home/t716/fabric-samples/demo-first</w:t>
-            </w:r>
-          </w:p>
-          <w:p>
-            <w:pPr>
-              <w:pStyle w:val="HTML"/>
-              <w:rPr>
-                <w:rFonts w:asciiTheme="minorHAnsi" w:hAnsiTheme="minorHAnsi" w:cstheme="minorHAnsi"/>
-                <w:sz w:val="22"/>
-                <w:szCs w:val="22"/>
-              </w:rPr>
-            </w:pPr>
-            <w:r>
-              <w:rPr>
-                <w:rFonts w:asciiTheme="minorHAnsi" w:hAnsiTheme="minorHAnsi" w:cstheme="minorHAnsi"/>
-                <w:sz w:val="22"/>
-                <w:szCs w:val="22"/>
-              </w:rPr>
-              <w:t>$ ./</w:t>
-            </w:r>
-            <w:hyperlink r:id="rId76" w:anchor="file-config-sh" w:history="1">
-              <w:r>
-                <w:rPr>
-                  <w:rStyle w:val="a7"/>
-                  <w:rFonts w:asciiTheme="minorHAnsi" w:hAnsiTheme="minorHAnsi" w:cstheme="minorHAnsi"/>
-                  <w:sz w:val="22"/>
-                  <w:szCs w:val="22"/>
-                </w:rPr>
-                <w:t>config.sh</w:t>
-              </w:r>
-            </w:hyperlink>
-            <w:r>
-              <w:rPr>
-                <w:rFonts w:asciiTheme="minorHAnsi" w:hAnsiTheme="minorHAnsi" w:cstheme="minorHAnsi"/>
-                <w:sz w:val="22"/>
-                <w:szCs w:val="22"/>
-              </w:rPr>
-              <w:t xml:space="preserve"> </w:t>
+            <w:r>
+              <w:t xml:space="preserve">$ </w:t>
+            </w:r>
+            <w:r>
+              <w:t>docker exec -it 38644ab15063 /bin/bash</w:t>
             </w:r>
           </w:p>
         </w:tc>
@@ -19466,75 +20177,20 @@
     </w:tbl>
     <w:p/>
     <w:p>
-      <w:pPr>
-        <w:pStyle w:val="graf"/>
-        <w:rPr>
-          <w:rFonts w:asciiTheme="minorHAnsi" w:eastAsiaTheme="minorEastAsia" w:hAnsiTheme="minorHAnsi" w:cstheme="minorBidi"/>
-          <w:sz w:val="22"/>
-          <w:szCs w:val="22"/>
-        </w:rPr>
-      </w:pPr>
-      <w:r>
-        <w:rPr>
-          <w:rFonts w:ascii="宋体" w:eastAsia="宋体" w:hAnsi="宋体" w:cs="宋体" w:hint="eastAsia"/>
-          <w:b/>
-        </w:rPr>
-        <w:t>第</w:t>
-      </w:r>
-      <w:r>
-        <w:rPr>
-          <w:rFonts w:ascii="宋体" w:eastAsia="宋体" w:hAnsi="宋体" w:cs="宋体" w:hint="eastAsia"/>
-          <w:b/>
-        </w:rPr>
-        <w:t>六</w:t>
-      </w:r>
-      <w:r>
-        <w:rPr>
-          <w:rFonts w:ascii="宋体" w:eastAsia="宋体" w:hAnsi="宋体" w:cs="宋体" w:hint="eastAsia"/>
-          <w:b/>
-        </w:rPr>
-        <w:t>，</w:t>
-      </w:r>
-      <w:r>
-        <w:rPr>
-          <w:rFonts w:hint="eastAsia"/>
-        </w:rPr>
-        <w:t>192.168.0.101将文件夹</w:t>
-      </w:r>
-      <w:r>
-        <w:t xml:space="preserve"> $HOME/fabric-samples/demo-first</w:t>
-      </w:r>
-      <w:r>
-        <w:rPr>
-          <w:rFonts w:asciiTheme="minorEastAsia" w:eastAsiaTheme="minorEastAsia" w:hAnsiTheme="minorEastAsia" w:hint="eastAsia"/>
-        </w:rPr>
-        <w:t>下内容复制到所有目标</w:t>
-      </w:r>
-      <w:r>
-        <w:t>peers</w:t>
-      </w:r>
-      <w:r>
-        <w:rPr>
-          <w:rFonts w:asciiTheme="minorEastAsia" w:eastAsiaTheme="minorEastAsia" w:hAnsiTheme="minorEastAsia" w:hint="eastAsia"/>
-        </w:rPr>
-        <w:t>和</w:t>
-      </w:r>
-      <w:r>
-        <w:t>orderers</w:t>
-      </w:r>
-      <w:r>
-        <w:rPr>
-          <w:rFonts w:asciiTheme="minorEastAsia" w:eastAsiaTheme="minorEastAsia" w:hAnsiTheme="minorEastAsia" w:hint="eastAsia"/>
-        </w:rPr>
-        <w:t>的对应文件夹下</w:t>
-      </w:r>
-      <w:r>
-        <w:rPr>
-          <w:rFonts w:asciiTheme="minorHAnsi" w:eastAsiaTheme="minorEastAsia" w:hAnsiTheme="minorHAnsi" w:cstheme="minorBidi" w:hint="eastAsia"/>
-          <w:sz w:val="22"/>
-          <w:szCs w:val="22"/>
-        </w:rPr>
-        <w:t>，</w:t>
+      <w:r>
+        <w:rPr>
+          <w:rFonts w:hint="eastAsia"/>
+        </w:rPr>
+        <w:t>通过</w:t>
+      </w:r>
+      <w:r>
+        <w:t>dd</w:t>
+      </w:r>
+      <w:r>
+        <w:rPr>
+          <w:rFonts w:hint="eastAsia"/>
+        </w:rPr>
+        <w:t>命令测试硬盘的写性能，如下，</w:t>
       </w:r>
     </w:p>
     <w:tbl>
@@ -19552,119 +20208,71 @@
             <w:tcW w:w="9350" w:type="dxa"/>
           </w:tcPr>
           <w:p>
-            <w:pPr>
-              <w:pStyle w:val="HTML"/>
-              <w:rPr>
-                <w:rFonts w:asciiTheme="minorHAnsi" w:hAnsiTheme="minorHAnsi" w:cstheme="minorHAnsi"/>
-                <w:sz w:val="22"/>
-                <w:szCs w:val="22"/>
-              </w:rPr>
-            </w:pPr>
-            <w:r>
-              <w:rPr>
-                <w:rFonts w:asciiTheme="minorHAnsi" w:hAnsiTheme="minorHAnsi" w:cstheme="minorHAnsi"/>
-                <w:sz w:val="22"/>
-                <w:szCs w:val="22"/>
-              </w:rPr>
-              <w:t>// scp</w:t>
-            </w:r>
-            <w:r>
-              <w:rPr>
-                <w:rFonts w:asciiTheme="minorHAnsi" w:hAnsiTheme="minorHAnsi" w:cstheme="minorHAnsi"/>
-                <w:sz w:val="22"/>
-                <w:szCs w:val="22"/>
-              </w:rPr>
-              <w:br/>
-              <w:t>$ ./</w:t>
-            </w:r>
-            <w:hyperlink r:id="rId77" w:anchor="file-scp-sh" w:tgtFrame="_blank" w:history="1">
-              <w:r>
-                <w:rPr>
-                  <w:rStyle w:val="a7"/>
-                  <w:rFonts w:asciiTheme="minorHAnsi" w:hAnsiTheme="minorHAnsi" w:cstheme="minorHAnsi"/>
-                  <w:b/>
-                  <w:sz w:val="22"/>
-                  <w:szCs w:val="22"/>
-                </w:rPr>
-                <w:t>scp.sh</w:t>
-              </w:r>
-            </w:hyperlink>
-            <w:r>
-              <w:rPr>
-                <w:rFonts w:asciiTheme="minorHAnsi" w:hAnsiTheme="minorHAnsi" w:cstheme="minorHAnsi"/>
-                <w:sz w:val="22"/>
-                <w:szCs w:val="22"/>
-              </w:rPr>
-              <w:t xml:space="preserve"> // </w:t>
-            </w:r>
-            <w:r>
-              <w:rPr>
-                <w:rFonts w:asciiTheme="minorHAnsi" w:eastAsia="微软雅黑" w:hAnsiTheme="minorHAnsi" w:cstheme="minorHAnsi"/>
-                <w:sz w:val="22"/>
-                <w:szCs w:val="22"/>
-              </w:rPr>
-              <w:t>如果第一次初始化的时候比较慢，需要三五分钟</w:t>
+            <w:r>
+              <w:t xml:space="preserve"># </w:t>
+            </w:r>
+            <w:proofErr w:type="gramStart"/>
+            <w:r>
+              <w:t>time</w:t>
+            </w:r>
+            <w:proofErr w:type="gramEnd"/>
+            <w:r>
+              <w:t xml:space="preserve"> dd if=/dev/zero of=test.dbf bs=8k count=300000 oflag=direct</w:t>
+            </w:r>
+          </w:p>
+          <w:p>
+            <w:r>
+              <w:t>300000+0 records in</w:t>
+            </w:r>
+          </w:p>
+          <w:p>
+            <w:r>
+              <w:t>300000+0 records out</w:t>
+            </w:r>
+          </w:p>
+          <w:p>
+            <w:r>
+              <w:t>2457600000 bytes (2.5 GB, 2.3 GiB) copied, 35.7046 s, 68.8 MB/s</w:t>
+            </w:r>
+          </w:p>
+          <w:p/>
+          <w:p>
+            <w:r>
+              <w:t>real</w:t>
+            </w:r>
+            <w:r>
+              <w:tab/>
+              <w:t>0m35.706s</w:t>
+            </w:r>
+          </w:p>
+          <w:p>
+            <w:r>
+              <w:t>user</w:t>
+            </w:r>
+            <w:r>
+              <w:tab/>
+              <w:t>0m0.247s</w:t>
+            </w:r>
+          </w:p>
+          <w:p>
+            <w:r>
+              <w:t>sys</w:t>
+            </w:r>
+            <w:r>
+              <w:tab/>
+              <w:t>0m3.892s</w:t>
             </w:r>
           </w:p>
         </w:tc>
       </w:tr>
     </w:tbl>
-    <w:p>
-      <w:pPr>
-        <w:pStyle w:val="graf"/>
-        <w:rPr>
-          <w:rFonts w:asciiTheme="minorHAnsi" w:eastAsiaTheme="minorEastAsia" w:hAnsiTheme="minorHAnsi" w:cstheme="minorBidi"/>
-          <w:sz w:val="22"/>
-          <w:szCs w:val="22"/>
-        </w:rPr>
-      </w:pPr>
-      <w:r>
-        <w:rPr>
-          <w:rFonts w:asciiTheme="minorEastAsia" w:eastAsiaTheme="minorEastAsia" w:hAnsiTheme="minorEastAsia" w:hint="eastAsia"/>
-          <w:b/>
-        </w:rPr>
-        <w:t>第七</w:t>
-      </w:r>
-      <w:r>
-        <w:rPr>
-          <w:rFonts w:asciiTheme="minorHAnsi" w:eastAsiaTheme="minorEastAsia" w:hAnsiTheme="minorHAnsi" w:cstheme="minorBidi" w:hint="eastAsia"/>
-          <w:b/>
-          <w:sz w:val="22"/>
-          <w:szCs w:val="22"/>
-        </w:rPr>
-        <w:t>，</w:t>
-      </w:r>
-      <w:r>
-        <w:rPr>
-          <w:rFonts w:asciiTheme="minorHAnsi" w:eastAsiaTheme="minorEastAsia" w:hAnsiTheme="minorHAnsi" w:cstheme="minorBidi" w:hint="eastAsia"/>
-          <w:sz w:val="22"/>
-          <w:szCs w:val="22"/>
-        </w:rPr>
-        <w:t>192.168.0.152</w:t>
-      </w:r>
-      <w:r>
-        <w:rPr>
-          <w:rFonts w:asciiTheme="minorHAnsi" w:eastAsiaTheme="minorEastAsia" w:hAnsiTheme="minorHAnsi" w:cstheme="minorBidi" w:hint="eastAsia"/>
-          <w:sz w:val="22"/>
-          <w:szCs w:val="22"/>
-        </w:rPr>
-        <w:t>启动</w:t>
-      </w:r>
-      <w:r>
-        <w:rPr>
-          <w:rFonts w:asciiTheme="minorHAnsi" w:eastAsiaTheme="minorEastAsia" w:hAnsiTheme="minorHAnsi" w:cstheme="minorBidi"/>
-          <w:sz w:val="22"/>
-          <w:szCs w:val="22"/>
-        </w:rPr>
-        <w:t>orderer1</w:t>
-      </w:r>
-      <w:r>
-        <w:rPr>
-          <w:rFonts w:asciiTheme="minorHAnsi" w:eastAsiaTheme="minorEastAsia" w:hAnsiTheme="minorHAnsi" w:cstheme="minorBidi" w:hint="eastAsia"/>
-          <w:sz w:val="22"/>
-          <w:szCs w:val="22"/>
-        </w:rPr>
-        <w:t>。</w:t>
+    <w:p/>
+    <w:p>
+      <w:r>
+        <w:rPr>
+          <w:rFonts w:hint="eastAsia"/>
+        </w:rPr>
+        <w:t>停止容器，如下，</w:t>
       </w:r>
     </w:p>
     <w:tbl>
@@ -19682,112 +20290,73 @@
             <w:tcW w:w="9350" w:type="dxa"/>
           </w:tcPr>
           <w:p>
-            <w:pPr>
-              <w:pStyle w:val="HTML"/>
-              <w:rPr>
-                <w:rFonts w:asciiTheme="minorHAnsi" w:hAnsiTheme="minorHAnsi" w:cstheme="minorHAnsi"/>
-                <w:sz w:val="22"/>
-                <w:szCs w:val="22"/>
-              </w:rPr>
-            </w:pPr>
-            <w:r>
-              <w:rPr>
-                <w:rFonts w:asciiTheme="minorHAnsi" w:hAnsiTheme="minorHAnsi" w:cstheme="minorHAnsi"/>
-                <w:sz w:val="22"/>
-                <w:szCs w:val="22"/>
-              </w:rPr>
-              <w:t>$ ./</w:t>
-            </w:r>
-            <w:hyperlink r:id="rId78" w:anchor="file-orderer1-sh" w:history="1">
-              <w:r>
-                <w:rPr>
-                  <w:rStyle w:val="a7"/>
-                  <w:rFonts w:asciiTheme="minorHAnsi" w:hAnsiTheme="minorHAnsi" w:cstheme="minorHAnsi"/>
-                  <w:sz w:val="22"/>
-                  <w:szCs w:val="22"/>
-                </w:rPr>
-                <w:t>orderer1.sh</w:t>
-              </w:r>
-            </w:hyperlink>
+            <w:r>
+              <w:t>$ docker stop 38644ab15063</w:t>
+            </w:r>
+          </w:p>
+          <w:p>
+            <w:r>
+              <w:t>$ docker rm -f 38644ab15063</w:t>
+            </w:r>
           </w:p>
         </w:tc>
       </w:tr>
     </w:tbl>
-    <w:p>
-      <w:pPr>
-        <w:pStyle w:val="graf"/>
-        <w:rPr>
-          <w:rFonts w:asciiTheme="minorHAnsi" w:eastAsiaTheme="minorEastAsia" w:hAnsiTheme="minorHAnsi" w:cstheme="minorBidi"/>
-          <w:sz w:val="22"/>
-          <w:szCs w:val="22"/>
-        </w:rPr>
-      </w:pPr>
-      <w:r>
-        <w:rPr>
-          <w:rFonts w:asciiTheme="minorHAnsi" w:eastAsiaTheme="minorEastAsia" w:hAnsiTheme="minorHAnsi" w:cstheme="minorBidi" w:hint="eastAsia"/>
+    <w:p/>
+    <w:p>
+      <w:r>
+        <w:rPr>
+          <w:rStyle w:val="a3"/>
+          <w:rFonts w:hint="eastAsia"/>
           <w:b/>
-          <w:sz w:val="22"/>
-          <w:szCs w:val="22"/>
-        </w:rPr>
-        <w:t>第</w:t>
-      </w:r>
-      <w:r>
-        <w:rPr>
-          <w:rFonts w:asciiTheme="minorHAnsi" w:eastAsiaTheme="minorEastAsia" w:hAnsiTheme="minorHAnsi" w:cstheme="minorBidi" w:hint="eastAsia"/>
+        </w:rPr>
+        <w:t>第二</w:t>
+      </w:r>
+      <w:r>
+        <w:rPr>
+          <w:rFonts w:hint="eastAsia"/>
           <w:b/>
-          <w:sz w:val="22"/>
-          <w:szCs w:val="22"/>
-        </w:rPr>
-        <w:t>八</w:t>
-      </w:r>
-      <w:r>
-        <w:rPr>
-          <w:rFonts w:asciiTheme="minorHAnsi" w:eastAsiaTheme="minorEastAsia" w:hAnsiTheme="minorHAnsi" w:cstheme="minorBidi" w:hint="eastAsia"/>
-          <w:b/>
-          <w:sz w:val="22"/>
-          <w:szCs w:val="22"/>
         </w:rPr>
         <w:t>，</w:t>
       </w:r>
       <w:r>
-        <w:rPr>
-          <w:rFonts w:asciiTheme="minorHAnsi" w:eastAsiaTheme="minorEastAsia" w:hAnsiTheme="minorHAnsi" w:cstheme="minorBidi" w:hint="eastAsia"/>
-          <w:sz w:val="22"/>
-          <w:szCs w:val="22"/>
-        </w:rPr>
-        <w:t>192.168.0.153</w:t>
-      </w:r>
-      <w:r>
-        <w:rPr>
-          <w:rFonts w:asciiTheme="minorHAnsi" w:eastAsiaTheme="minorEastAsia" w:hAnsiTheme="minorHAnsi" w:cstheme="minorBidi" w:hint="eastAsia"/>
-          <w:sz w:val="22"/>
-          <w:szCs w:val="22"/>
+        <w:t>192.168.0.101</w:t>
+      </w:r>
+      <w:r>
+        <w:rPr>
+          <w:rFonts w:hint="eastAsia"/>
+        </w:rPr>
+        <w:t>调整</w:t>
+      </w:r>
+      <w:r>
+        <w:rPr>
+          <w:rFonts w:hint="eastAsia"/>
+        </w:rPr>
+        <w:t>IOPS=8800</w:t>
+      </w:r>
+      <w:r>
+        <w:rPr>
+          <w:rFonts w:hint="eastAsia"/>
+        </w:rPr>
+        <w:t>，通过</w:t>
+      </w:r>
+      <w:r>
+        <w:t>Docker-Compose</w:t>
+      </w:r>
+      <w:r>
+        <w:rPr>
+          <w:rFonts w:hint="eastAsia"/>
         </w:rPr>
         <w:t>启动</w:t>
       </w:r>
       <w:r>
-        <w:rPr>
-          <w:rFonts w:asciiTheme="minorHAnsi" w:eastAsiaTheme="minorEastAsia" w:hAnsiTheme="minorHAnsi" w:cstheme="minorBidi" w:hint="eastAsia"/>
-          <w:sz w:val="22"/>
-          <w:szCs w:val="22"/>
-        </w:rPr>
-        <w:t>orderer</w:t>
-      </w:r>
-      <w:r>
-        <w:rPr>
-          <w:rFonts w:asciiTheme="minorHAnsi" w:eastAsiaTheme="minorEastAsia" w:hAnsiTheme="minorHAnsi" w:cstheme="minorBidi"/>
-          <w:sz w:val="22"/>
-          <w:szCs w:val="22"/>
-        </w:rPr>
-        <w:t>2</w:t>
-      </w:r>
-      <w:r>
-        <w:rPr>
-          <w:rFonts w:asciiTheme="minorHAnsi" w:eastAsiaTheme="minorEastAsia" w:hAnsiTheme="minorHAnsi" w:cstheme="minorBidi" w:hint="eastAsia"/>
-          <w:sz w:val="22"/>
-          <w:szCs w:val="22"/>
-        </w:rPr>
-        <w:t>。</w:t>
+        <w:t>test.yaml</w:t>
+      </w:r>
+      <w:r>
+        <w:rPr>
+          <w:rFonts w:hint="eastAsia"/>
+        </w:rPr>
+        <w:t>如下，</w:t>
       </w:r>
     </w:p>
     <w:tbl>
@@ -19805,104 +20374,44 @@
             <w:tcW w:w="9350" w:type="dxa"/>
           </w:tcPr>
           <w:p>
-            <w:pPr>
-              <w:pStyle w:val="HTML"/>
-              <w:rPr>
-                <w:rFonts w:asciiTheme="minorHAnsi" w:hAnsiTheme="minorHAnsi" w:cstheme="minorHAnsi"/>
-                <w:sz w:val="22"/>
-                <w:szCs w:val="22"/>
-              </w:rPr>
-            </w:pPr>
-            <w:r>
-              <w:rPr>
-                <w:rFonts w:asciiTheme="minorHAnsi" w:hAnsiTheme="minorHAnsi" w:cstheme="minorHAnsi"/>
-                <w:sz w:val="22"/>
-                <w:szCs w:val="22"/>
-              </w:rPr>
-              <w:t>$ ./</w:t>
-            </w:r>
-            <w:hyperlink r:id="rId79" w:anchor="file-orderer2-sh" w:history="1">
+            <w:r>
+              <w:t>// Run test on 192.168.0.101</w:t>
+            </w:r>
+          </w:p>
+          <w:p>
+            <w:r>
+              <w:t>$ cd $HOME/Public</w:t>
+            </w:r>
+          </w:p>
+          <w:p>
+            <w:r>
+              <w:t xml:space="preserve">$ docker-compose -f </w:t>
+            </w:r>
+            <w:hyperlink r:id="rId67" w:anchor="file-test-yaml" w:history="1">
+              <w:proofErr w:type="gramStart"/>
               <w:r>
                 <w:rPr>
                   <w:rStyle w:val="a7"/>
-                  <w:rFonts w:asciiTheme="minorHAnsi" w:hAnsiTheme="minorHAnsi" w:cstheme="minorHAnsi"/>
-                  <w:sz w:val="22"/>
-                  <w:szCs w:val="22"/>
+                  <w:b/>
                 </w:rPr>
-                <w:t>orderer2.sh</w:t>
+                <w:t>test.yaml</w:t>
               </w:r>
+              <w:proofErr w:type="gramEnd"/>
             </w:hyperlink>
+            <w:r>
+              <w:t xml:space="preserve"> up -d</w:t>
+            </w:r>
           </w:p>
         </w:tc>
       </w:tr>
     </w:tbl>
-    <w:p>
-      <w:pPr>
-        <w:pStyle w:val="graf"/>
-        <w:rPr>
-          <w:rFonts w:asciiTheme="minorHAnsi" w:eastAsiaTheme="minorEastAsia" w:hAnsiTheme="minorHAnsi" w:cstheme="minorBidi"/>
-          <w:sz w:val="22"/>
-          <w:szCs w:val="22"/>
-        </w:rPr>
-      </w:pPr>
-      <w:r>
-        <w:rPr>
-          <w:rFonts w:asciiTheme="minorHAnsi" w:eastAsiaTheme="minorEastAsia" w:hAnsiTheme="minorHAnsi" w:cstheme="minorBidi" w:hint="eastAsia"/>
-          <w:b/>
-          <w:sz w:val="22"/>
-          <w:szCs w:val="22"/>
-        </w:rPr>
-        <w:lastRenderedPageBreak/>
-        <w:t>第九</w:t>
-      </w:r>
-      <w:r>
-        <w:rPr>
-          <w:rFonts w:asciiTheme="minorHAnsi" w:eastAsiaTheme="minorEastAsia" w:hAnsiTheme="minorHAnsi" w:cstheme="minorBidi" w:hint="eastAsia"/>
-          <w:b/>
-          <w:sz w:val="22"/>
-          <w:szCs w:val="22"/>
-        </w:rPr>
-        <w:t>，</w:t>
-      </w:r>
-      <w:r>
-        <w:rPr>
-          <w:rFonts w:asciiTheme="minorHAnsi" w:eastAsiaTheme="minorEastAsia" w:hAnsiTheme="minorHAnsi" w:cstheme="minorBidi" w:hint="eastAsia"/>
-          <w:sz w:val="22"/>
-          <w:szCs w:val="22"/>
-        </w:rPr>
-        <w:t>192.168.0.154</w:t>
-      </w:r>
-      <w:r>
-        <w:rPr>
-          <w:rFonts w:asciiTheme="minorHAnsi" w:eastAsiaTheme="minorEastAsia" w:hAnsiTheme="minorHAnsi" w:cstheme="minorBidi" w:hint="eastAsia"/>
-          <w:sz w:val="22"/>
-          <w:szCs w:val="22"/>
-        </w:rPr>
-        <w:t>启动</w:t>
-      </w:r>
-      <w:r>
-        <w:rPr>
-          <w:rFonts w:asciiTheme="minorHAnsi" w:eastAsiaTheme="minorEastAsia" w:hAnsiTheme="minorHAnsi" w:cstheme="minorBidi" w:hint="eastAsia"/>
-          <w:sz w:val="22"/>
-          <w:szCs w:val="22"/>
-        </w:rPr>
-        <w:t>orderer</w:t>
-      </w:r>
-      <w:r>
-        <w:rPr>
-          <w:rFonts w:asciiTheme="minorHAnsi" w:eastAsiaTheme="minorEastAsia" w:hAnsiTheme="minorHAnsi" w:cstheme="minorBidi"/>
-          <w:sz w:val="22"/>
-          <w:szCs w:val="22"/>
-        </w:rPr>
-        <w:t>3</w:t>
-      </w:r>
-      <w:r>
-        <w:rPr>
-          <w:rFonts w:asciiTheme="minorHAnsi" w:eastAsiaTheme="minorEastAsia" w:hAnsiTheme="minorHAnsi" w:cstheme="minorBidi" w:hint="eastAsia"/>
-          <w:sz w:val="22"/>
-          <w:szCs w:val="22"/>
-        </w:rPr>
-        <w:t>。</w:t>
+    <w:p/>
+    <w:p>
+      <w:r>
+        <w:rPr>
+          <w:rFonts w:hint="eastAsia"/>
+        </w:rPr>
+        <w:t>进入容器，如下，</w:t>
       </w:r>
     </w:p>
     <w:tbl>
@@ -19921,94 +20430,40 @@
           </w:tcPr>
           <w:p>
             <w:pPr>
-              <w:pStyle w:val="HTML"/>
-              <w:rPr>
-                <w:rFonts w:asciiTheme="minorHAnsi" w:hAnsiTheme="minorHAnsi" w:cstheme="minorHAnsi"/>
-                <w:sz w:val="22"/>
-                <w:szCs w:val="22"/>
-              </w:rPr>
-            </w:pPr>
-            <w:r>
-              <w:rPr>
-                <w:rFonts w:asciiTheme="minorHAnsi" w:hAnsiTheme="minorHAnsi" w:cstheme="minorHAnsi"/>
-                <w:sz w:val="22"/>
-                <w:szCs w:val="22"/>
-              </w:rPr>
-              <w:t>$ ./</w:t>
-            </w:r>
-            <w:hyperlink r:id="rId80" w:anchor="file-orderer3-sh" w:history="1">
-              <w:r>
-                <w:rPr>
-                  <w:rStyle w:val="a7"/>
-                  <w:rFonts w:asciiTheme="minorHAnsi" w:hAnsiTheme="minorHAnsi" w:cstheme="minorHAnsi"/>
-                  <w:sz w:val="22"/>
-                  <w:szCs w:val="22"/>
-                </w:rPr>
-                <w:t>orderer3.sh</w:t>
-              </w:r>
-            </w:hyperlink>
+              <w:spacing w:after="160" w:line="259" w:lineRule="auto"/>
+            </w:pPr>
+            <w:r>
+              <w:t xml:space="preserve">$ </w:t>
+            </w:r>
+            <w:r>
+              <w:t xml:space="preserve">docker exec -it </w:t>
+            </w:r>
+            <w:r>
+              <w:t>a245216e743a</w:t>
+            </w:r>
+            <w:r>
+              <w:t xml:space="preserve"> /bin/bash</w:t>
+            </w:r>
           </w:p>
         </w:tc>
       </w:tr>
     </w:tbl>
-    <w:p>
-      <w:pPr>
-        <w:pStyle w:val="graf"/>
-        <w:rPr>
-          <w:rFonts w:asciiTheme="minorHAnsi" w:eastAsiaTheme="minorEastAsia" w:hAnsiTheme="minorHAnsi" w:cstheme="minorBidi"/>
-          <w:sz w:val="22"/>
-          <w:szCs w:val="22"/>
-        </w:rPr>
-      </w:pPr>
-      <w:r>
-        <w:rPr>
-          <w:rFonts w:asciiTheme="minorHAnsi" w:eastAsiaTheme="minorEastAsia" w:hAnsiTheme="minorHAnsi" w:cstheme="minorBidi" w:hint="eastAsia"/>
-          <w:b/>
-          <w:sz w:val="22"/>
-          <w:szCs w:val="22"/>
-        </w:rPr>
-        <w:t>第十</w:t>
-      </w:r>
-      <w:r>
-        <w:rPr>
-          <w:rFonts w:asciiTheme="minorHAnsi" w:eastAsiaTheme="minorEastAsia" w:hAnsiTheme="minorHAnsi" w:cstheme="minorBidi" w:hint="eastAsia"/>
-          <w:b/>
-          <w:sz w:val="22"/>
-          <w:szCs w:val="22"/>
-        </w:rPr>
-        <w:t>，</w:t>
-      </w:r>
-      <w:r>
-        <w:rPr>
-          <w:rFonts w:asciiTheme="minorHAnsi" w:eastAsiaTheme="minorEastAsia" w:hAnsiTheme="minorHAnsi" w:cstheme="minorBidi" w:hint="eastAsia"/>
-          <w:sz w:val="22"/>
-          <w:szCs w:val="22"/>
-        </w:rPr>
-        <w:t>192.168.0.155</w:t>
-      </w:r>
-      <w:r>
-        <w:rPr>
-          <w:rFonts w:asciiTheme="minorHAnsi" w:eastAsiaTheme="minorEastAsia" w:hAnsiTheme="minorHAnsi" w:cstheme="minorBidi" w:hint="eastAsia"/>
-          <w:sz w:val="22"/>
-          <w:szCs w:val="22"/>
-        </w:rPr>
-        <w:t>启动</w:t>
-      </w:r>
-      <w:r>
-        <w:rPr>
-          <w:rFonts w:asciiTheme="minorHAnsi" w:eastAsiaTheme="minorEastAsia" w:hAnsiTheme="minorHAnsi" w:cstheme="minorBidi" w:hint="eastAsia"/>
-          <w:sz w:val="22"/>
-          <w:szCs w:val="22"/>
-        </w:rPr>
-        <w:t>orderer4</w:t>
-      </w:r>
-      <w:r>
-        <w:rPr>
-          <w:rFonts w:asciiTheme="minorHAnsi" w:eastAsiaTheme="minorEastAsia" w:hAnsiTheme="minorHAnsi" w:cstheme="minorBidi" w:hint="eastAsia"/>
-          <w:sz w:val="22"/>
-          <w:szCs w:val="22"/>
-        </w:rPr>
-        <w:t>。</w:t>
+    <w:p/>
+    <w:p>
+      <w:r>
+        <w:rPr>
+          <w:rFonts w:hint="eastAsia"/>
+        </w:rPr>
+        <w:t>通过</w:t>
+      </w:r>
+      <w:r>
+        <w:t>dd</w:t>
+      </w:r>
+      <w:r>
+        <w:rPr>
+          <w:rFonts w:hint="eastAsia"/>
+        </w:rPr>
+        <w:t>命令测试硬盘的写性能，如下，</w:t>
       </w:r>
     </w:p>
     <w:tbl>
@@ -20026,1308 +20481,17 @@
             <w:tcW w:w="9350" w:type="dxa"/>
           </w:tcPr>
           <w:p>
-            <w:pPr>
-              <w:pStyle w:val="HTML"/>
-              <w:rPr>
-                <w:rFonts w:asciiTheme="minorHAnsi" w:hAnsiTheme="minorHAnsi" w:cstheme="minorHAnsi"/>
-                <w:sz w:val="22"/>
-                <w:szCs w:val="22"/>
-              </w:rPr>
-            </w:pPr>
-            <w:r>
-              <w:rPr>
-                <w:rFonts w:asciiTheme="minorHAnsi" w:hAnsiTheme="minorHAnsi" w:cstheme="minorHAnsi"/>
-                <w:sz w:val="22"/>
-                <w:szCs w:val="22"/>
-              </w:rPr>
-              <w:t>$ ./</w:t>
-            </w:r>
-            <w:hyperlink r:id="rId81" w:anchor="file-orderer4-sh" w:history="1">
-              <w:r>
-                <w:rPr>
-                  <w:rStyle w:val="a7"/>
-                  <w:rFonts w:asciiTheme="minorHAnsi" w:hAnsiTheme="minorHAnsi" w:cstheme="minorHAnsi"/>
-                  <w:sz w:val="22"/>
-                  <w:szCs w:val="22"/>
-                </w:rPr>
-                <w:t>orderer4.sh</w:t>
-              </w:r>
-            </w:hyperlink>
-          </w:p>
-        </w:tc>
-      </w:tr>
-    </w:tbl>
-    <w:p>
-      <w:pPr>
-        <w:pStyle w:val="graf"/>
-        <w:rPr>
-          <w:rFonts w:asciiTheme="minorHAnsi" w:eastAsiaTheme="minorEastAsia" w:hAnsiTheme="minorHAnsi" w:cstheme="minorBidi"/>
-          <w:sz w:val="22"/>
-          <w:szCs w:val="22"/>
-        </w:rPr>
-      </w:pPr>
-      <w:r>
-        <w:rPr>
-          <w:rFonts w:asciiTheme="minorHAnsi" w:eastAsiaTheme="minorEastAsia" w:hAnsiTheme="minorHAnsi" w:cstheme="minorBidi" w:hint="eastAsia"/>
-          <w:b/>
-          <w:sz w:val="22"/>
-          <w:szCs w:val="22"/>
-        </w:rPr>
-        <w:t>第十一</w:t>
-      </w:r>
-      <w:r>
-        <w:rPr>
-          <w:rFonts w:asciiTheme="minorHAnsi" w:eastAsiaTheme="minorEastAsia" w:hAnsiTheme="minorHAnsi" w:cstheme="minorBidi" w:hint="eastAsia"/>
-          <w:b/>
-          <w:sz w:val="22"/>
-          <w:szCs w:val="22"/>
-        </w:rPr>
-        <w:t>，</w:t>
-      </w:r>
-      <w:r>
-        <w:rPr>
-          <w:rFonts w:asciiTheme="minorHAnsi" w:eastAsiaTheme="minorEastAsia" w:hAnsiTheme="minorHAnsi" w:cstheme="minorBidi" w:hint="eastAsia"/>
-          <w:sz w:val="22"/>
-          <w:szCs w:val="22"/>
-        </w:rPr>
-        <w:t>192.168.0.156</w:t>
-      </w:r>
-      <w:r>
-        <w:rPr>
-          <w:rFonts w:asciiTheme="minorHAnsi" w:eastAsiaTheme="minorEastAsia" w:hAnsiTheme="minorHAnsi" w:cstheme="minorBidi" w:hint="eastAsia"/>
-          <w:sz w:val="22"/>
-          <w:szCs w:val="22"/>
-        </w:rPr>
-        <w:t>启动</w:t>
-      </w:r>
-      <w:r>
-        <w:rPr>
-          <w:rFonts w:asciiTheme="minorHAnsi" w:eastAsiaTheme="minorEastAsia" w:hAnsiTheme="minorHAnsi" w:cstheme="minorBidi" w:hint="eastAsia"/>
-          <w:sz w:val="22"/>
-          <w:szCs w:val="22"/>
-        </w:rPr>
-        <w:t>orderer5</w:t>
-      </w:r>
-      <w:r>
-        <w:rPr>
-          <w:rFonts w:asciiTheme="minorHAnsi" w:eastAsiaTheme="minorEastAsia" w:hAnsiTheme="minorHAnsi" w:cstheme="minorBidi" w:hint="eastAsia"/>
-          <w:sz w:val="22"/>
-          <w:szCs w:val="22"/>
-        </w:rPr>
-        <w:t>。</w:t>
-      </w:r>
-    </w:p>
-    <w:tbl>
-      <w:tblPr>
-        <w:tblStyle w:val="a4"/>
-        <w:tblW w:w="0" w:type="auto"/>
-        <w:tblLook w:val="04A0" w:firstRow="1" w:lastRow="0" w:firstColumn="1" w:lastColumn="0" w:noHBand="0" w:noVBand="1"/>
-      </w:tblPr>
-      <w:tblGrid>
-        <w:gridCol w:w="9350"/>
-      </w:tblGrid>
-      <w:tr>
-        <w:tc>
-          <w:tcPr>
-            <w:tcW w:w="9350" w:type="dxa"/>
-          </w:tcPr>
-          <w:p>
-            <w:pPr>
-              <w:pStyle w:val="HTML"/>
-              <w:rPr>
-                <w:rFonts w:asciiTheme="minorHAnsi" w:hAnsiTheme="minorHAnsi" w:cstheme="minorHAnsi"/>
-                <w:sz w:val="22"/>
-                <w:szCs w:val="22"/>
-              </w:rPr>
-            </w:pPr>
-            <w:r>
-              <w:rPr>
-                <w:rFonts w:asciiTheme="minorHAnsi" w:hAnsiTheme="minorHAnsi" w:cstheme="minorHAnsi"/>
-                <w:sz w:val="22"/>
-                <w:szCs w:val="22"/>
-              </w:rPr>
-              <w:t>$ ./</w:t>
-            </w:r>
-            <w:hyperlink r:id="rId82" w:anchor="file-orderer5-sh" w:history="1">
-              <w:r>
-                <w:rPr>
-                  <w:rStyle w:val="a7"/>
-                  <w:rFonts w:asciiTheme="minorHAnsi" w:hAnsiTheme="minorHAnsi" w:cstheme="minorHAnsi"/>
-                  <w:sz w:val="22"/>
-                  <w:szCs w:val="22"/>
-                </w:rPr>
-                <w:t>orderer5.sh</w:t>
-              </w:r>
-            </w:hyperlink>
-          </w:p>
-        </w:tc>
-      </w:tr>
-    </w:tbl>
-    <w:p>
-      <w:pPr>
-        <w:pStyle w:val="graf"/>
-        <w:rPr>
-          <w:rFonts w:asciiTheme="minorHAnsi" w:eastAsiaTheme="minorEastAsia" w:hAnsiTheme="minorHAnsi" w:cstheme="minorBidi"/>
-          <w:sz w:val="22"/>
-          <w:szCs w:val="22"/>
-        </w:rPr>
-      </w:pPr>
-      <w:r>
-        <w:rPr>
-          <w:rFonts w:asciiTheme="minorHAnsi" w:eastAsiaTheme="minorEastAsia" w:hAnsiTheme="minorHAnsi" w:cstheme="minorBidi" w:hint="eastAsia"/>
-          <w:b/>
-          <w:sz w:val="22"/>
-          <w:szCs w:val="22"/>
-        </w:rPr>
-        <w:t>第十</w:t>
-      </w:r>
-      <w:r>
-        <w:rPr>
-          <w:rFonts w:asciiTheme="minorHAnsi" w:eastAsiaTheme="minorEastAsia" w:hAnsiTheme="minorHAnsi" w:cstheme="minorBidi" w:hint="eastAsia"/>
-          <w:b/>
-          <w:sz w:val="22"/>
-          <w:szCs w:val="22"/>
-        </w:rPr>
-        <w:t>二</w:t>
-      </w:r>
-      <w:r>
-        <w:rPr>
-          <w:rFonts w:asciiTheme="minorHAnsi" w:eastAsiaTheme="minorEastAsia" w:hAnsiTheme="minorHAnsi" w:cstheme="minorBidi" w:hint="eastAsia"/>
-          <w:b/>
-          <w:sz w:val="22"/>
-          <w:szCs w:val="22"/>
-        </w:rPr>
-        <w:t>，</w:t>
-      </w:r>
-      <w:r>
-        <w:rPr>
-          <w:rFonts w:asciiTheme="minorHAnsi" w:eastAsiaTheme="minorEastAsia" w:hAnsiTheme="minorHAnsi" w:cstheme="minorBidi" w:hint="eastAsia"/>
-          <w:sz w:val="22"/>
-          <w:szCs w:val="22"/>
-        </w:rPr>
-        <w:t>192.168.0.101</w:t>
-      </w:r>
-      <w:r>
-        <w:rPr>
-          <w:rFonts w:asciiTheme="minorHAnsi" w:eastAsiaTheme="minorEastAsia" w:hAnsiTheme="minorHAnsi" w:cstheme="minorBidi" w:hint="eastAsia"/>
-          <w:sz w:val="22"/>
-          <w:szCs w:val="22"/>
-        </w:rPr>
-        <w:t>启动</w:t>
-      </w:r>
-      <w:r>
-        <w:rPr>
-          <w:rFonts w:asciiTheme="minorHAnsi" w:eastAsiaTheme="minorEastAsia" w:hAnsiTheme="minorHAnsi" w:cstheme="minorBidi"/>
-          <w:sz w:val="22"/>
-          <w:szCs w:val="22"/>
-        </w:rPr>
-        <w:t>peer0-org1</w:t>
-      </w:r>
-      <w:r>
-        <w:rPr>
-          <w:rFonts w:asciiTheme="minorHAnsi" w:eastAsiaTheme="minorEastAsia" w:hAnsiTheme="minorHAnsi" w:cstheme="minorBidi" w:hint="eastAsia"/>
-          <w:sz w:val="22"/>
-          <w:szCs w:val="22"/>
-        </w:rPr>
-        <w:t>。</w:t>
-      </w:r>
-    </w:p>
-    <w:tbl>
-      <w:tblPr>
-        <w:tblStyle w:val="a4"/>
-        <w:tblW w:w="0" w:type="auto"/>
-        <w:tblLook w:val="04A0" w:firstRow="1" w:lastRow="0" w:firstColumn="1" w:lastColumn="0" w:noHBand="0" w:noVBand="1"/>
-      </w:tblPr>
-      <w:tblGrid>
-        <w:gridCol w:w="9350"/>
-      </w:tblGrid>
-      <w:tr>
-        <w:tc>
-          <w:tcPr>
-            <w:tcW w:w="9350" w:type="dxa"/>
-          </w:tcPr>
-          <w:p>
-            <w:pPr>
-              <w:pStyle w:val="HTML"/>
-              <w:rPr>
-                <w:rFonts w:asciiTheme="minorHAnsi" w:hAnsiTheme="minorHAnsi" w:cstheme="minorHAnsi"/>
-                <w:sz w:val="22"/>
-                <w:szCs w:val="22"/>
-              </w:rPr>
-            </w:pPr>
-            <w:r>
-              <w:rPr>
-                <w:rFonts w:asciiTheme="minorHAnsi" w:hAnsiTheme="minorHAnsi" w:cstheme="minorHAnsi"/>
-                <w:sz w:val="22"/>
-                <w:szCs w:val="22"/>
-              </w:rPr>
-              <w:t xml:space="preserve">$ </w:t>
-            </w:r>
-            <w:r>
-              <w:rPr>
-                <w:rFonts w:asciiTheme="minorHAnsi" w:hAnsiTheme="minorHAnsi" w:cstheme="minorHAnsi"/>
-                <w:sz w:val="22"/>
-                <w:szCs w:val="22"/>
-              </w:rPr>
-              <w:t>./</w:t>
-            </w:r>
-            <w:hyperlink r:id="rId83" w:anchor="file-peer1-sh" w:history="1">
-              <w:r>
-                <w:rPr>
-                  <w:rStyle w:val="a7"/>
-                  <w:rFonts w:asciiTheme="minorHAnsi" w:hAnsiTheme="minorHAnsi" w:cstheme="minorHAnsi"/>
-                  <w:sz w:val="22"/>
-                  <w:szCs w:val="22"/>
-                </w:rPr>
-                <w:t>peer1.sh</w:t>
-              </w:r>
-            </w:hyperlink>
-          </w:p>
-        </w:tc>
-      </w:tr>
-    </w:tbl>
-    <w:p>
-      <w:pPr>
-        <w:pStyle w:val="graf"/>
-        <w:rPr>
-          <w:rFonts w:asciiTheme="minorHAnsi" w:eastAsiaTheme="minorEastAsia" w:hAnsiTheme="minorHAnsi" w:cstheme="minorBidi"/>
-          <w:sz w:val="22"/>
-          <w:szCs w:val="22"/>
-        </w:rPr>
-      </w:pPr>
-      <w:r>
-        <w:rPr>
-          <w:rFonts w:asciiTheme="minorHAnsi" w:eastAsiaTheme="minorEastAsia" w:hAnsiTheme="minorHAnsi" w:cstheme="minorBidi" w:hint="eastAsia"/>
-          <w:b/>
-          <w:sz w:val="22"/>
-          <w:szCs w:val="22"/>
-        </w:rPr>
-        <w:t>第十三</w:t>
-      </w:r>
-      <w:r>
-        <w:rPr>
-          <w:rFonts w:asciiTheme="minorHAnsi" w:eastAsiaTheme="minorEastAsia" w:hAnsiTheme="minorHAnsi" w:cstheme="minorBidi" w:hint="eastAsia"/>
-          <w:b/>
-          <w:sz w:val="22"/>
-          <w:szCs w:val="22"/>
-        </w:rPr>
-        <w:t>，</w:t>
-      </w:r>
-      <w:r>
-        <w:rPr>
-          <w:rFonts w:asciiTheme="minorHAnsi" w:eastAsiaTheme="minorEastAsia" w:hAnsiTheme="minorHAnsi" w:cstheme="minorBidi" w:hint="eastAsia"/>
-          <w:sz w:val="22"/>
-          <w:szCs w:val="22"/>
-        </w:rPr>
-        <w:t>192.168.0.102</w:t>
-      </w:r>
-      <w:r>
-        <w:rPr>
-          <w:rFonts w:asciiTheme="minorHAnsi" w:eastAsiaTheme="minorEastAsia" w:hAnsiTheme="minorHAnsi" w:cstheme="minorBidi" w:hint="eastAsia"/>
-          <w:sz w:val="22"/>
-          <w:szCs w:val="22"/>
-        </w:rPr>
-        <w:t>启动</w:t>
-      </w:r>
-      <w:r>
-        <w:rPr>
-          <w:rFonts w:asciiTheme="minorHAnsi" w:eastAsiaTheme="minorEastAsia" w:hAnsiTheme="minorHAnsi" w:cstheme="minorBidi"/>
-          <w:sz w:val="22"/>
-          <w:szCs w:val="22"/>
-        </w:rPr>
-        <w:t>peer</w:t>
-      </w:r>
-      <w:r>
-        <w:rPr>
-          <w:rFonts w:asciiTheme="minorHAnsi" w:eastAsiaTheme="minorEastAsia" w:hAnsiTheme="minorHAnsi" w:cstheme="minorBidi" w:hint="eastAsia"/>
-          <w:sz w:val="22"/>
-          <w:szCs w:val="22"/>
-        </w:rPr>
-        <w:t>1</w:t>
-      </w:r>
-      <w:r>
-        <w:rPr>
-          <w:rFonts w:asciiTheme="minorHAnsi" w:eastAsiaTheme="minorEastAsia" w:hAnsiTheme="minorHAnsi" w:cstheme="minorBidi"/>
-          <w:sz w:val="22"/>
-          <w:szCs w:val="22"/>
-        </w:rPr>
-        <w:t>-org1</w:t>
-      </w:r>
-      <w:r>
-        <w:rPr>
-          <w:rFonts w:asciiTheme="minorHAnsi" w:eastAsiaTheme="minorEastAsia" w:hAnsiTheme="minorHAnsi" w:cstheme="minorBidi" w:hint="eastAsia"/>
-          <w:sz w:val="22"/>
-          <w:szCs w:val="22"/>
-        </w:rPr>
-        <w:t>。</w:t>
-      </w:r>
-    </w:p>
-    <w:tbl>
-      <w:tblPr>
-        <w:tblStyle w:val="a4"/>
-        <w:tblW w:w="0" w:type="auto"/>
-        <w:tblLook w:val="04A0" w:firstRow="1" w:lastRow="0" w:firstColumn="1" w:lastColumn="0" w:noHBand="0" w:noVBand="1"/>
-      </w:tblPr>
-      <w:tblGrid>
-        <w:gridCol w:w="9350"/>
-      </w:tblGrid>
-      <w:tr>
-        <w:tc>
-          <w:tcPr>
-            <w:tcW w:w="9350" w:type="dxa"/>
-          </w:tcPr>
-          <w:p>
-            <w:pPr>
-              <w:pStyle w:val="HTML"/>
-              <w:rPr>
-                <w:rFonts w:asciiTheme="minorHAnsi" w:hAnsiTheme="minorHAnsi" w:cstheme="minorHAnsi"/>
-                <w:sz w:val="22"/>
-                <w:szCs w:val="22"/>
-              </w:rPr>
-            </w:pPr>
-            <w:r>
-              <w:rPr>
-                <w:rFonts w:asciiTheme="minorHAnsi" w:hAnsiTheme="minorHAnsi" w:cstheme="minorHAnsi"/>
-                <w:sz w:val="22"/>
-                <w:szCs w:val="22"/>
-              </w:rPr>
-              <w:t xml:space="preserve">$ </w:t>
-            </w:r>
-            <w:r>
-              <w:rPr>
-                <w:rFonts w:asciiTheme="minorHAnsi" w:hAnsiTheme="minorHAnsi" w:cstheme="minorHAnsi"/>
-                <w:sz w:val="22"/>
-                <w:szCs w:val="22"/>
-              </w:rPr>
-              <w:t>./</w:t>
-            </w:r>
-            <w:hyperlink r:id="rId84" w:anchor="file-peer2-sh" w:history="1">
-              <w:r>
-                <w:rPr>
-                  <w:rStyle w:val="a7"/>
-                  <w:rFonts w:asciiTheme="minorHAnsi" w:hAnsiTheme="minorHAnsi" w:cstheme="minorHAnsi"/>
-                  <w:sz w:val="22"/>
-                  <w:szCs w:val="22"/>
-                </w:rPr>
-                <w:t>peer2.sh</w:t>
-              </w:r>
-            </w:hyperlink>
-          </w:p>
-        </w:tc>
-      </w:tr>
-    </w:tbl>
-    <w:p>
-      <w:pPr>
-        <w:pStyle w:val="graf"/>
-        <w:rPr>
-          <w:rFonts w:asciiTheme="minorHAnsi" w:eastAsiaTheme="minorEastAsia" w:hAnsiTheme="minorHAnsi" w:cstheme="minorBidi"/>
-          <w:sz w:val="22"/>
-          <w:szCs w:val="22"/>
-        </w:rPr>
-      </w:pPr>
-      <w:r>
-        <w:rPr>
-          <w:rFonts w:asciiTheme="minorHAnsi" w:eastAsiaTheme="minorEastAsia" w:hAnsiTheme="minorHAnsi" w:cstheme="minorBidi" w:hint="eastAsia"/>
-          <w:b/>
-          <w:sz w:val="22"/>
-          <w:szCs w:val="22"/>
-        </w:rPr>
-        <w:t>第十四</w:t>
-      </w:r>
-      <w:r>
-        <w:rPr>
-          <w:rFonts w:asciiTheme="minorHAnsi" w:eastAsiaTheme="minorEastAsia" w:hAnsiTheme="minorHAnsi" w:cstheme="minorBidi" w:hint="eastAsia"/>
-          <w:b/>
-          <w:sz w:val="22"/>
-          <w:szCs w:val="22"/>
-        </w:rPr>
-        <w:t>，</w:t>
-      </w:r>
-      <w:r>
-        <w:rPr>
-          <w:rFonts w:asciiTheme="minorHAnsi" w:eastAsiaTheme="minorEastAsia" w:hAnsiTheme="minorHAnsi" w:cstheme="minorBidi" w:hint="eastAsia"/>
-          <w:sz w:val="22"/>
-          <w:szCs w:val="22"/>
-        </w:rPr>
-        <w:t>192.168.0.134</w:t>
-      </w:r>
-      <w:r>
-        <w:rPr>
-          <w:rFonts w:asciiTheme="minorHAnsi" w:eastAsiaTheme="minorEastAsia" w:hAnsiTheme="minorHAnsi" w:cstheme="minorBidi" w:hint="eastAsia"/>
-          <w:sz w:val="22"/>
-          <w:szCs w:val="22"/>
-        </w:rPr>
-        <w:t>启动</w:t>
-      </w:r>
-      <w:r>
-        <w:rPr>
-          <w:rFonts w:asciiTheme="minorHAnsi" w:eastAsiaTheme="minorEastAsia" w:hAnsiTheme="minorHAnsi" w:cstheme="minorBidi"/>
-          <w:sz w:val="22"/>
-          <w:szCs w:val="22"/>
-        </w:rPr>
-        <w:t>peer</w:t>
-      </w:r>
-      <w:r>
-        <w:rPr>
-          <w:rFonts w:asciiTheme="minorHAnsi" w:eastAsiaTheme="minorEastAsia" w:hAnsiTheme="minorHAnsi" w:cstheme="minorBidi" w:hint="eastAsia"/>
-          <w:sz w:val="22"/>
-          <w:szCs w:val="22"/>
-        </w:rPr>
-        <w:t>2</w:t>
-      </w:r>
-      <w:r>
-        <w:rPr>
-          <w:rFonts w:asciiTheme="minorHAnsi" w:eastAsiaTheme="minorEastAsia" w:hAnsiTheme="minorHAnsi" w:cstheme="minorBidi"/>
-          <w:sz w:val="22"/>
-          <w:szCs w:val="22"/>
-        </w:rPr>
-        <w:t>-org1</w:t>
-      </w:r>
-      <w:r>
-        <w:rPr>
-          <w:rFonts w:asciiTheme="minorHAnsi" w:eastAsiaTheme="minorEastAsia" w:hAnsiTheme="minorHAnsi" w:cstheme="minorBidi" w:hint="eastAsia"/>
-          <w:sz w:val="22"/>
-          <w:szCs w:val="22"/>
-        </w:rPr>
-        <w:t>。</w:t>
-      </w:r>
-    </w:p>
-    <w:tbl>
-      <w:tblPr>
-        <w:tblStyle w:val="a4"/>
-        <w:tblW w:w="0" w:type="auto"/>
-        <w:tblLook w:val="04A0" w:firstRow="1" w:lastRow="0" w:firstColumn="1" w:lastColumn="0" w:noHBand="0" w:noVBand="1"/>
-      </w:tblPr>
-      <w:tblGrid>
-        <w:gridCol w:w="9350"/>
-      </w:tblGrid>
-      <w:tr>
-        <w:tc>
-          <w:tcPr>
-            <w:tcW w:w="9350" w:type="dxa"/>
-          </w:tcPr>
-          <w:p>
-            <w:pPr>
-              <w:pStyle w:val="HTML"/>
-              <w:rPr>
-                <w:rFonts w:asciiTheme="minorHAnsi" w:hAnsiTheme="minorHAnsi" w:cstheme="minorHAnsi"/>
-                <w:sz w:val="22"/>
-                <w:szCs w:val="22"/>
-              </w:rPr>
-            </w:pPr>
-            <w:r>
-              <w:rPr>
-                <w:rFonts w:asciiTheme="minorHAnsi" w:hAnsiTheme="minorHAnsi" w:cstheme="minorHAnsi"/>
-                <w:sz w:val="22"/>
-                <w:szCs w:val="22"/>
-              </w:rPr>
-              <w:t xml:space="preserve">$ </w:t>
-            </w:r>
-            <w:r>
-              <w:rPr>
-                <w:rFonts w:asciiTheme="minorHAnsi" w:hAnsiTheme="minorHAnsi" w:cstheme="minorHAnsi"/>
-                <w:sz w:val="22"/>
-                <w:szCs w:val="22"/>
-              </w:rPr>
-              <w:t>./</w:t>
-            </w:r>
-            <w:hyperlink r:id="rId85" w:anchor="file-peer3-sh" w:history="1">
-              <w:r>
-                <w:rPr>
-                  <w:rStyle w:val="a7"/>
-                  <w:rFonts w:asciiTheme="minorHAnsi" w:hAnsiTheme="minorHAnsi" w:cstheme="minorHAnsi"/>
-                  <w:sz w:val="22"/>
-                  <w:szCs w:val="22"/>
-                </w:rPr>
-                <w:t>peer3.sh</w:t>
-              </w:r>
-            </w:hyperlink>
-          </w:p>
-        </w:tc>
-      </w:tr>
-    </w:tbl>
-    <w:p>
-      <w:pPr>
-        <w:pStyle w:val="graf"/>
-        <w:rPr>
-          <w:rFonts w:asciiTheme="minorHAnsi" w:eastAsiaTheme="minorEastAsia" w:hAnsiTheme="minorHAnsi" w:cstheme="minorBidi"/>
-          <w:sz w:val="22"/>
-          <w:szCs w:val="22"/>
-        </w:rPr>
-      </w:pPr>
-      <w:r>
-        <w:rPr>
-          <w:rFonts w:asciiTheme="minorHAnsi" w:eastAsiaTheme="minorEastAsia" w:hAnsiTheme="minorHAnsi" w:cstheme="minorBidi" w:hint="eastAsia"/>
-          <w:b/>
-          <w:sz w:val="22"/>
-          <w:szCs w:val="22"/>
-        </w:rPr>
-        <w:t>第十五</w:t>
-      </w:r>
-      <w:r>
-        <w:rPr>
-          <w:rFonts w:asciiTheme="minorHAnsi" w:eastAsiaTheme="minorEastAsia" w:hAnsiTheme="minorHAnsi" w:cstheme="minorBidi" w:hint="eastAsia"/>
-          <w:b/>
-          <w:sz w:val="22"/>
-          <w:szCs w:val="22"/>
-        </w:rPr>
-        <w:t>，</w:t>
-      </w:r>
-      <w:r>
-        <w:rPr>
-          <w:rFonts w:asciiTheme="minorHAnsi" w:eastAsiaTheme="minorEastAsia" w:hAnsiTheme="minorHAnsi" w:cstheme="minorBidi" w:hint="eastAsia"/>
-          <w:sz w:val="22"/>
-          <w:szCs w:val="22"/>
-        </w:rPr>
-        <w:t>192.168.0.140</w:t>
-      </w:r>
-      <w:r>
-        <w:rPr>
-          <w:rFonts w:asciiTheme="minorHAnsi" w:eastAsiaTheme="minorEastAsia" w:hAnsiTheme="minorHAnsi" w:cstheme="minorBidi" w:hint="eastAsia"/>
-          <w:sz w:val="22"/>
-          <w:szCs w:val="22"/>
-        </w:rPr>
-        <w:t>启动</w:t>
-      </w:r>
-      <w:r>
-        <w:rPr>
-          <w:rFonts w:asciiTheme="minorHAnsi" w:eastAsiaTheme="minorEastAsia" w:hAnsiTheme="minorHAnsi" w:cstheme="minorBidi"/>
-          <w:sz w:val="22"/>
-          <w:szCs w:val="22"/>
-        </w:rPr>
-        <w:t>peer0-org2</w:t>
-      </w:r>
-      <w:r>
-        <w:rPr>
-          <w:rFonts w:asciiTheme="minorHAnsi" w:eastAsiaTheme="minorEastAsia" w:hAnsiTheme="minorHAnsi" w:cstheme="minorBidi" w:hint="eastAsia"/>
-          <w:sz w:val="22"/>
-          <w:szCs w:val="22"/>
-        </w:rPr>
-        <w:t>。</w:t>
-      </w:r>
-    </w:p>
-    <w:tbl>
-      <w:tblPr>
-        <w:tblStyle w:val="a4"/>
-        <w:tblW w:w="0" w:type="auto"/>
-        <w:tblLook w:val="04A0" w:firstRow="1" w:lastRow="0" w:firstColumn="1" w:lastColumn="0" w:noHBand="0" w:noVBand="1"/>
-      </w:tblPr>
-      <w:tblGrid>
-        <w:gridCol w:w="9350"/>
-      </w:tblGrid>
-      <w:tr>
-        <w:tc>
-          <w:tcPr>
-            <w:tcW w:w="9350" w:type="dxa"/>
-          </w:tcPr>
-          <w:p>
-            <w:pPr>
-              <w:pStyle w:val="HTML"/>
-              <w:rPr>
-                <w:rFonts w:asciiTheme="minorHAnsi" w:hAnsiTheme="minorHAnsi" w:cstheme="minorHAnsi"/>
-                <w:sz w:val="22"/>
-                <w:szCs w:val="22"/>
-              </w:rPr>
-            </w:pPr>
-            <w:r>
-              <w:rPr>
-                <w:rFonts w:asciiTheme="minorHAnsi" w:hAnsiTheme="minorHAnsi" w:cstheme="minorHAnsi"/>
-                <w:sz w:val="22"/>
-                <w:szCs w:val="22"/>
-              </w:rPr>
-              <w:t xml:space="preserve">$ </w:t>
-            </w:r>
-            <w:r>
-              <w:rPr>
-                <w:rFonts w:asciiTheme="minorHAnsi" w:hAnsiTheme="minorHAnsi" w:cstheme="minorHAnsi"/>
-                <w:sz w:val="22"/>
-                <w:szCs w:val="22"/>
-              </w:rPr>
-              <w:t>./</w:t>
-            </w:r>
-            <w:hyperlink r:id="rId86" w:anchor="file-peer4-sh" w:history="1">
-              <w:r>
-                <w:rPr>
-                  <w:rStyle w:val="a7"/>
-                  <w:rFonts w:asciiTheme="minorHAnsi" w:hAnsiTheme="minorHAnsi" w:cstheme="minorHAnsi"/>
-                  <w:sz w:val="22"/>
-                  <w:szCs w:val="22"/>
-                </w:rPr>
-                <w:t>peer4.sh</w:t>
-              </w:r>
-            </w:hyperlink>
-          </w:p>
-        </w:tc>
-      </w:tr>
-    </w:tbl>
-    <w:p>
-      <w:pPr>
-        <w:pStyle w:val="graf"/>
-        <w:rPr>
-          <w:rFonts w:asciiTheme="minorHAnsi" w:eastAsiaTheme="minorEastAsia" w:hAnsiTheme="minorHAnsi" w:cstheme="minorBidi"/>
-          <w:sz w:val="22"/>
-          <w:szCs w:val="22"/>
-        </w:rPr>
-      </w:pPr>
-      <w:r>
-        <w:rPr>
-          <w:rFonts w:asciiTheme="minorHAnsi" w:eastAsiaTheme="minorEastAsia" w:hAnsiTheme="minorHAnsi" w:cstheme="minorBidi" w:hint="eastAsia"/>
-          <w:b/>
-          <w:sz w:val="22"/>
-          <w:szCs w:val="22"/>
-        </w:rPr>
-        <w:t>第十六</w:t>
-      </w:r>
-      <w:r>
-        <w:rPr>
-          <w:rFonts w:asciiTheme="minorHAnsi" w:eastAsiaTheme="minorEastAsia" w:hAnsiTheme="minorHAnsi" w:cstheme="minorBidi" w:hint="eastAsia"/>
-          <w:b/>
-          <w:sz w:val="22"/>
-          <w:szCs w:val="22"/>
-        </w:rPr>
-        <w:t>，</w:t>
-      </w:r>
-      <w:r>
-        <w:rPr>
-          <w:rFonts w:asciiTheme="minorHAnsi" w:eastAsiaTheme="minorEastAsia" w:hAnsiTheme="minorHAnsi" w:cstheme="minorBidi" w:hint="eastAsia"/>
-          <w:sz w:val="22"/>
-          <w:szCs w:val="22"/>
-        </w:rPr>
-        <w:t>192.168.0.141</w:t>
-      </w:r>
-      <w:r>
-        <w:rPr>
-          <w:rFonts w:asciiTheme="minorHAnsi" w:eastAsiaTheme="minorEastAsia" w:hAnsiTheme="minorHAnsi" w:cstheme="minorBidi" w:hint="eastAsia"/>
-          <w:sz w:val="22"/>
-          <w:szCs w:val="22"/>
-        </w:rPr>
-        <w:t>启动</w:t>
-      </w:r>
-      <w:r>
-        <w:rPr>
-          <w:rFonts w:asciiTheme="minorHAnsi" w:eastAsiaTheme="minorEastAsia" w:hAnsiTheme="minorHAnsi" w:cstheme="minorBidi"/>
-          <w:sz w:val="22"/>
-          <w:szCs w:val="22"/>
-        </w:rPr>
-        <w:t>peer</w:t>
-      </w:r>
-      <w:r>
-        <w:rPr>
-          <w:rFonts w:asciiTheme="minorHAnsi" w:eastAsiaTheme="minorEastAsia" w:hAnsiTheme="minorHAnsi" w:cstheme="minorBidi" w:hint="eastAsia"/>
-          <w:sz w:val="22"/>
-          <w:szCs w:val="22"/>
-        </w:rPr>
-        <w:t>1</w:t>
-      </w:r>
-      <w:r>
-        <w:rPr>
-          <w:rFonts w:asciiTheme="minorHAnsi" w:eastAsiaTheme="minorEastAsia" w:hAnsiTheme="minorHAnsi" w:cstheme="minorBidi"/>
-          <w:sz w:val="22"/>
-          <w:szCs w:val="22"/>
-        </w:rPr>
-        <w:t>-org</w:t>
-      </w:r>
-      <w:r>
-        <w:rPr>
-          <w:rFonts w:asciiTheme="minorHAnsi" w:eastAsiaTheme="minorEastAsia" w:hAnsiTheme="minorHAnsi" w:cstheme="minorBidi" w:hint="eastAsia"/>
-          <w:sz w:val="22"/>
-          <w:szCs w:val="22"/>
-        </w:rPr>
-        <w:t>2</w:t>
-      </w:r>
-      <w:r>
-        <w:rPr>
-          <w:rFonts w:asciiTheme="minorHAnsi" w:eastAsiaTheme="minorEastAsia" w:hAnsiTheme="minorHAnsi" w:cstheme="minorBidi" w:hint="eastAsia"/>
-          <w:sz w:val="22"/>
-          <w:szCs w:val="22"/>
-        </w:rPr>
-        <w:t>。</w:t>
-      </w:r>
-    </w:p>
-    <w:tbl>
-      <w:tblPr>
-        <w:tblStyle w:val="a4"/>
-        <w:tblW w:w="0" w:type="auto"/>
-        <w:tblLook w:val="04A0" w:firstRow="1" w:lastRow="0" w:firstColumn="1" w:lastColumn="0" w:noHBand="0" w:noVBand="1"/>
-      </w:tblPr>
-      <w:tblGrid>
-        <w:gridCol w:w="9350"/>
-      </w:tblGrid>
-      <w:tr>
-        <w:tc>
-          <w:tcPr>
-            <w:tcW w:w="9350" w:type="dxa"/>
-          </w:tcPr>
-          <w:p>
-            <w:pPr>
-              <w:pStyle w:val="HTML"/>
-              <w:rPr>
-                <w:rFonts w:asciiTheme="minorHAnsi" w:hAnsiTheme="minorHAnsi" w:cstheme="minorHAnsi"/>
-                <w:sz w:val="22"/>
-                <w:szCs w:val="22"/>
-              </w:rPr>
-            </w:pPr>
-            <w:r>
-              <w:rPr>
-                <w:rFonts w:asciiTheme="minorHAnsi" w:hAnsiTheme="minorHAnsi" w:cstheme="minorHAnsi"/>
-                <w:sz w:val="22"/>
-                <w:szCs w:val="22"/>
-              </w:rPr>
-              <w:t>$ ./</w:t>
-            </w:r>
-            <w:hyperlink r:id="rId87" w:anchor="file-peer5-sh" w:history="1">
-              <w:r>
-                <w:rPr>
-                  <w:rStyle w:val="a7"/>
-                  <w:rFonts w:asciiTheme="minorHAnsi" w:hAnsiTheme="minorHAnsi" w:cstheme="minorHAnsi"/>
-                  <w:sz w:val="22"/>
-                  <w:szCs w:val="22"/>
-                </w:rPr>
-                <w:t>peer5.sh</w:t>
-              </w:r>
-            </w:hyperlink>
-          </w:p>
-        </w:tc>
-      </w:tr>
-    </w:tbl>
-    <w:p>
-      <w:pPr>
-        <w:pStyle w:val="graf"/>
-        <w:rPr>
-          <w:rFonts w:asciiTheme="minorHAnsi" w:eastAsiaTheme="minorEastAsia" w:hAnsiTheme="minorHAnsi" w:cstheme="minorBidi"/>
-          <w:sz w:val="22"/>
-          <w:szCs w:val="22"/>
-        </w:rPr>
-      </w:pPr>
-      <w:r>
-        <w:rPr>
-          <w:rFonts w:asciiTheme="minorHAnsi" w:eastAsiaTheme="minorEastAsia" w:hAnsiTheme="minorHAnsi" w:cstheme="minorBidi" w:hint="eastAsia"/>
-          <w:b/>
-          <w:sz w:val="22"/>
-          <w:szCs w:val="22"/>
-        </w:rPr>
-        <w:t>第十七</w:t>
-      </w:r>
-      <w:r>
-        <w:rPr>
-          <w:rFonts w:asciiTheme="minorHAnsi" w:eastAsiaTheme="minorEastAsia" w:hAnsiTheme="minorHAnsi" w:cstheme="minorBidi" w:hint="eastAsia"/>
-          <w:b/>
-          <w:sz w:val="22"/>
-          <w:szCs w:val="22"/>
-        </w:rPr>
-        <w:t>，</w:t>
-      </w:r>
-      <w:r>
-        <w:rPr>
-          <w:rFonts w:asciiTheme="minorHAnsi" w:eastAsiaTheme="minorEastAsia" w:hAnsiTheme="minorHAnsi" w:cstheme="minorBidi" w:hint="eastAsia"/>
-          <w:sz w:val="22"/>
-          <w:szCs w:val="22"/>
-        </w:rPr>
-        <w:t>192.168.0.151</w:t>
-      </w:r>
-      <w:r>
-        <w:rPr>
-          <w:rFonts w:asciiTheme="minorHAnsi" w:eastAsiaTheme="minorEastAsia" w:hAnsiTheme="minorHAnsi" w:cstheme="minorBidi" w:hint="eastAsia"/>
-          <w:sz w:val="22"/>
-          <w:szCs w:val="22"/>
-        </w:rPr>
-        <w:t>启动</w:t>
-      </w:r>
-      <w:r>
-        <w:rPr>
-          <w:rFonts w:asciiTheme="minorHAnsi" w:eastAsiaTheme="minorEastAsia" w:hAnsiTheme="minorHAnsi" w:cstheme="minorBidi"/>
-          <w:sz w:val="22"/>
-          <w:szCs w:val="22"/>
-        </w:rPr>
-        <w:t>peer</w:t>
-      </w:r>
-      <w:r>
-        <w:rPr>
-          <w:rFonts w:asciiTheme="minorHAnsi" w:eastAsiaTheme="minorEastAsia" w:hAnsiTheme="minorHAnsi" w:cstheme="minorBidi" w:hint="eastAsia"/>
-          <w:sz w:val="22"/>
-          <w:szCs w:val="22"/>
-        </w:rPr>
-        <w:t>2</w:t>
-      </w:r>
-      <w:r>
-        <w:rPr>
-          <w:rFonts w:asciiTheme="minorHAnsi" w:eastAsiaTheme="minorEastAsia" w:hAnsiTheme="minorHAnsi" w:cstheme="minorBidi"/>
-          <w:sz w:val="22"/>
-          <w:szCs w:val="22"/>
-        </w:rPr>
-        <w:t>-org</w:t>
-      </w:r>
-      <w:r>
-        <w:rPr>
-          <w:rFonts w:asciiTheme="minorHAnsi" w:eastAsiaTheme="minorEastAsia" w:hAnsiTheme="minorHAnsi" w:cstheme="minorBidi" w:hint="eastAsia"/>
-          <w:sz w:val="22"/>
-          <w:szCs w:val="22"/>
-        </w:rPr>
-        <w:t>2</w:t>
-      </w:r>
-      <w:r>
-        <w:rPr>
-          <w:rFonts w:asciiTheme="minorHAnsi" w:eastAsiaTheme="minorEastAsia" w:hAnsiTheme="minorHAnsi" w:cstheme="minorBidi" w:hint="eastAsia"/>
-          <w:sz w:val="22"/>
-          <w:szCs w:val="22"/>
-        </w:rPr>
-        <w:t>。</w:t>
-      </w:r>
-    </w:p>
-    <w:tbl>
-      <w:tblPr>
-        <w:tblStyle w:val="a4"/>
-        <w:tblW w:w="0" w:type="auto"/>
-        <w:tblLook w:val="04A0" w:firstRow="1" w:lastRow="0" w:firstColumn="1" w:lastColumn="0" w:noHBand="0" w:noVBand="1"/>
-      </w:tblPr>
-      <w:tblGrid>
-        <w:gridCol w:w="9350"/>
-      </w:tblGrid>
-      <w:tr>
-        <w:tc>
-          <w:tcPr>
-            <w:tcW w:w="9350" w:type="dxa"/>
-          </w:tcPr>
-          <w:p>
-            <w:pPr>
-              <w:pStyle w:val="HTML"/>
-              <w:rPr>
-                <w:rFonts w:asciiTheme="minorHAnsi" w:hAnsiTheme="minorHAnsi" w:cstheme="minorHAnsi"/>
-                <w:sz w:val="22"/>
-                <w:szCs w:val="22"/>
-              </w:rPr>
-            </w:pPr>
-            <w:r>
-              <w:rPr>
-                <w:rFonts w:asciiTheme="minorHAnsi" w:hAnsiTheme="minorHAnsi" w:cstheme="minorHAnsi"/>
-                <w:sz w:val="22"/>
-                <w:szCs w:val="22"/>
-              </w:rPr>
-              <w:t>$ ./</w:t>
-            </w:r>
-            <w:hyperlink r:id="rId88" w:anchor="file-peer6-sh" w:history="1">
-              <w:r>
-                <w:rPr>
-                  <w:rStyle w:val="a7"/>
-                  <w:rFonts w:asciiTheme="minorHAnsi" w:hAnsiTheme="minorHAnsi" w:cstheme="minorHAnsi"/>
-                  <w:sz w:val="22"/>
-                  <w:szCs w:val="22"/>
-                </w:rPr>
-                <w:t>peer6.sh</w:t>
-              </w:r>
-            </w:hyperlink>
-          </w:p>
-          <w:p>
-            <w:pPr>
-              <w:pStyle w:val="HTML"/>
-              <w:rPr>
-                <w:rFonts w:asciiTheme="minorHAnsi" w:hAnsiTheme="minorHAnsi" w:cstheme="minorHAnsi"/>
-                <w:sz w:val="22"/>
-                <w:szCs w:val="22"/>
-              </w:rPr>
-            </w:pPr>
-            <w:r>
-              <w:rPr>
-                <w:rFonts w:asciiTheme="minorHAnsi" w:hAnsiTheme="minorHAnsi" w:cstheme="minorHAnsi"/>
-                <w:sz w:val="22"/>
-                <w:szCs w:val="22"/>
-              </w:rPr>
-              <w:t>$ ./</w:t>
-            </w:r>
-            <w:hyperlink r:id="rId89" w:anchor="file-peer7-sh" w:history="1">
-              <w:r>
-                <w:rPr>
-                  <w:rStyle w:val="a7"/>
-                  <w:rFonts w:asciiTheme="minorHAnsi" w:hAnsiTheme="minorHAnsi" w:cstheme="minorHAnsi"/>
-                  <w:sz w:val="22"/>
-                  <w:szCs w:val="22"/>
-                </w:rPr>
-                <w:t>peer7.sh</w:t>
-              </w:r>
-            </w:hyperlink>
-          </w:p>
-          <w:p>
-            <w:pPr>
-              <w:pStyle w:val="HTML"/>
-              <w:rPr>
-                <w:rFonts w:asciiTheme="minorHAnsi" w:hAnsiTheme="minorHAnsi" w:cstheme="minorHAnsi"/>
-                <w:sz w:val="22"/>
-                <w:szCs w:val="22"/>
-              </w:rPr>
-            </w:pPr>
-            <w:r>
-              <w:rPr>
-                <w:rFonts w:asciiTheme="minorHAnsi" w:hAnsiTheme="minorHAnsi" w:cstheme="minorHAnsi"/>
-                <w:sz w:val="22"/>
-                <w:szCs w:val="22"/>
-              </w:rPr>
-              <w:t>$ ./</w:t>
-            </w:r>
-            <w:hyperlink r:id="rId90" w:anchor="file-peer8-sh" w:history="1">
-              <w:r>
-                <w:rPr>
-                  <w:rStyle w:val="a7"/>
-                  <w:rFonts w:asciiTheme="minorHAnsi" w:hAnsiTheme="minorHAnsi" w:cstheme="minorHAnsi"/>
-                  <w:sz w:val="22"/>
-                  <w:szCs w:val="22"/>
-                </w:rPr>
-                <w:t>peer8.sh</w:t>
-              </w:r>
-            </w:hyperlink>
-          </w:p>
-        </w:tc>
-      </w:tr>
-    </w:tbl>
-    <w:p>
-      <w:pPr>
-        <w:pStyle w:val="graf"/>
-        <w:rPr>
-          <w:rFonts w:asciiTheme="minorHAnsi" w:eastAsiaTheme="minorEastAsia" w:hAnsiTheme="minorHAnsi" w:cstheme="minorBidi"/>
-          <w:sz w:val="22"/>
-          <w:szCs w:val="22"/>
-        </w:rPr>
-      </w:pPr>
-      <w:r>
-        <w:rPr>
-          <w:rFonts w:asciiTheme="minorHAnsi" w:eastAsiaTheme="minorEastAsia" w:hAnsiTheme="minorHAnsi" w:cstheme="minorBidi" w:hint="eastAsia"/>
-          <w:b/>
-          <w:sz w:val="22"/>
-          <w:szCs w:val="22"/>
-        </w:rPr>
-        <w:t>第十八</w:t>
-      </w:r>
-      <w:r>
-        <w:rPr>
-          <w:rFonts w:asciiTheme="minorHAnsi" w:eastAsiaTheme="minorEastAsia" w:hAnsiTheme="minorHAnsi" w:cstheme="minorBidi" w:hint="eastAsia"/>
-          <w:b/>
-          <w:sz w:val="22"/>
-          <w:szCs w:val="22"/>
-        </w:rPr>
-        <w:t>，</w:t>
-      </w:r>
-      <w:r>
-        <w:rPr>
-          <w:rFonts w:asciiTheme="minorHAnsi" w:eastAsiaTheme="minorEastAsia" w:hAnsiTheme="minorHAnsi" w:cstheme="minorBidi" w:hint="eastAsia"/>
-          <w:sz w:val="22"/>
-          <w:szCs w:val="22"/>
-        </w:rPr>
-        <w:t>192.168.0.101</w:t>
-      </w:r>
-      <w:r>
-        <w:rPr>
-          <w:rFonts w:asciiTheme="minorHAnsi" w:eastAsiaTheme="minorEastAsia" w:hAnsiTheme="minorHAnsi" w:cstheme="minorBidi" w:hint="eastAsia"/>
-          <w:sz w:val="22"/>
-          <w:szCs w:val="22"/>
-        </w:rPr>
-        <w:t>启动</w:t>
-      </w:r>
-      <w:r>
-        <w:rPr>
-          <w:rFonts w:asciiTheme="minorHAnsi" w:eastAsiaTheme="minorEastAsia" w:hAnsiTheme="minorHAnsi" w:cstheme="minorBidi"/>
-          <w:sz w:val="22"/>
-          <w:szCs w:val="22"/>
-        </w:rPr>
-        <w:t>cli</w:t>
-      </w:r>
-      <w:r>
-        <w:rPr>
-          <w:rFonts w:asciiTheme="minorHAnsi" w:eastAsiaTheme="minorEastAsia" w:hAnsiTheme="minorHAnsi" w:cstheme="minorBidi" w:hint="eastAsia"/>
-          <w:sz w:val="22"/>
-          <w:szCs w:val="22"/>
-        </w:rPr>
-        <w:t>。</w:t>
-      </w:r>
-    </w:p>
-    <w:tbl>
-      <w:tblPr>
-        <w:tblStyle w:val="a4"/>
-        <w:tblW w:w="0" w:type="auto"/>
-        <w:tblLook w:val="04A0" w:firstRow="1" w:lastRow="0" w:firstColumn="1" w:lastColumn="0" w:noHBand="0" w:noVBand="1"/>
-      </w:tblPr>
-      <w:tblGrid>
-        <w:gridCol w:w="9350"/>
-      </w:tblGrid>
-      <w:tr>
-        <w:tc>
-          <w:tcPr>
-            <w:tcW w:w="9350" w:type="dxa"/>
-          </w:tcPr>
-          <w:p>
-            <w:pPr>
-              <w:pStyle w:val="HTML"/>
-              <w:rPr>
-                <w:rFonts w:asciiTheme="minorHAnsi" w:hAnsiTheme="minorHAnsi" w:cstheme="minorHAnsi"/>
-                <w:sz w:val="22"/>
-                <w:szCs w:val="22"/>
-              </w:rPr>
-            </w:pPr>
-            <w:r>
-              <w:rPr>
-                <w:rFonts w:asciiTheme="minorHAnsi" w:hAnsiTheme="minorHAnsi" w:cstheme="minorHAnsi"/>
-                <w:sz w:val="22"/>
-                <w:szCs w:val="22"/>
-              </w:rPr>
-              <w:t>$ ./</w:t>
-            </w:r>
-            <w:hyperlink r:id="rId91" w:anchor="file-cli-sh" w:history="1">
-              <w:r>
-                <w:rPr>
-                  <w:rStyle w:val="a7"/>
-                  <w:rFonts w:asciiTheme="minorHAnsi" w:hAnsiTheme="minorHAnsi" w:cstheme="minorHAnsi"/>
-                  <w:sz w:val="22"/>
-                  <w:szCs w:val="22"/>
-                </w:rPr>
-                <w:t>cli.sh</w:t>
-              </w:r>
-            </w:hyperlink>
-          </w:p>
-        </w:tc>
-      </w:tr>
-    </w:tbl>
-    <w:p/>
-    <w:p/>
-    <w:p>
-      <w:pPr>
-        <w:pStyle w:val="2"/>
-        <w:rPr>
-          <w:rStyle w:val="a3"/>
-          <w:color w:val="2F5496" w:themeColor="accent1" w:themeShade="BF"/>
-        </w:rPr>
-      </w:pPr>
-      <w:r>
-        <w:rPr>
-          <w:rStyle w:val="a3"/>
-          <w:color w:val="2F5496" w:themeColor="accent1" w:themeShade="BF"/>
-        </w:rPr>
-        <w:lastRenderedPageBreak/>
-        <w:t>3</w:t>
-      </w:r>
-      <w:r>
-        <w:rPr>
-          <w:rStyle w:val="a3"/>
-          <w:color w:val="2F5496" w:themeColor="accent1" w:themeShade="BF"/>
-        </w:rPr>
-        <w:t>.</w:t>
-      </w:r>
-      <w:r>
-        <w:rPr>
-          <w:rStyle w:val="a3"/>
-          <w:color w:val="2F5496" w:themeColor="accent1" w:themeShade="BF"/>
-        </w:rPr>
-        <w:t>2</w:t>
-      </w:r>
-      <w:r>
-        <w:rPr>
-          <w:rStyle w:val="a3"/>
-          <w:color w:val="2F5496" w:themeColor="accent1" w:themeShade="BF"/>
-        </w:rPr>
-        <w:t xml:space="preserve">. </w:t>
-      </w:r>
-      <w:r>
-        <w:rPr>
-          <w:rStyle w:val="a3"/>
-          <w:rFonts w:hint="eastAsia"/>
-          <w:color w:val="2F5496" w:themeColor="accent1" w:themeShade="BF"/>
-        </w:rPr>
-        <w:t>切割文件设置</w:t>
-      </w:r>
-      <w:r>
-        <w:rPr>
-          <w:rStyle w:val="a3"/>
-          <w:rFonts w:hint="eastAsia"/>
-          <w:color w:val="2F5496" w:themeColor="accent1" w:themeShade="BF"/>
-        </w:rPr>
-        <w:t>HDD</w:t>
-      </w:r>
-      <w:r>
-        <w:rPr>
-          <w:rStyle w:val="a3"/>
-          <w:rFonts w:hint="eastAsia"/>
-          <w:color w:val="2F5496" w:themeColor="accent1" w:themeShade="BF"/>
-        </w:rPr>
-        <w:t>的</w:t>
-      </w:r>
-      <w:r>
-        <w:rPr>
-          <w:rStyle w:val="a3"/>
-          <w:color w:val="2F5496" w:themeColor="accent1" w:themeShade="BF"/>
-        </w:rPr>
-        <w:t>IOPS=70</w:t>
-      </w:r>
-    </w:p>
-    <w:p/>
-    <w:p>
-      <w:r>
-        <w:rPr>
-          <w:rStyle w:val="a3"/>
-          <w:rFonts w:hint="eastAsia"/>
-          <w:b/>
-        </w:rPr>
-        <w:t>第一</w:t>
-      </w:r>
-      <w:r>
-        <w:rPr>
-          <w:rFonts w:hint="eastAsia"/>
-          <w:b/>
-        </w:rPr>
-        <w:t>，</w:t>
-      </w:r>
-      <w:r>
-        <w:t>192.168.0.101</w:t>
-      </w:r>
-      <w:r>
-        <w:rPr>
-          <w:rFonts w:hint="eastAsia"/>
-        </w:rPr>
-        <w:t>不调整</w:t>
-      </w:r>
-      <w:r>
-        <w:rPr>
-          <w:rFonts w:hint="eastAsia"/>
-        </w:rPr>
-        <w:t>IOPS</w:t>
-      </w:r>
-      <w:r>
-        <w:rPr>
-          <w:rFonts w:hint="eastAsia"/>
-        </w:rPr>
-        <w:t>，通过</w:t>
-      </w:r>
-      <w:r>
-        <w:t>Docker-Compose</w:t>
-      </w:r>
-      <w:r>
-        <w:rPr>
-          <w:rFonts w:hint="eastAsia"/>
-        </w:rPr>
-        <w:t>启动</w:t>
-      </w:r>
-      <w:r>
-        <w:t>test.yaml</w:t>
-      </w:r>
-      <w:r>
-        <w:rPr>
-          <w:rFonts w:hint="eastAsia"/>
-        </w:rPr>
-        <w:t>如下，</w:t>
-      </w:r>
-    </w:p>
-    <w:tbl>
-      <w:tblPr>
-        <w:tblStyle w:val="a4"/>
-        <w:tblW w:w="0" w:type="auto"/>
-        <w:tblLook w:val="04A0" w:firstRow="1" w:lastRow="0" w:firstColumn="1" w:lastColumn="0" w:noHBand="0" w:noVBand="1"/>
-      </w:tblPr>
-      <w:tblGrid>
-        <w:gridCol w:w="9350"/>
-      </w:tblGrid>
-      <w:tr>
-        <w:tc>
-          <w:tcPr>
-            <w:tcW w:w="9350" w:type="dxa"/>
-          </w:tcPr>
-          <w:p>
-            <w:r>
-              <w:t>// Run test on 192.168.0.101</w:t>
-            </w:r>
-          </w:p>
-          <w:p>
-            <w:r>
-              <w:t>$ cd $HOME/Public</w:t>
-            </w:r>
-          </w:p>
-          <w:p>
-            <w:r>
-              <w:t xml:space="preserve">$ docker-compose -f </w:t>
-            </w:r>
-            <w:hyperlink r:id="rId92" w:anchor="file-test-yaml" w:history="1">
-              <w:r>
-                <w:rPr>
-                  <w:rStyle w:val="a7"/>
-                  <w:b/>
-                </w:rPr>
-                <w:t>test.yaml</w:t>
-              </w:r>
-            </w:hyperlink>
-            <w:r>
-              <w:t xml:space="preserve"> up -d</w:t>
-            </w:r>
-          </w:p>
-        </w:tc>
-      </w:tr>
-    </w:tbl>
-    <w:p/>
-    <w:p>
-      <w:r>
-        <w:rPr>
-          <w:rFonts w:hint="eastAsia"/>
-        </w:rPr>
-        <w:t>进入容器，如下，</w:t>
-      </w:r>
-    </w:p>
-    <w:tbl>
-      <w:tblPr>
-        <w:tblStyle w:val="a4"/>
-        <w:tblW w:w="0" w:type="auto"/>
-        <w:tblLook w:val="04A0" w:firstRow="1" w:lastRow="0" w:firstColumn="1" w:lastColumn="0" w:noHBand="0" w:noVBand="1"/>
-      </w:tblPr>
-      <w:tblGrid>
-        <w:gridCol w:w="9350"/>
-      </w:tblGrid>
-      <w:tr>
-        <w:tc>
-          <w:tcPr>
-            <w:tcW w:w="9350" w:type="dxa"/>
-          </w:tcPr>
-          <w:p>
-            <w:r>
-              <w:t xml:space="preserve">$ </w:t>
-            </w:r>
-            <w:r>
-              <w:t>docker exec -it 38644ab15063 /bin/bash</w:t>
-            </w:r>
-          </w:p>
-        </w:tc>
-      </w:tr>
-    </w:tbl>
-    <w:p/>
-    <w:p>
-      <w:r>
-        <w:rPr>
-          <w:rFonts w:hint="eastAsia"/>
-        </w:rPr>
-        <w:t>通过</w:t>
-      </w:r>
-      <w:r>
-        <w:t>dd</w:t>
-      </w:r>
-      <w:r>
-        <w:rPr>
-          <w:rFonts w:hint="eastAsia"/>
-        </w:rPr>
-        <w:t>命令测试硬盘的写性能，如下，</w:t>
-      </w:r>
-    </w:p>
-    <w:tbl>
-      <w:tblPr>
-        <w:tblStyle w:val="a4"/>
-        <w:tblW w:w="0" w:type="auto"/>
-        <w:tblLook w:val="04A0" w:firstRow="1" w:lastRow="0" w:firstColumn="1" w:lastColumn="0" w:noHBand="0" w:noVBand="1"/>
-      </w:tblPr>
-      <w:tblGrid>
-        <w:gridCol w:w="9350"/>
-      </w:tblGrid>
-      <w:tr>
-        <w:tc>
-          <w:tcPr>
-            <w:tcW w:w="9350" w:type="dxa"/>
-          </w:tcPr>
-          <w:p>
-            <w:r>
+            <w:r>
+              <w:lastRenderedPageBreak/>
               <w:t xml:space="preserve"># </w:t>
             </w:r>
-            <w:r>
-              <w:t>time dd if=/dev/zero of=test.dbf bs=8k count=300000 oflag=direct</w:t>
+            <w:proofErr w:type="gramStart"/>
+            <w:r>
+              <w:t>time</w:t>
+            </w:r>
+            <w:proofErr w:type="gramEnd"/>
+            <w:r>
+              <w:t xml:space="preserve"> dd if=/dev/zero of=test.dbf bs=8k count=300000 oflag=direct</w:t>
             </w:r>
           </w:p>
           <w:p>
@@ -21342,270 +20506,6 @@
           </w:p>
           <w:p>
             <w:r>
-              <w:t>2457600000 bytes (2.5 GB, 2.3 GiB) copied, 35.7046 s, 68.8 MB/s</w:t>
-            </w:r>
-          </w:p>
-          <w:p/>
-          <w:p>
-            <w:r>
-              <w:t>real</w:t>
-            </w:r>
-            <w:r>
-              <w:tab/>
-              <w:t>0m35.706s</w:t>
-            </w:r>
-          </w:p>
-          <w:p>
-            <w:r>
-              <w:t>user</w:t>
-            </w:r>
-            <w:r>
-              <w:tab/>
-              <w:t>0m0.247s</w:t>
-            </w:r>
-          </w:p>
-          <w:p>
-            <w:r>
-              <w:t>sys</w:t>
-            </w:r>
-            <w:r>
-              <w:tab/>
-              <w:t>0m3.892s</w:t>
-            </w:r>
-          </w:p>
-        </w:tc>
-      </w:tr>
-    </w:tbl>
-    <w:p/>
-    <w:p>
-      <w:r>
-        <w:rPr>
-          <w:rFonts w:hint="eastAsia"/>
-        </w:rPr>
-        <w:t>停止容器，如下，</w:t>
-      </w:r>
-    </w:p>
-    <w:tbl>
-      <w:tblPr>
-        <w:tblStyle w:val="a4"/>
-        <w:tblW w:w="0" w:type="auto"/>
-        <w:tblLook w:val="04A0" w:firstRow="1" w:lastRow="0" w:firstColumn="1" w:lastColumn="0" w:noHBand="0" w:noVBand="1"/>
-      </w:tblPr>
-      <w:tblGrid>
-        <w:gridCol w:w="9350"/>
-      </w:tblGrid>
-      <w:tr>
-        <w:tc>
-          <w:tcPr>
-            <w:tcW w:w="9350" w:type="dxa"/>
-          </w:tcPr>
-          <w:p>
-            <w:r>
-              <w:t>$ docker stop 38644ab15063</w:t>
-            </w:r>
-          </w:p>
-          <w:p>
-            <w:r>
-              <w:t>$ docker rm -f 38644ab15063</w:t>
-            </w:r>
-          </w:p>
-        </w:tc>
-      </w:tr>
-    </w:tbl>
-    <w:p/>
-    <w:p>
-      <w:r>
-        <w:rPr>
-          <w:rStyle w:val="a3"/>
-          <w:rFonts w:hint="eastAsia"/>
-          <w:b/>
-        </w:rPr>
-        <w:t>第二</w:t>
-      </w:r>
-      <w:r>
-        <w:rPr>
-          <w:rFonts w:hint="eastAsia"/>
-          <w:b/>
-        </w:rPr>
-        <w:t>，</w:t>
-      </w:r>
-      <w:r>
-        <w:t>192.168.0.101</w:t>
-      </w:r>
-      <w:r>
-        <w:rPr>
-          <w:rFonts w:hint="eastAsia"/>
-        </w:rPr>
-        <w:t>调整</w:t>
-      </w:r>
-      <w:r>
-        <w:rPr>
-          <w:rFonts w:hint="eastAsia"/>
-        </w:rPr>
-        <w:t>IOPS=8800</w:t>
-      </w:r>
-      <w:r>
-        <w:rPr>
-          <w:rFonts w:hint="eastAsia"/>
-        </w:rPr>
-        <w:t>，通过</w:t>
-      </w:r>
-      <w:r>
-        <w:t>Docker-Compose</w:t>
-      </w:r>
-      <w:r>
-        <w:rPr>
-          <w:rFonts w:hint="eastAsia"/>
-        </w:rPr>
-        <w:t>启动</w:t>
-      </w:r>
-      <w:r>
-        <w:t>test.yaml</w:t>
-      </w:r>
-      <w:r>
-        <w:rPr>
-          <w:rFonts w:hint="eastAsia"/>
-        </w:rPr>
-        <w:t>如下，</w:t>
-      </w:r>
-    </w:p>
-    <w:tbl>
-      <w:tblPr>
-        <w:tblStyle w:val="a4"/>
-        <w:tblW w:w="0" w:type="auto"/>
-        <w:tblLook w:val="04A0" w:firstRow="1" w:lastRow="0" w:firstColumn="1" w:lastColumn="0" w:noHBand="0" w:noVBand="1"/>
-      </w:tblPr>
-      <w:tblGrid>
-        <w:gridCol w:w="9350"/>
-      </w:tblGrid>
-      <w:tr>
-        <w:tc>
-          <w:tcPr>
-            <w:tcW w:w="9350" w:type="dxa"/>
-          </w:tcPr>
-          <w:p>
-            <w:r>
-              <w:t>// Run test on 192.168.0.101</w:t>
-            </w:r>
-          </w:p>
-          <w:p>
-            <w:r>
-              <w:t>$ cd $HOME/Public</w:t>
-            </w:r>
-          </w:p>
-          <w:p>
-            <w:r>
-              <w:t xml:space="preserve">$ docker-compose -f </w:t>
-            </w:r>
-            <w:hyperlink r:id="rId93" w:anchor="file-test-yaml" w:history="1">
-              <w:r>
-                <w:rPr>
-                  <w:rStyle w:val="a7"/>
-                  <w:b/>
-                </w:rPr>
-                <w:t>test.yaml</w:t>
-              </w:r>
-            </w:hyperlink>
-            <w:r>
-              <w:t xml:space="preserve"> up -d</w:t>
-            </w:r>
-          </w:p>
-        </w:tc>
-      </w:tr>
-    </w:tbl>
-    <w:p/>
-    <w:p>
-      <w:r>
-        <w:rPr>
-          <w:rFonts w:hint="eastAsia"/>
-        </w:rPr>
-        <w:t>进入容器，如下，</w:t>
-      </w:r>
-    </w:p>
-    <w:tbl>
-      <w:tblPr>
-        <w:tblStyle w:val="a4"/>
-        <w:tblW w:w="0" w:type="auto"/>
-        <w:tblLook w:val="04A0" w:firstRow="1" w:lastRow="0" w:firstColumn="1" w:lastColumn="0" w:noHBand="0" w:noVBand="1"/>
-      </w:tblPr>
-      <w:tblGrid>
-        <w:gridCol w:w="9350"/>
-      </w:tblGrid>
-      <w:tr>
-        <w:tc>
-          <w:tcPr>
-            <w:tcW w:w="9350" w:type="dxa"/>
-          </w:tcPr>
-          <w:p>
-            <w:pPr>
-              <w:spacing w:after="160" w:line="259" w:lineRule="auto"/>
-            </w:pPr>
-            <w:r>
-              <w:t xml:space="preserve">$ </w:t>
-            </w:r>
-            <w:r>
-              <w:t xml:space="preserve">docker exec -it </w:t>
-            </w:r>
-            <w:r>
-              <w:t>a245216e743a</w:t>
-            </w:r>
-            <w:r>
-              <w:t xml:space="preserve"> /bin/bash</w:t>
-            </w:r>
-          </w:p>
-        </w:tc>
-      </w:tr>
-    </w:tbl>
-    <w:p/>
-    <w:p>
-      <w:r>
-        <w:rPr>
-          <w:rFonts w:hint="eastAsia"/>
-        </w:rPr>
-        <w:t>通过</w:t>
-      </w:r>
-      <w:r>
-        <w:t>dd</w:t>
-      </w:r>
-      <w:r>
-        <w:rPr>
-          <w:rFonts w:hint="eastAsia"/>
-        </w:rPr>
-        <w:t>命令测试硬盘的写性能，如下，</w:t>
-      </w:r>
-    </w:p>
-    <w:tbl>
-      <w:tblPr>
-        <w:tblStyle w:val="a4"/>
-        <w:tblW w:w="0" w:type="auto"/>
-        <w:tblLook w:val="04A0" w:firstRow="1" w:lastRow="0" w:firstColumn="1" w:lastColumn="0" w:noHBand="0" w:noVBand="1"/>
-      </w:tblPr>
-      <w:tblGrid>
-        <w:gridCol w:w="9350"/>
-      </w:tblGrid>
-      <w:tr>
-        <w:tc>
-          <w:tcPr>
-            <w:tcW w:w="9350" w:type="dxa"/>
-          </w:tcPr>
-          <w:p>
-            <w:r>
-              <w:t># time dd if=/dev/zero of=test.dbf bs=8k count=300000 oflag=direct</w:t>
-            </w:r>
-          </w:p>
-          <w:p>
-            <w:r>
-              <w:t>300000+0 records in</w:t>
-            </w:r>
-          </w:p>
-          <w:p>
-            <w:r>
-              <w:t>300000+0 records out</w:t>
-            </w:r>
-          </w:p>
-          <w:p>
-            <w:r>
-              <w:lastRenderedPageBreak/>
               <w:t>2457600000 bytes (2.5 GB, 2.3 GiB) copied, 38.1012 s, 64.5 MB/s</w:t>
             </w:r>
           </w:p>
@@ -22225,7 +21125,7 @@
                     </pic:cNvPicPr>
                   </pic:nvPicPr>
                   <pic:blipFill>
-                    <a:blip r:embed="rId94" cstate="print">
+                    <a:blip r:embed="rId68" cstate="print">
                       <a:extLst>
                         <a:ext uri="{28A0092B-C50C-407E-A947-70E740481C1C}">
                           <a14:useLocalDpi xmlns:a14="http://schemas.microsoft.com/office/drawing/2010/main" val="0"/>
@@ -22281,7 +21181,7 @@
                     </pic:cNvPicPr>
                   </pic:nvPicPr>
                   <pic:blipFill>
-                    <a:blip r:embed="rId95" cstate="print">
+                    <a:blip r:embed="rId69" cstate="print">
                       <a:extLst>
                         <a:ext uri="{28A0092B-C50C-407E-A947-70E740481C1C}">
                           <a14:useLocalDpi xmlns:a14="http://schemas.microsoft.com/office/drawing/2010/main" val="0"/>
@@ -22338,7 +21238,7 @@
                     </pic:cNvPicPr>
                   </pic:nvPicPr>
                   <pic:blipFill>
-                    <a:blip r:embed="rId96" cstate="print">
+                    <a:blip r:embed="rId70" cstate="print">
                       <a:extLst>
                         <a:ext uri="{28A0092B-C50C-407E-A947-70E740481C1C}">
                           <a14:useLocalDpi xmlns:a14="http://schemas.microsoft.com/office/drawing/2010/main" val="0"/>
@@ -22463,7 +21363,7 @@
                     </pic:cNvPicPr>
                   </pic:nvPicPr>
                   <pic:blipFill>
-                    <a:blip r:embed="rId97" cstate="print">
+                    <a:blip r:embed="rId71" cstate="print">
                       <a:extLst>
                         <a:ext uri="{28A0092B-C50C-407E-A947-70E740481C1C}">
                           <a14:useLocalDpi xmlns:a14="http://schemas.microsoft.com/office/drawing/2010/main" val="0"/>
@@ -22519,7 +21419,7 @@
                     </pic:cNvPicPr>
                   </pic:nvPicPr>
                   <pic:blipFill>
-                    <a:blip r:embed="rId98" cstate="print">
+                    <a:blip r:embed="rId72" cstate="print">
                       <a:extLst>
                         <a:ext uri="{28A0092B-C50C-407E-A947-70E740481C1C}">
                           <a14:useLocalDpi xmlns:a14="http://schemas.microsoft.com/office/drawing/2010/main" val="0"/>
@@ -22575,7 +21475,7 @@
                     </pic:cNvPicPr>
                   </pic:nvPicPr>
                   <pic:blipFill>
-                    <a:blip r:embed="rId99" cstate="print">
+                    <a:blip r:embed="rId73" cstate="print">
                       <a:extLst>
                         <a:ext uri="{28A0092B-C50C-407E-A947-70E740481C1C}">
                           <a14:useLocalDpi xmlns:a14="http://schemas.microsoft.com/office/drawing/2010/main" val="0"/>
@@ -22631,7 +21531,7 @@
                     </pic:cNvPicPr>
                   </pic:nvPicPr>
                   <pic:blipFill>
-                    <a:blip r:embed="rId100" cstate="print">
+                    <a:blip r:embed="rId74" cstate="print">
                       <a:extLst>
                         <a:ext uri="{28A0092B-C50C-407E-A947-70E740481C1C}">
                           <a14:useLocalDpi xmlns:a14="http://schemas.microsoft.com/office/drawing/2010/main" val="0"/>
@@ -22688,7 +21588,7 @@
                     </pic:cNvPicPr>
                   </pic:nvPicPr>
                   <pic:blipFill>
-                    <a:blip r:embed="rId101" cstate="print">
+                    <a:blip r:embed="rId75" cstate="print">
                       <a:extLst>
                         <a:ext uri="{28A0092B-C50C-407E-A947-70E740481C1C}">
                           <a14:useLocalDpi xmlns:a14="http://schemas.microsoft.com/office/drawing/2010/main" val="0"/>
@@ -22727,7 +21627,21 @@
         <w:rPr>
           <w:rFonts w:hint="eastAsia"/>
         </w:rPr>
-        <w:t>结论一：大部分的时间下，</w:t>
+        <w:t>结论</w:t>
+      </w:r>
+      <w:proofErr w:type="gramStart"/>
+      <w:r>
+        <w:rPr>
+          <w:rFonts w:hint="eastAsia"/>
+        </w:rPr>
+        <w:t>一</w:t>
+      </w:r>
+      <w:proofErr w:type="gramEnd"/>
+      <w:r>
+        <w:rPr>
+          <w:rFonts w:hint="eastAsia"/>
+        </w:rPr>
+        <w:t>：大部分的时间下，</w:t>
       </w:r>
       <w:r>
         <w:rPr>
@@ -23067,7 +21981,7 @@
               </w:rPr>
               <w:t>./</w:t>
             </w:r>
-            <w:hyperlink r:id="rId102" w:anchor="file-step1-sh" w:history="1">
+            <w:hyperlink r:id="rId76" w:anchor="file-step1-sh" w:history="1">
               <w:r>
                 <w:rPr>
                   <w:rStyle w:val="a7"/>
@@ -23095,7 +22009,7 @@
               </w:rPr>
               <w:t>./</w:t>
             </w:r>
-            <w:hyperlink r:id="rId103" w:anchor="file-step2-sh" w:history="1">
+            <w:hyperlink r:id="rId77" w:anchor="file-step2-sh" w:history="1">
               <w:r>
                 <w:rPr>
                   <w:rStyle w:val="a7"/>
@@ -23373,7 +22287,7 @@
               </w:rPr>
               <w:t xml:space="preserve">$ vi </w:t>
             </w:r>
-            <w:hyperlink r:id="rId104" w:anchor="file-read_pem-py" w:history="1">
+            <w:hyperlink r:id="rId78" w:anchor="file-read_pem-py" w:history="1">
               <w:r>
                 <w:rPr>
                   <w:rStyle w:val="a7"/>
@@ -23402,7 +22316,7 @@
               </w:rPr>
               <w:t xml:space="preserve">$ vi </w:t>
             </w:r>
-            <w:hyperlink r:id="rId105" w:anchor="file-prepare_tls_peer0_org1-sh" w:history="1">
+            <w:hyperlink r:id="rId79" w:anchor="file-prepare_tls_peer0_org1-sh" w:history="1">
               <w:r>
                 <w:rPr>
                   <w:rStyle w:val="a7"/>
@@ -23431,7 +22345,7 @@
               </w:rPr>
               <w:t xml:space="preserve">$ vi </w:t>
             </w:r>
-            <w:hyperlink r:id="rId106" w:anchor="file-prepare_tls_peer0_org2-sh" w:history="1">
+            <w:hyperlink r:id="rId80" w:anchor="file-prepare_tls_peer0_org2-sh" w:history="1">
               <w:r>
                 <w:rPr>
                   <w:rStyle w:val="a7"/>
@@ -23460,7 +22374,7 @@
               </w:rPr>
               <w:t xml:space="preserve">$ vi </w:t>
             </w:r>
-            <w:hyperlink r:id="rId107" w:anchor="file-prepare_tls_peer0_org3-sh" w:history="1">
+            <w:hyperlink r:id="rId81" w:anchor="file-prepare_tls_peer0_org3-sh" w:history="1">
               <w:r>
                 <w:rPr>
                   <w:rStyle w:val="a7"/>
@@ -23490,7 +22404,7 @@
               <w:lastRenderedPageBreak/>
               <w:t xml:space="preserve">$ vi </w:t>
             </w:r>
-            <w:hyperlink r:id="rId108" w:anchor="file-prepare_tls_peer0_org4-sh" w:history="1">
+            <w:hyperlink r:id="rId82" w:anchor="file-prepare_tls_peer0_org4-sh" w:history="1">
               <w:r>
                 <w:rPr>
                   <w:rStyle w:val="a7"/>
@@ -23519,7 +22433,7 @@
               </w:rPr>
               <w:t xml:space="preserve">$ vi </w:t>
             </w:r>
-            <w:hyperlink r:id="rId109" w:anchor="file-prepare_tls_peer0_org5-sh" w:history="1">
+            <w:hyperlink r:id="rId83" w:anchor="file-prepare_tls_peer0_org5-sh" w:history="1">
               <w:r>
                 <w:rPr>
                   <w:rStyle w:val="a7"/>
@@ -23548,7 +22462,7 @@
               </w:rPr>
               <w:t xml:space="preserve">$ vi </w:t>
             </w:r>
-            <w:hyperlink r:id="rId110" w:anchor="file-prepare_tls_peer0_org6-sh" w:history="1">
+            <w:hyperlink r:id="rId84" w:anchor="file-prepare_tls_peer0_org6-sh" w:history="1">
               <w:r>
                 <w:rPr>
                   <w:rStyle w:val="a7"/>
@@ -23577,7 +22491,7 @@
               </w:rPr>
               <w:t xml:space="preserve">$ vi </w:t>
             </w:r>
-            <w:hyperlink r:id="rId111" w:anchor="file-prepare_tls_peer0_org7-sh" w:history="1">
+            <w:hyperlink r:id="rId85" w:anchor="file-prepare_tls_peer0_org7-sh" w:history="1">
               <w:r>
                 <w:rPr>
                   <w:rStyle w:val="a7"/>
@@ -23606,7 +22520,7 @@
               </w:rPr>
               <w:t xml:space="preserve">$ vi </w:t>
             </w:r>
-            <w:hyperlink r:id="rId112" w:anchor="file-prepare_tls_peer0_org8-sh" w:history="1">
+            <w:hyperlink r:id="rId86" w:anchor="file-prepare_tls_peer0_org8-sh" w:history="1">
               <w:r>
                 <w:rPr>
                   <w:rStyle w:val="a7"/>
@@ -23627,15 +22541,25 @@
                 <w:szCs w:val="22"/>
               </w:rPr>
             </w:pPr>
-            <w:r>
-              <w:rPr>
-                <w:rFonts w:asciiTheme="minorHAnsi" w:hAnsiTheme="minorHAnsi" w:cstheme="minorHAnsi"/>
-                <w:sz w:val="22"/>
-                <w:szCs w:val="22"/>
-              </w:rPr>
-              <w:t>$ ./</w:t>
-            </w:r>
-            <w:hyperlink r:id="rId113" w:anchor="file-all-sh" w:history="1">
+            <w:proofErr w:type="gramStart"/>
+            <w:r>
+              <w:rPr>
+                <w:rFonts w:asciiTheme="minorHAnsi" w:hAnsiTheme="minorHAnsi" w:cstheme="minorHAnsi"/>
+                <w:sz w:val="22"/>
+                <w:szCs w:val="22"/>
+              </w:rPr>
+              <w:t>$ .</w:t>
+            </w:r>
+            <w:proofErr w:type="gramEnd"/>
+            <w:r>
+              <w:rPr>
+                <w:rFonts w:asciiTheme="minorHAnsi" w:hAnsiTheme="minorHAnsi" w:cstheme="minorHAnsi"/>
+                <w:sz w:val="22"/>
+                <w:szCs w:val="22"/>
+              </w:rPr>
+              <w:t>/</w:t>
+            </w:r>
+            <w:hyperlink r:id="rId87" w:anchor="file-all-sh" w:history="1">
               <w:r>
                 <w:rPr>
                   <w:rStyle w:val="a7"/>
@@ -23692,7 +22616,7 @@
               </w:rPr>
               <w:t xml:space="preserve">$ vi </w:t>
             </w:r>
-            <w:hyperlink r:id="rId114" w:anchor="file-prepare_wallet_user1_org1-py" w:history="1">
+            <w:hyperlink r:id="rId88" w:anchor="file-prepare_wallet_user1_org1-py" w:history="1">
               <w:r>
                 <w:rPr>
                   <w:rStyle w:val="a7"/>
@@ -23721,7 +22645,7 @@
               </w:rPr>
               <w:t xml:space="preserve">$ vi </w:t>
             </w:r>
-            <w:hyperlink r:id="rId115" w:anchor="file-prepare_wallet_user1_org2-py" w:history="1">
+            <w:hyperlink r:id="rId89" w:anchor="file-prepare_wallet_user1_org2-py" w:history="1">
               <w:r>
                 <w:rPr>
                   <w:rStyle w:val="a7"/>
@@ -23750,7 +22674,7 @@
               </w:rPr>
               <w:t xml:space="preserve">$ vi </w:t>
             </w:r>
-            <w:hyperlink r:id="rId116" w:anchor="file-prepare_wallet_user1_org3-py" w:history="1">
+            <w:hyperlink r:id="rId90" w:anchor="file-prepare_wallet_user1_org3-py" w:history="1">
               <w:r>
                 <w:rPr>
                   <w:rStyle w:val="a7"/>
@@ -23779,7 +22703,7 @@
               </w:rPr>
               <w:t xml:space="preserve">$ vi </w:t>
             </w:r>
-            <w:hyperlink r:id="rId117" w:anchor="file-prepare_wallet_user1_org4-py" w:history="1">
+            <w:hyperlink r:id="rId91" w:anchor="file-prepare_wallet_user1_org4-py" w:history="1">
               <w:r>
                 <w:rPr>
                   <w:rStyle w:val="a7"/>
@@ -23808,7 +22732,7 @@
               </w:rPr>
               <w:t xml:space="preserve">$ vi </w:t>
             </w:r>
-            <w:hyperlink r:id="rId118" w:anchor="file-prepare_wallet_user1_org5-py" w:history="1">
+            <w:hyperlink r:id="rId92" w:anchor="file-prepare_wallet_user1_org5-py" w:history="1">
               <w:r>
                 <w:rPr>
                   <w:rStyle w:val="a7"/>
@@ -23837,7 +22761,7 @@
               </w:rPr>
               <w:t xml:space="preserve">$ vi </w:t>
             </w:r>
-            <w:hyperlink r:id="rId119" w:anchor="file-prepare_wallet_user1_org6-py" w:history="1">
+            <w:hyperlink r:id="rId93" w:anchor="file-prepare_wallet_user1_org6-py" w:history="1">
               <w:r>
                 <w:rPr>
                   <w:rStyle w:val="a7"/>
@@ -23866,7 +22790,7 @@
               </w:rPr>
               <w:t xml:space="preserve">$ vi </w:t>
             </w:r>
-            <w:hyperlink r:id="rId120" w:anchor="file-prepare_wallet_user1_org7-py" w:history="1">
+            <w:hyperlink r:id="rId94" w:anchor="file-prepare_wallet_user1_org7-py" w:history="1">
               <w:r>
                 <w:rPr>
                   <w:rStyle w:val="a7"/>
@@ -23895,7 +22819,7 @@
               </w:rPr>
               <w:t xml:space="preserve">$ vi </w:t>
             </w:r>
-            <w:hyperlink r:id="rId121" w:anchor="file-prepare_wallet_user1_org8-py" w:history="1">
+            <w:hyperlink r:id="rId95" w:anchor="file-prepare_wallet_user1_org8-py" w:history="1">
               <w:r>
                 <w:rPr>
                   <w:rStyle w:val="a7"/>
@@ -23916,15 +22840,25 @@
                 <w:szCs w:val="22"/>
               </w:rPr>
             </w:pPr>
-            <w:r>
-              <w:rPr>
-                <w:rFonts w:asciiTheme="minorHAnsi" w:hAnsiTheme="minorHAnsi" w:cstheme="minorHAnsi"/>
-                <w:sz w:val="22"/>
-                <w:szCs w:val="22"/>
-              </w:rPr>
-              <w:t>$ ./</w:t>
-            </w:r>
-            <w:hyperlink r:id="rId122" w:anchor="file-all-sh" w:history="1">
+            <w:proofErr w:type="gramStart"/>
+            <w:r>
+              <w:rPr>
+                <w:rFonts w:asciiTheme="minorHAnsi" w:hAnsiTheme="minorHAnsi" w:cstheme="minorHAnsi"/>
+                <w:sz w:val="22"/>
+                <w:szCs w:val="22"/>
+              </w:rPr>
+              <w:t>$ .</w:t>
+            </w:r>
+            <w:proofErr w:type="gramEnd"/>
+            <w:r>
+              <w:rPr>
+                <w:rFonts w:asciiTheme="minorHAnsi" w:hAnsiTheme="minorHAnsi" w:cstheme="minorHAnsi"/>
+                <w:sz w:val="22"/>
+                <w:szCs w:val="22"/>
+              </w:rPr>
+              <w:t>/</w:t>
+            </w:r>
+            <w:hyperlink r:id="rId96" w:anchor="file-all-sh" w:history="1">
               <w:r>
                 <w:rPr>
                   <w:rStyle w:val="a7"/>
@@ -23981,7 +22915,7 @@
               </w:rPr>
               <w:t xml:space="preserve">$ vi </w:t>
             </w:r>
-            <w:hyperlink r:id="rId123" w:anchor="file-invoke-js" w:history="1">
+            <w:hyperlink r:id="rId97" w:anchor="file-invoke-js" w:history="1">
               <w:r>
                 <w:rPr>
                   <w:rStyle w:val="a7"/>
@@ -24010,7 +22944,7 @@
               </w:rPr>
               <w:t xml:space="preserve">$ vi </w:t>
             </w:r>
-            <w:hyperlink r:id="rId124" w:anchor="file-prepare_sdk_peer0_org1-sh" w:history="1">
+            <w:hyperlink r:id="rId98" w:anchor="file-prepare_sdk_peer0_org1-sh" w:history="1">
               <w:r>
                 <w:rPr>
                   <w:rStyle w:val="a7"/>
@@ -24039,7 +22973,7 @@
               </w:rPr>
               <w:t xml:space="preserve">$ vi </w:t>
             </w:r>
-            <w:hyperlink r:id="rId125" w:anchor="file-prepare_sdk_peer0_org2-sh" w:history="1">
+            <w:hyperlink r:id="rId99" w:anchor="file-prepare_sdk_peer0_org2-sh" w:history="1">
               <w:r>
                 <w:rPr>
                   <w:rStyle w:val="a7"/>
@@ -24086,7 +23020,7 @@
               </w:rPr>
               <w:t xml:space="preserve">$ vi </w:t>
             </w:r>
-            <w:hyperlink r:id="rId126" w:anchor="file-prepare_sdk_peer0_org3-sh" w:history="1">
+            <w:hyperlink r:id="rId100" w:anchor="file-prepare_sdk_peer0_org3-sh" w:history="1">
               <w:r>
                 <w:rPr>
                   <w:rStyle w:val="a7"/>
@@ -24133,7 +23067,7 @@
               </w:rPr>
               <w:t xml:space="preserve">$ vi </w:t>
             </w:r>
-            <w:hyperlink r:id="rId127" w:anchor="file-prepare_sdk_peer0_org4-sh" w:history="1">
+            <w:hyperlink r:id="rId101" w:anchor="file-prepare_sdk_peer0_org4-sh" w:history="1">
               <w:r>
                 <w:rPr>
                   <w:rStyle w:val="a7"/>
@@ -24180,7 +23114,7 @@
               </w:rPr>
               <w:t xml:space="preserve">$ vi </w:t>
             </w:r>
-            <w:hyperlink r:id="rId128" w:anchor="file-prepare_sdk_peer0_org5-sh" w:history="1">
+            <w:hyperlink r:id="rId102" w:anchor="file-prepare_sdk_peer0_org5-sh" w:history="1">
               <w:r>
                 <w:rPr>
                   <w:rStyle w:val="a7"/>
@@ -24227,7 +23161,7 @@
               </w:rPr>
               <w:t xml:space="preserve">$ vi </w:t>
             </w:r>
-            <w:hyperlink r:id="rId129" w:anchor="file-prepare_sdk_peer0_org6-sh" w:history="1">
+            <w:hyperlink r:id="rId103" w:anchor="file-prepare_sdk_peer0_org6-sh" w:history="1">
               <w:r>
                 <w:rPr>
                   <w:rStyle w:val="a7"/>
@@ -24274,7 +23208,7 @@
               </w:rPr>
               <w:t xml:space="preserve">$ vi </w:t>
             </w:r>
-            <w:hyperlink r:id="rId130" w:anchor="file-prepare_sdk_peer0_org7-sh" w:history="1">
+            <w:hyperlink r:id="rId104" w:anchor="file-prepare_sdk_peer0_org7-sh" w:history="1">
               <w:r>
                 <w:rPr>
                   <w:rStyle w:val="a7"/>
@@ -24321,7 +23255,7 @@
               </w:rPr>
               <w:t xml:space="preserve">$ vi </w:t>
             </w:r>
-            <w:hyperlink r:id="rId131" w:anchor="file-prepare_sdk_peer0_org8-sh" w:history="1">
+            <w:hyperlink r:id="rId105" w:anchor="file-prepare_sdk_peer0_org8-sh" w:history="1">
               <w:r>
                 <w:rPr>
                   <w:rStyle w:val="a7"/>
@@ -24360,15 +23294,25 @@
                 <w:szCs w:val="22"/>
               </w:rPr>
             </w:pPr>
-            <w:r>
-              <w:rPr>
-                <w:rFonts w:asciiTheme="minorHAnsi" w:hAnsiTheme="minorHAnsi" w:cstheme="minorHAnsi"/>
-                <w:sz w:val="22"/>
-                <w:szCs w:val="22"/>
-              </w:rPr>
-              <w:t>$ ./</w:t>
-            </w:r>
-            <w:hyperlink r:id="rId132" w:anchor="file-all-sh" w:history="1">
+            <w:proofErr w:type="gramStart"/>
+            <w:r>
+              <w:rPr>
+                <w:rFonts w:asciiTheme="minorHAnsi" w:hAnsiTheme="minorHAnsi" w:cstheme="minorHAnsi"/>
+                <w:sz w:val="22"/>
+                <w:szCs w:val="22"/>
+              </w:rPr>
+              <w:t>$ .</w:t>
+            </w:r>
+            <w:proofErr w:type="gramEnd"/>
+            <w:r>
+              <w:rPr>
+                <w:rFonts w:asciiTheme="minorHAnsi" w:hAnsiTheme="minorHAnsi" w:cstheme="minorHAnsi"/>
+                <w:sz w:val="22"/>
+                <w:szCs w:val="22"/>
+              </w:rPr>
+              <w:t>/</w:t>
+            </w:r>
+            <w:hyperlink r:id="rId106" w:anchor="file-all-sh" w:history="1">
               <w:r>
                 <w:rPr>
                   <w:rStyle w:val="a7"/>
@@ -24454,7 +23398,7 @@
               <w:br/>
               <w:t xml:space="preserve">$ vi </w:t>
             </w:r>
-            <w:hyperlink r:id="rId133" w:anchor="file-package-json" w:tgtFrame="_blank" w:history="1">
+            <w:hyperlink r:id="rId107" w:anchor="file-package-json" w:tgtFrame="_blank" w:history="1">
               <w:r>
                 <w:rPr>
                   <w:rStyle w:val="a7"/>
@@ -24500,7 +23444,7 @@
               </w:rPr>
               <w:t>/fabric-samples/demo-first/workload/node_modules/fabric-network/lib/</w:t>
             </w:r>
-            <w:hyperlink r:id="rId134" w:anchor="file-transaction-js" w:tgtFrame="_blank" w:history="1">
+            <w:hyperlink r:id="rId108" w:anchor="file-transaction-js" w:tgtFrame="_blank" w:history="1">
               <w:r>
                 <w:rPr>
                   <w:rStyle w:val="a7"/>
@@ -24629,7 +23573,7 @@
               <w:br/>
               <w:t xml:space="preserve">$ python </w:t>
             </w:r>
-            <w:hyperlink r:id="rId135" w:anchor="file-prepare_wallet_user1_org1-py" w:tgtFrame="_blank" w:history="1">
+            <w:hyperlink r:id="rId109" w:anchor="file-prepare_wallet_user1_org1-py" w:tgtFrame="_blank" w:history="1">
               <w:r>
                 <w:rPr>
                   <w:rStyle w:val="a7"/>
@@ -24650,7 +23594,7 @@
               <w:br/>
               <w:t xml:space="preserve">$ python </w:t>
             </w:r>
-            <w:hyperlink r:id="rId136" w:anchor="file-prepare_wallet_user1_org2-py" w:tgtFrame="_blank" w:history="1">
+            <w:hyperlink r:id="rId110" w:anchor="file-prepare_wallet_user1_org2-py" w:tgtFrame="_blank" w:history="1">
               <w:r>
                 <w:rPr>
                   <w:rStyle w:val="a7"/>
@@ -25847,15 +24791,25 @@
                 <w:szCs w:val="22"/>
               </w:rPr>
             </w:pPr>
-            <w:r>
-              <w:rPr>
-                <w:rFonts w:asciiTheme="minorHAnsi" w:hAnsiTheme="minorHAnsi" w:cstheme="minorHAnsi"/>
-                <w:sz w:val="22"/>
-                <w:szCs w:val="22"/>
-              </w:rPr>
-              <w:t>$ ./</w:t>
-            </w:r>
-            <w:hyperlink r:id="rId137" w:anchor="file-scp-sh" w:history="1">
+            <w:proofErr w:type="gramStart"/>
+            <w:r>
+              <w:rPr>
+                <w:rFonts w:asciiTheme="minorHAnsi" w:hAnsiTheme="minorHAnsi" w:cstheme="minorHAnsi"/>
+                <w:sz w:val="22"/>
+                <w:szCs w:val="22"/>
+              </w:rPr>
+              <w:t>$ .</w:t>
+            </w:r>
+            <w:proofErr w:type="gramEnd"/>
+            <w:r>
+              <w:rPr>
+                <w:rFonts w:asciiTheme="minorHAnsi" w:hAnsiTheme="minorHAnsi" w:cstheme="minorHAnsi"/>
+                <w:sz w:val="22"/>
+                <w:szCs w:val="22"/>
+              </w:rPr>
+              <w:t>/</w:t>
+            </w:r>
+            <w:hyperlink r:id="rId111" w:anchor="file-scp-sh" w:history="1">
               <w:r>
                 <w:rPr>
                   <w:rStyle w:val="a7"/>
@@ -25936,6 +24890,7 @@
                 <w:rFonts w:cstheme="minorHAnsi"/>
               </w:rPr>
             </w:pPr>
+            <w:proofErr w:type="gramStart"/>
             <w:r>
               <w:rPr>
                 <w:rFonts w:cstheme="minorHAnsi"/>
@@ -25949,9 +24904,18 @@
                 <w:b/>
                 <w:bCs/>
               </w:rPr>
-              <w:t>./</w:t>
-            </w:r>
-            <w:hyperlink r:id="rId138" w:anchor="file-ssh-sh" w:history="1">
+              <w:t>.</w:t>
+            </w:r>
+            <w:proofErr w:type="gramEnd"/>
+            <w:r>
+              <w:rPr>
+                <w:rFonts w:cstheme="minorHAnsi"/>
+                <w:b/>
+                <w:bCs/>
+              </w:rPr>
+              <w:t>/</w:t>
+            </w:r>
+            <w:hyperlink r:id="rId112" w:anchor="file-ssh-sh" w:history="1">
               <w:r>
                 <w:rPr>
                   <w:rStyle w:val="a7"/>
@@ -25997,7 +24961,7 @@
               <w:br/>
               <w:t xml:space="preserve">$ node </w:t>
             </w:r>
-            <w:hyperlink r:id="rId139" w:anchor="file-query-js" w:tgtFrame="_blank" w:history="1">
+            <w:hyperlink r:id="rId113" w:anchor="file-query-js" w:tgtFrame="_blank" w:history="1">
               <w:r>
                 <w:rPr>
                   <w:rStyle w:val="a7"/>
@@ -26014,7 +24978,7 @@
               <w:br/>
               <w:t xml:space="preserve">// $ node </w:t>
             </w:r>
-            <w:hyperlink r:id="rId140" w:anchor="file-invoke-js" w:tgtFrame="_blank" w:history="1">
+            <w:hyperlink r:id="rId114" w:anchor="file-invoke-js" w:tgtFrame="_blank" w:history="1">
               <w:r>
                 <w:rPr>
                   <w:rStyle w:val="a7"/>
@@ -26105,7 +25069,7 @@
               <w:br/>
               <w:t xml:space="preserve">$ python </w:t>
             </w:r>
-            <w:hyperlink r:id="rId141" w:anchor="file-readthroughput_p1-py" w:tgtFrame="_blank" w:history="1">
+            <w:hyperlink r:id="rId115" w:anchor="file-readthroughput_p1-py" w:tgtFrame="_blank" w:history="1">
               <w:r>
                 <w:rPr>
                   <w:rStyle w:val="a7"/>
@@ -26134,7 +25098,7 @@
               <w:br/>
               <w:t xml:space="preserve">$ python </w:t>
             </w:r>
-            <w:hyperlink r:id="rId142" w:anchor="file-readdelay_p1-py" w:tgtFrame="_blank" w:history="1">
+            <w:hyperlink r:id="rId116" w:anchor="file-readdelay_p1-py" w:tgtFrame="_blank" w:history="1">
               <w:r>
                 <w:rPr>
                   <w:rStyle w:val="a7"/>
@@ -26228,7 +25192,27 @@
                 <w:sz w:val="22"/>
                 <w:szCs w:val="22"/>
               </w:rPr>
-              <w:t>docker logs $(docker ps -a | grep 'orderer'| awk '{print $1 }') &gt;&amp; ordererlog</w:t>
+              <w:t>docker logs $(docker ps -a | grep 'orderer'| awk '{print $</w:t>
+            </w:r>
+            <w:proofErr w:type="gramStart"/>
+            <w:r>
+              <w:rPr>
+                <w:rFonts w:asciiTheme="minorHAnsi" w:hAnsiTheme="minorHAnsi" w:cstheme="minorHAnsi"/>
+                <w:b/>
+                <w:sz w:val="22"/>
+                <w:szCs w:val="22"/>
+              </w:rPr>
+              <w:t>1 }</w:t>
+            </w:r>
+            <w:proofErr w:type="gramEnd"/>
+            <w:r>
+              <w:rPr>
+                <w:rFonts w:asciiTheme="minorHAnsi" w:hAnsiTheme="minorHAnsi" w:cstheme="minorHAnsi"/>
+                <w:b/>
+                <w:sz w:val="22"/>
+                <w:szCs w:val="22"/>
+              </w:rPr>
+              <w:t>') &gt;&amp; ordererlog</w:t>
             </w:r>
             <w:r>
               <w:rPr>
@@ -26248,7 +25232,7 @@
               <w:br/>
               <w:t xml:space="preserve">$ python </w:t>
             </w:r>
-            <w:hyperlink r:id="rId143" w:anchor="file-readthroughput_p2-py" w:tgtFrame="_blank" w:history="1">
+            <w:hyperlink r:id="rId117" w:anchor="file-readthroughput_p2-py" w:tgtFrame="_blank" w:history="1">
               <w:r>
                 <w:rPr>
                   <w:rStyle w:val="a7"/>
@@ -26360,7 +25344,27 @@
                 <w:sz w:val="22"/>
                 <w:szCs w:val="22"/>
               </w:rPr>
-              <w:t>'| awk '{print $1 }') &gt;&amp; peerlog</w:t>
+              <w:t>'| awk '{print $</w:t>
+            </w:r>
+            <w:proofErr w:type="gramStart"/>
+            <w:r>
+              <w:rPr>
+                <w:rFonts w:asciiTheme="minorHAnsi" w:hAnsiTheme="minorHAnsi" w:cstheme="minorHAnsi"/>
+                <w:b/>
+                <w:sz w:val="22"/>
+                <w:szCs w:val="22"/>
+              </w:rPr>
+              <w:t>1 }</w:t>
+            </w:r>
+            <w:proofErr w:type="gramEnd"/>
+            <w:r>
+              <w:rPr>
+                <w:rFonts w:asciiTheme="minorHAnsi" w:hAnsiTheme="minorHAnsi" w:cstheme="minorHAnsi"/>
+                <w:b/>
+                <w:sz w:val="22"/>
+                <w:szCs w:val="22"/>
+              </w:rPr>
+              <w:t>') &gt;&amp; peerlog</w:t>
             </w:r>
             <w:r>
               <w:rPr>
@@ -26404,7 +25408,7 @@
               </w:rPr>
               <w:t xml:space="preserve"> </w:t>
             </w:r>
-            <w:hyperlink r:id="rId144" w:anchor="file-readthroughput_p3-py" w:tgtFrame="_blank" w:history="1">
+            <w:hyperlink r:id="rId118" w:anchor="file-readthroughput_p3-py" w:tgtFrame="_blank" w:history="1">
               <w:r>
                 <w:rPr>
                   <w:rStyle w:val="a7"/>
@@ -26485,7 +25489,25 @@
                 <w:b/>
                 <w:bCs/>
               </w:rPr>
-              <w:t xml:space="preserve"> last.block -o orderer.example.com:7050 -c mychannel --tls --cafile /opt/gopath/src/github.com/hyperledger/fabric/peer/crypto/ordererOrganizations/example.com/orderers/orderer.example.com/msp/tlscacerts/tlsca.example.com-cert.pem</w:t>
+              <w:t xml:space="preserve"> </w:t>
+            </w:r>
+            <w:proofErr w:type="gramStart"/>
+            <w:r>
+              <w:rPr>
+                <w:rFonts w:cstheme="minorHAnsi"/>
+                <w:b/>
+                <w:bCs/>
+              </w:rPr>
+              <w:t>last.block</w:t>
+            </w:r>
+            <w:proofErr w:type="gramEnd"/>
+            <w:r>
+              <w:rPr>
+                <w:rFonts w:cstheme="minorHAnsi"/>
+                <w:b/>
+                <w:bCs/>
+              </w:rPr>
+              <w:t xml:space="preserve"> -o orderer.example.com:7050 -c mychannel --tls --cafile /opt/gopath/src/github.com/hyperledger/fabric/peer/crypto/ordererOrganizations/example.com/orderers/orderer.example.com/msp/tlscacerts/tlsca.example.com-cert.pem</w:t>
             </w:r>
           </w:p>
           <w:p>
@@ -26593,8 +25615,18 @@
                 <w:sz w:val="22"/>
                 <w:szCs w:val="22"/>
               </w:rPr>
-              <w:t># exit</w:t>
-            </w:r>
+              <w:t xml:space="preserve"># </w:t>
+            </w:r>
+            <w:proofErr w:type="gramStart"/>
+            <w:r>
+              <w:rPr>
+                <w:rFonts w:asciiTheme="minorHAnsi" w:hAnsiTheme="minorHAnsi" w:cstheme="minorHAnsi"/>
+                <w:sz w:val="22"/>
+                <w:szCs w:val="22"/>
+              </w:rPr>
+              <w:t>exit</w:t>
+            </w:r>
+            <w:proofErr w:type="gramEnd"/>
           </w:p>
           <w:p>
             <w:pPr>
@@ -26620,9 +25652,26 @@
                 <w:szCs w:val="22"/>
               </w:rPr>
               <w:br/>
-              <w:t>$ ./</w:t>
-            </w:r>
-            <w:hyperlink r:id="rId145" w:anchor="file-clean-sh" w:tgtFrame="_blank" w:history="1">
+            </w:r>
+            <w:proofErr w:type="gramStart"/>
+            <w:r>
+              <w:rPr>
+                <w:rFonts w:asciiTheme="minorHAnsi" w:hAnsiTheme="minorHAnsi" w:cstheme="minorHAnsi"/>
+                <w:sz w:val="22"/>
+                <w:szCs w:val="22"/>
+              </w:rPr>
+              <w:t>$ .</w:t>
+            </w:r>
+            <w:proofErr w:type="gramEnd"/>
+            <w:r>
+              <w:rPr>
+                <w:rFonts w:asciiTheme="minorHAnsi" w:hAnsiTheme="minorHAnsi" w:cstheme="minorHAnsi"/>
+                <w:sz w:val="22"/>
+                <w:szCs w:val="22"/>
+              </w:rPr>
+              <w:t>/</w:t>
+            </w:r>
+            <w:hyperlink r:id="rId119" w:anchor="file-clean-sh" w:tgtFrame="_blank" w:history="1">
               <w:r>
                 <w:rPr>
                   <w:rStyle w:val="a7"/>
@@ -26933,7 +25982,7 @@
             <w:r>
               <w:t xml:space="preserve">$ cp –r </w:t>
             </w:r>
-            <w:hyperlink r:id="rId146" w:history="1">
+            <w:hyperlink r:id="rId120" w:history="1">
               <w:r>
                 <w:rPr>
                   <w:rStyle w:val="a7"/>
@@ -30390,20 +29439,48 @@
               <w:rPr>
                 <w:rFonts w:ascii="宋体" w:eastAsia="宋体" w:hAnsi="宋体" w:cs="宋体"/>
               </w:rPr>
-              <w:t>$ docker logs $(docker ps -a | grep 'orderer'| awk '{print $1 }') &gt;&amp; ordererlog</w:t>
-            </w:r>
-          </w:p>
-          <w:p>
-            <w:pPr>
+              <w:t>$ docker logs $(docker ps -a | grep 'orderer'| awk '{print $</w:t>
+            </w:r>
+            <w:proofErr w:type="gramStart"/>
+            <w:r>
               <w:rPr>
                 <w:rFonts w:ascii="宋体" w:eastAsia="宋体" w:hAnsi="宋体" w:cs="宋体"/>
               </w:rPr>
-            </w:pPr>
+              <w:t>1 }</w:t>
+            </w:r>
+            <w:proofErr w:type="gramEnd"/>
             <w:r>
               <w:rPr>
                 <w:rFonts w:ascii="宋体" w:eastAsia="宋体" w:hAnsi="宋体" w:cs="宋体"/>
               </w:rPr>
-              <w:t>$ docker logs $(docker ps -a | grep 'peer node start'| awk '{print $1 }') &gt;&amp; peerlog</w:t>
+              <w:t>') &gt;&amp; ordererlog</w:t>
+            </w:r>
+          </w:p>
+          <w:p>
+            <w:pPr>
+              <w:rPr>
+                <w:rFonts w:ascii="宋体" w:eastAsia="宋体" w:hAnsi="宋体" w:cs="宋体"/>
+              </w:rPr>
+            </w:pPr>
+            <w:r>
+              <w:rPr>
+                <w:rFonts w:ascii="宋体" w:eastAsia="宋体" w:hAnsi="宋体" w:cs="宋体"/>
+              </w:rPr>
+              <w:t>$ docker logs $(docker ps -a | grep 'peer node start'| awk '{print $</w:t>
+            </w:r>
+            <w:proofErr w:type="gramStart"/>
+            <w:r>
+              <w:rPr>
+                <w:rFonts w:ascii="宋体" w:eastAsia="宋体" w:hAnsi="宋体" w:cs="宋体"/>
+              </w:rPr>
+              <w:t>1 }</w:t>
+            </w:r>
+            <w:proofErr w:type="gramEnd"/>
+            <w:r>
+              <w:rPr>
+                <w:rFonts w:ascii="宋体" w:eastAsia="宋体" w:hAnsi="宋体" w:cs="宋体"/>
+              </w:rPr>
+              <w:t>') &gt;&amp; peerlog</w:t>
             </w:r>
           </w:p>
         </w:tc>
@@ -31147,7 +30224,15 @@
               <w:t>peer channel fetch 1528</w:t>
             </w:r>
             <w:r>
-              <w:t xml:space="preserve"> last.block -o orderer.example.com:7050 -c mychannel --tls --cafile /opt/gopath/src/github.com/hyperledger/fabric/peer/crypto/ordererOrganizations/example.com/orderers/orderer.example.com/msp/tlscacerts/tlsca.example.com-cert.pem</w:t>
+              <w:t xml:space="preserve"> </w:t>
+            </w:r>
+            <w:proofErr w:type="gramStart"/>
+            <w:r>
+              <w:t>last.block</w:t>
+            </w:r>
+            <w:proofErr w:type="gramEnd"/>
+            <w:r>
+              <w:t xml:space="preserve"> -o orderer.example.com:7050 -c mychannel --tls --cafile /opt/gopath/src/github.com/hyperledger/fabric/peer/crypto/ordererOrganizations/example.com/orderers/orderer.example.com/msp/tlscacerts/tlsca.example.com-cert.pem</w:t>
             </w:r>
           </w:p>
         </w:tc>
@@ -32284,20 +31369,48 @@
               <w:rPr>
                 <w:rFonts w:ascii="宋体" w:eastAsia="宋体" w:hAnsi="宋体" w:cs="宋体"/>
               </w:rPr>
-              <w:t>$ docker logs $(docker ps -a | grep 'orderer'| awk '{print $1 }') &gt;&amp; ordererlog</w:t>
-            </w:r>
-          </w:p>
-          <w:p>
-            <w:pPr>
+              <w:t>$ docker logs $(docker ps -a | grep 'orderer'| awk '{print $</w:t>
+            </w:r>
+            <w:proofErr w:type="gramStart"/>
+            <w:r>
               <w:rPr>
                 <w:rFonts w:ascii="宋体" w:eastAsia="宋体" w:hAnsi="宋体" w:cs="宋体"/>
               </w:rPr>
-            </w:pPr>
+              <w:t>1 }</w:t>
+            </w:r>
+            <w:proofErr w:type="gramEnd"/>
             <w:r>
               <w:rPr>
                 <w:rFonts w:ascii="宋体" w:eastAsia="宋体" w:hAnsi="宋体" w:cs="宋体"/>
               </w:rPr>
-              <w:t>$ docker logs $(docker ps -a | grep 'peer node start'| awk '{print $1 }') &gt;&amp; peerlog</w:t>
+              <w:t>') &gt;&amp; ordererlog</w:t>
+            </w:r>
+          </w:p>
+          <w:p>
+            <w:pPr>
+              <w:rPr>
+                <w:rFonts w:ascii="宋体" w:eastAsia="宋体" w:hAnsi="宋体" w:cs="宋体"/>
+              </w:rPr>
+            </w:pPr>
+            <w:r>
+              <w:rPr>
+                <w:rFonts w:ascii="宋体" w:eastAsia="宋体" w:hAnsi="宋体" w:cs="宋体"/>
+              </w:rPr>
+              <w:t>$ docker logs $(docker ps -a | grep 'peer node start'| awk '{print $</w:t>
+            </w:r>
+            <w:proofErr w:type="gramStart"/>
+            <w:r>
+              <w:rPr>
+                <w:rFonts w:ascii="宋体" w:eastAsia="宋体" w:hAnsi="宋体" w:cs="宋体"/>
+              </w:rPr>
+              <w:t>1 }</w:t>
+            </w:r>
+            <w:proofErr w:type="gramEnd"/>
+            <w:r>
+              <w:rPr>
+                <w:rFonts w:ascii="宋体" w:eastAsia="宋体" w:hAnsi="宋体" w:cs="宋体"/>
+              </w:rPr>
+              <w:t>') &gt;&amp; peerlog</w:t>
             </w:r>
           </w:p>
         </w:tc>
@@ -32912,8 +32025,13 @@
     </w:p>
     <w:p>
       <w:r>
-        <w:t>Step2: git add .</w:t>
-      </w:r>
+        <w:t xml:space="preserve">Step2: git </w:t>
+      </w:r>
+      <w:proofErr w:type="gramStart"/>
+      <w:r>
+        <w:t>add .</w:t>
+      </w:r>
+      <w:proofErr w:type="gramEnd"/>
     </w:p>
     <w:p>
       <w:r>
@@ -32972,7 +32090,15 @@
         <w:t xml:space="preserve">git config </w:t>
       </w:r>
       <w:r>
-        <w:t>--global user.email "320653941@qq</w:t>
+        <w:t xml:space="preserve">--global </w:t>
+      </w:r>
+      <w:proofErr w:type="gramStart"/>
+      <w:r>
+        <w:t>user.email</w:t>
+      </w:r>
+      <w:proofErr w:type="gramEnd"/>
+      <w:r>
+        <w:t xml:space="preserve"> "320653941@qq</w:t>
       </w:r>
       <w:r>
         <w:t>.com"</w:t>
